--- a/Day18-MultiAgent.docx
+++ b/Day18-MultiAgent.docx
@@ -1,839 +1,1921 @@
 
 <file path=word/document.xml><?xml version="1.0" encoding="utf-8"?>
-<w:document xmlns:wpc="http://schemas.microsoft.com/office/word/2010/wordprocessingCanvas" xmlns:cx="http://schemas.microsoft.com/office/drawing/2014/chartex" xmlns:cx1="http://schemas.microsoft.com/office/drawing/2015/9/8/chartex" xmlns:cx2="http://schemas.microsoft.com/office/drawing/2015/10/21/chartex" xmlns:cx3="http://schemas.microsoft.com/office/drawing/2016/5/9/chartex" xmlns:cx4="http://schemas.microsoft.com/office/drawing/2016/5/10/chartex" xmlns:cx5="http://schemas.microsoft.com/office/drawing/2016/5/11/chartex" xmlns:cx6="http://schemas.microsoft.com/office/drawing/2016/5/12/chartex" xmlns:cx7="http://schemas.microsoft.com/office/drawing/2016/5/13/chartex" xmlns:cx8="http://schemas.microsoft.com/office/drawing/2016/5/14/chartex" xmlns:mc="http://schemas.openxmlformats.org/markup-compatibility/2006" xmlns:aink="http://schemas.microsoft.com/office/drawing/2016/ink" xmlns:am3d="http://schemas.microsoft.com/office/drawing/2017/model3d" xmlns:o="urn:schemas-microsoft-com:office:office" xmlns:oel="http://schemas.microsoft.com/office/2019/extlst" xmlns:r="http://schemas.openxmlformats.org/officeDocument/2006/relationships" xmlns:m="http://schemas.openxmlformats.org/officeDocument/2006/math" xmlns:v="urn:schemas-microsoft-com:vml" xmlns:wp14="http://schemas.microsoft.com/office/word/2010/wordprocessingDrawing" xmlns:wp="http://schemas.openxmlformats.org/drawingml/2006/wordprocessingDrawing" xmlns:w10="urn:schemas-microsoft-com:office:word" xmlns:w="http://schemas.openxmlformats.org/wordprocessingml/2006/main" xmlns:w14="http://schemas.microsoft.com/office/word/2010/wordml" xmlns:w15="http://schemas.microsoft.com/office/word/2012/wordml" xmlns:w16cex="http://schemas.microsoft.com/office/word/2018/wordml/cex" xmlns:w16cid="http://schemas.microsoft.com/office/word/2016/wordml/cid" xmlns:w16="http://schemas.microsoft.com/office/word/2018/wordml" xmlns:w16du="http://schemas.microsoft.com/office/word/2023/wordml/word16du" xmlns:w16sdtdh="http://schemas.microsoft.com/office/word/2020/wordml/sdtdatahash" xmlns:w16sdtfl="http://schemas.microsoft.com/office/word/2024/wordml/sdtformatlock" xmlns:w16se="http://schemas.microsoft.com/office/word/2015/wordml/symex" xmlns:wpg="http://schemas.microsoft.com/office/word/2010/wordprocessingGroup" xmlns:wpi="http://schemas.microsoft.com/office/word/2010/wordprocessingInk" xmlns:wne="http://schemas.microsoft.com/office/word/2006/wordml" xmlns:wps="http://schemas.microsoft.com/office/word/2010/wordprocessingShape" mc:Ignorable="w14 w15 w16se w16cid w16 w16cex w16sdtdh w16sdtfl w16du wp14">
+<w:document xmlns:wpc="http://schemas.microsoft.com/office/word/2010/wordprocessingCanvas" xmlns:cx="http://schemas.microsoft.com/office/drawing/2014/chartex" xmlns:cx1="http://schemas.microsoft.com/office/drawing/2015/9/8/chartex" xmlns:cx2="http://schemas.microsoft.com/office/drawing/2015/10/21/chartex" xmlns:cx3="http://schemas.microsoft.com/office/drawing/2016/5/9/chartex" xmlns:cx4="http://schemas.microsoft.com/office/drawing/2016/5/10/chartex" xmlns:cx5="http://schemas.microsoft.com/office/drawing/2016/5/11/chartex" xmlns:cx6="http://schemas.microsoft.com/office/drawing/2016/5/12/chartex" xmlns:cx7="http://schemas.microsoft.com/office/drawing/2016/5/13/chartex" xmlns:cx8="http://schemas.microsoft.com/office/drawing/2016/5/14/chartex" xmlns:mc="http://schemas.openxmlformats.org/markup-compatibility/2006" xmlns:aink="http://schemas.microsoft.com/office/drawing/2016/ink" xmlns:am3d="http://schemas.microsoft.com/office/drawing/2017/model3d" xmlns:o="urn:schemas-microsoft-com:office:office" xmlns:oel="http://schemas.microsoft.com/office/2019/extlst" xmlns:r="http://schemas.openxmlformats.org/officeDocument/2006/relationships" xmlns:m="http://schemas.openxmlformats.org/officeDocument/2006/math" xmlns:v="urn:schemas-microsoft-com:vml" xmlns:wp14="http://schemas.microsoft.com/office/word/2010/wordprocessingDrawing" xmlns:wp="http://schemas.openxmlformats.org/drawingml/2006/wordprocessingDrawing" xmlns:w10="urn:schemas-microsoft-com:office:word" xmlns:w="http://schemas.openxmlformats.org/wordprocessingml/2006/main" xmlns:w14="http://schemas.microsoft.com/office/word/2010/wordml" xmlns:w15="http://schemas.microsoft.com/office/word/2012/wordml" xmlns:w16cei="http://schemas.microsoft.com/office/word/2026/wordml/cei" xmlns:w16cex="http://schemas.microsoft.com/office/word/2018/wordml/cex" xmlns:w16cid="http://schemas.microsoft.com/office/word/2016/wordml/cid" xmlns:w16="http://schemas.microsoft.com/office/word/2018/wordml" xmlns:w16du="http://schemas.microsoft.com/office/word/2023/wordml/word16du" xmlns:w16sdtdh="http://schemas.microsoft.com/office/word/2020/wordml/sdtdatahash" xmlns:w16sdtfl="http://schemas.microsoft.com/office/word/2024/wordml/sdtformatlock" xmlns:w16se="http://schemas.microsoft.com/office/word/2015/wordml/symex" xmlns:wpg="http://schemas.microsoft.com/office/word/2010/wordprocessingGroup" xmlns:wpi="http://schemas.microsoft.com/office/word/2010/wordprocessingInk" xmlns:wne="http://schemas.microsoft.com/office/word/2006/wordml" xmlns:wps="http://schemas.microsoft.com/office/word/2010/wordprocessingShape" mc:Ignorable="w14 w15 w16se w16cid w16 w16cex w16sdtdh w16sdtfl w16du wp14">
   <w:body>
     <w:p>
       <w:pPr>
-        <w:rPr>
-          <w:b/>
-          <w:bCs/>
-        </w:rPr>
-      </w:pPr>
-      <w:r>
-        <w:rPr>
-          <w:b/>
-          <w:bCs/>
-        </w:rPr>
+        <w:pStyle w:val="Heading1"/>
+      </w:pPr>
+      <w:r>
         <w:t>Day 18: Native Multi-Agent Orchestration (Stable Pattern)</w:t>
       </w:r>
     </w:p>
     <w:p>
       <w:pPr>
         <w:rPr>
-          <w:b/>
-          <w:bCs/>
-        </w:rPr>
-      </w:pPr>
-      <w:r>
-        <w:rPr>
-          <w:b/>
-          <w:bCs/>
-        </w:rPr>
+          <w:rFonts w:ascii="Calibri" w:hAnsi="Calibri" w:cs="Calibri"/>
+          <w:sz w:val="22"/>
+        </w:rPr>
+      </w:pPr>
+    </w:p>
+    <w:p>
+      <w:pPr>
+        <w:pStyle w:val="Heading2"/>
+      </w:pPr>
+      <w:r>
         <w:t>Project Overview</w:t>
       </w:r>
     </w:p>
     <w:p>
-      <w:r>
-        <w:t>In Day 18, we tackle multi-agent collaboration using a </w:t>
-      </w:r>
-      <w:r>
-        <w:rPr>
-          <w:b/>
-          <w:bCs/>
-        </w:rPr>
-        <w:t>Native Orchestration</w:t>
-      </w:r>
-      <w:r>
-        <w:t> pattern. While experimental frameworks exist, they often conflict with Google Gemini's strict requirement that chat history must strictly alternate between User and Assistant roles. Today, we build a "Copywriting Desk" where a </w:t>
-      </w:r>
-      <w:r>
-        <w:rPr>
-          <w:b/>
-          <w:bCs/>
-        </w:rPr>
-        <w:t>Copywriter</w:t>
-      </w:r>
-      <w:r>
-        <w:t> and an </w:t>
-      </w:r>
-      <w:r>
-        <w:rPr>
-          <w:b/>
-          <w:bCs/>
-        </w:rPr>
-        <w:t>Editor</w:t>
-      </w:r>
-      <w:r>
-        <w:t> collaborate. We will manually manage the "Persona Swapping" and the "Gemini Protocol" to ensure 100% stability and visibility into how agents communicate.</w:t>
-      </w:r>
-    </w:p>
-    <w:p>
-      <w:pPr>
-        <w:rPr>
-          <w:b/>
-          <w:bCs/>
-        </w:rPr>
-      </w:pPr>
-      <w:r>
-        <w:rPr>
-          <w:b/>
-          <w:bCs/>
-        </w:rPr>
+      <w:pPr>
+        <w:rPr>
+          <w:rFonts w:ascii="Calibri" w:hAnsi="Calibri" w:cs="Calibri"/>
+          <w:sz w:val="22"/>
+        </w:rPr>
+      </w:pPr>
+      <w:r>
+        <w:rPr>
+          <w:rFonts w:ascii="Calibri" w:hAnsi="Calibri" w:cs="Calibri"/>
+          <w:sz w:val="22"/>
+        </w:rPr>
+        <w:t>In Day 18, we tackle multi-agent collaboration using a Native Orchestration pattern. We build a "Copywriting Desk" where a Copywriter and an Editor collaborate. We manually manage "Persona Swapping" using a standard C# loop, giving 100% stability and full visibility into how the agents communicate.</w:t>
+      </w:r>
+    </w:p>
+    <w:p>
+      <w:pPr>
+        <w:rPr>
+          <w:rFonts w:ascii="Calibri" w:hAnsi="Calibri" w:cs="Calibri"/>
+          <w:sz w:val="22"/>
+        </w:rPr>
+      </w:pPr>
+    </w:p>
+    <w:p>
+      <w:pPr>
+        <w:pStyle w:val="Heading2"/>
+      </w:pPr>
+      <w:r>
         <w:t>Setup</w:t>
       </w:r>
     </w:p>
     <w:p>
       <w:pPr>
+        <w:pStyle w:val="ListParagraph"/>
         <w:numPr>
           <w:ilvl w:val="0"/>
           <w:numId w:val="1"/>
         </w:numPr>
-      </w:pPr>
-      <w:r>
-        <w:rPr>
+        <w:rPr>
+          <w:rFonts w:ascii="Calibri" w:hAnsi="Calibri" w:cs="Calibri"/>
+          <w:sz w:val="22"/>
+        </w:rPr>
+      </w:pPr>
+      <w:r>
+        <w:rPr>
+          <w:rFonts w:ascii="Calibri" w:hAnsi="Calibri" w:cs="Calibri"/>
           <w:b/>
-          <w:bCs/>
+          <w:sz w:val="22"/>
         </w:rPr>
         <w:t>Project Name:</w:t>
       </w:r>
       <w:r>
-        <w:t> Day18NativeOrchestration</w:t>
-      </w:r>
-    </w:p>
-    <w:p>
-      <w:pPr>
+        <w:rPr>
+          <w:rFonts w:ascii="Calibri" w:hAnsi="Calibri" w:cs="Calibri"/>
+          <w:sz w:val="22"/>
+        </w:rPr>
+        <w:t xml:space="preserve"> Day18NativeOrchestration</w:t>
+      </w:r>
+    </w:p>
+    <w:p>
+      <w:pPr>
+        <w:pStyle w:val="ListParagraph"/>
         <w:numPr>
           <w:ilvl w:val="0"/>
           <w:numId w:val="1"/>
         </w:numPr>
-      </w:pPr>
-      <w:r>
-        <w:rPr>
+        <w:rPr>
+          <w:rFonts w:ascii="Calibri" w:hAnsi="Calibri" w:cs="Calibri"/>
+          <w:sz w:val="22"/>
+        </w:rPr>
+      </w:pPr>
+      <w:r>
+        <w:rPr>
+          <w:rFonts w:ascii="Calibri" w:hAnsi="Calibri" w:cs="Calibri"/>
           <w:b/>
-          <w:bCs/>
+          <w:sz w:val="22"/>
         </w:rPr>
         <w:t>NuGet Packages:</w:t>
       </w:r>
     </w:p>
     <w:p>
-      <w:r>
-        <w:t>codeBash</w:t>
-      </w:r>
-    </w:p>
-    <w:p>
-      <w:r>
-        <w:t>dotnet add package Microsoft.SemanticKernel</w:t>
-      </w:r>
-    </w:p>
-    <w:p>
-      <w:r>
-        <w:t>dotnet add package Microsoft.SemanticKernel.Connectors.Google</w:t>
-      </w:r>
-    </w:p>
-    <w:p>
-      <w:pPr>
-        <w:numPr>
-          <w:ilvl w:val="0"/>
-          <w:numId w:val="1"/>
-        </w:numPr>
-      </w:pPr>
-      <w:r>
-        <w:rPr>
-          <w:b/>
-          <w:bCs/>
-        </w:rPr>
-        <w:t>Environment Variable:</w:t>
-      </w:r>
-      <w:r>
-        <w:t> Ensure GEMINI_API_KEY is set.</w:t>
-      </w:r>
-    </w:p>
-    <w:p>
-      <w:pPr>
-        <w:rPr>
-          <w:b/>
-          <w:bCs/>
-        </w:rPr>
-      </w:pPr>
-      <w:r>
-        <w:rPr>
-          <w:b/>
-          <w:bCs/>
-        </w:rPr>
-        <w:t>Core Concepts</w:t>
-      </w:r>
-    </w:p>
-    <w:p>
-      <w:pPr>
+      <w:pPr>
+        <w:pStyle w:val="NoSpacing"/>
+        <w:rPr>
+          <w:rFonts w:ascii="Consolas" w:hAnsi="Consolas"/>
+          <w:sz w:val="19"/>
+        </w:rPr>
+      </w:pPr>
+      <w:r>
+        <w:rPr>
+          <w:rFonts w:ascii="Consolas" w:hAnsi="Consolas"/>
+          <w:sz w:val="19"/>
+        </w:rPr>
+        <w:t xml:space="preserve">  dotnet add package Microsoft.SemanticKernel</w:t>
+      </w:r>
+    </w:p>
+    <w:p>
+      <w:pPr>
+        <w:pStyle w:val="NoSpacing"/>
+        <w:rPr>
+          <w:rFonts w:ascii="Consolas" w:hAnsi="Consolas"/>
+          <w:sz w:val="19"/>
+        </w:rPr>
+      </w:pPr>
+      <w:r>
+        <w:rPr>
+          <w:rFonts w:ascii="Consolas" w:hAnsi="Consolas"/>
+          <w:sz w:val="19"/>
+        </w:rPr>
+        <w:t xml:space="preserve">  dotnet add package Microsoft.SemanticKernel.Connectors.OpenAI</w:t>
+      </w:r>
+    </w:p>
+    <w:p>
+      <w:pPr>
+        <w:pStyle w:val="ListParagraph"/>
         <w:numPr>
           <w:ilvl w:val="0"/>
           <w:numId w:val="2"/>
         </w:numPr>
-      </w:pPr>
-      <w:r>
-        <w:rPr>
+        <w:rPr>
+          <w:rFonts w:ascii="Calibri" w:hAnsi="Calibri" w:cs="Calibri"/>
+          <w:sz w:val="22"/>
+        </w:rPr>
+      </w:pPr>
+      <w:r>
+        <w:rPr>
+          <w:rFonts w:ascii="Calibri" w:hAnsi="Calibri" w:cs="Calibri"/>
           <w:b/>
-          <w:bCs/>
-        </w:rPr>
-        <w:t>Persona Swapping:</w:t>
-      </w:r>
-      <w:r>
-        <w:t> We use a single ChatHistory but "swap" the System Message at index 0 before each agent speaks. This changes the AI's identity without losing the conversation context.</w:t>
-      </w:r>
-    </w:p>
-    <w:p>
-      <w:pPr>
+          <w:sz w:val="22"/>
+        </w:rPr>
+        <w:t>Environment Variables:</w:t>
+      </w:r>
+      <w:r>
+        <w:rPr>
+          <w:rFonts w:ascii="Calibri" w:hAnsi="Calibri" w:cs="Calibri"/>
+          <w:sz w:val="22"/>
+        </w:rPr>
+        <w:t xml:space="preserve"> </w:t>
+      </w:r>
+      <w:r>
+        <w:rPr>
+          <w:rFonts w:ascii="Consolas" w:hAnsi="Consolas" w:cs="Calibri"/>
+          <w:sz w:val="20"/>
+        </w:rPr>
+        <w:t>OPENAI_API_KEY</w:t>
+      </w:r>
+      <w:r>
+        <w:rPr>
+          <w:rFonts w:ascii="Calibri" w:hAnsi="Calibri" w:cs="Calibri"/>
+          <w:sz w:val="22"/>
+        </w:rPr>
+        <w:t xml:space="preserve"> (required), </w:t>
+      </w:r>
+      <w:r>
+        <w:rPr>
+          <w:rFonts w:ascii="Consolas" w:hAnsi="Consolas" w:cs="Calibri"/>
+          <w:sz w:val="20"/>
+        </w:rPr>
+        <w:t>OPENAI_CHAT_MODEL</w:t>
+      </w:r>
+      <w:r>
+        <w:rPr>
+          <w:rFonts w:ascii="Calibri" w:hAnsi="Calibri" w:cs="Calibri"/>
+          <w:sz w:val="22"/>
+        </w:rPr>
+        <w:t xml:space="preserve"> (optional, defaults to </w:t>
+      </w:r>
+      <w:r>
+        <w:rPr>
+          <w:rFonts w:ascii="Consolas" w:hAnsi="Consolas" w:cs="Calibri"/>
+          <w:sz w:val="20"/>
+        </w:rPr>
+        <w:t>gpt-4o-mini</w:t>
+      </w:r>
+      <w:r>
+        <w:rPr>
+          <w:rFonts w:ascii="Calibri" w:hAnsi="Calibri" w:cs="Calibri"/>
+          <w:sz w:val="22"/>
+        </w:rPr>
+        <w:t>).</w:t>
+      </w:r>
+    </w:p>
+    <w:p>
+      <w:pPr>
+        <w:rPr>
+          <w:rFonts w:ascii="Calibri" w:hAnsi="Calibri" w:cs="Calibri"/>
+          <w:sz w:val="22"/>
+        </w:rPr>
+      </w:pPr>
+    </w:p>
+    <w:p>
+      <w:pPr>
+        <w:pStyle w:val="Heading2"/>
+      </w:pPr>
+      <w:r>
+        <w:t>Core Concepts</w:t>
+      </w:r>
+    </w:p>
+    <w:p>
+      <w:pPr>
+        <w:pStyle w:val="ListParagraph"/>
         <w:numPr>
           <w:ilvl w:val="0"/>
           <w:numId w:val="2"/>
         </w:numPr>
-      </w:pPr>
-      <w:r>
-        <w:rPr>
+        <w:rPr>
+          <w:rFonts w:ascii="Calibri" w:hAnsi="Calibri" w:cs="Calibri"/>
+          <w:sz w:val="22"/>
+        </w:rPr>
+      </w:pPr>
+      <w:r>
+        <w:rPr>
+          <w:rFonts w:ascii="Calibri" w:hAnsi="Calibri" w:cs="Calibri"/>
           <w:b/>
-          <w:bCs/>
-        </w:rPr>
-        <w:t>Protocol Alignment:</w:t>
-      </w:r>
-      <w:r>
-        <w:t> To prevent Gemini from returning empty responses, we ensure every Assistant message is followed by a User message (even a "nudge" or instruction) before the next agent speaks.</w:t>
-      </w:r>
-    </w:p>
-    <w:p>
-      <w:pPr>
+          <w:sz w:val="22"/>
+        </w:rPr>
+        <w:t>Persona Swapping:</w:t>
+      </w:r>
+      <w:r>
+        <w:rPr>
+          <w:rFonts w:ascii="Calibri" w:hAnsi="Calibri" w:cs="Calibri"/>
+          <w:sz w:val="22"/>
+        </w:rPr>
+        <w:t xml:space="preserve"> We use a single </w:t>
+      </w:r>
+      <w:r>
+        <w:rPr>
+          <w:rFonts w:ascii="Consolas" w:hAnsi="Consolas" w:cs="Calibri"/>
+          <w:sz w:val="20"/>
+        </w:rPr>
+        <w:t>ChatHistory</w:t>
+      </w:r>
+      <w:r>
+        <w:rPr>
+          <w:rFonts w:ascii="Calibri" w:hAnsi="Calibri" w:cs="Calibri"/>
+          <w:sz w:val="22"/>
+        </w:rPr>
+        <w:t xml:space="preserve"> but "swap" the System Message at index 0 before each agent speaks, changing the AI's identity without losing conversation context.</w:t>
+      </w:r>
+    </w:p>
+    <w:p>
+      <w:pPr>
+        <w:pStyle w:val="ListParagraph"/>
         <w:numPr>
           <w:ilvl w:val="0"/>
           <w:numId w:val="2"/>
         </w:numPr>
-      </w:pPr>
-      <w:r>
-        <w:rPr>
+        <w:rPr>
+          <w:rFonts w:ascii="Calibri" w:hAnsi="Calibri" w:cs="Calibri"/>
+          <w:sz w:val="22"/>
+        </w:rPr>
+      </w:pPr>
+      <w:r>
+        <w:rPr>
+          <w:rFonts w:ascii="Calibri" w:hAnsi="Calibri" w:cs="Calibri"/>
           <w:b/>
-          <w:bCs/>
+          <w:sz w:val="22"/>
+        </w:rPr>
+        <w:t>Role Alternation:</w:t>
+      </w:r>
+      <w:r>
+        <w:rPr>
+          <w:rFonts w:ascii="Calibri" w:hAnsi="Calibri" w:cs="Calibri"/>
+          <w:sz w:val="22"/>
+        </w:rPr>
+        <w:t xml:space="preserve"> Some model providers (notably Gemini) historically required chat history to strictly alternate User -&gt; Assistant -&gt; User. Plain OpenAI chat completions don't enforce that, so the "nudge" messages you'll see below are kept for readability (they read naturally as a hand-off between agents) rather than because the API requires them.</w:t>
+      </w:r>
+    </w:p>
+    <w:p>
+      <w:pPr>
+        <w:pStyle w:val="ListParagraph"/>
+        <w:numPr>
+          <w:ilvl w:val="0"/>
+          <w:numId w:val="2"/>
+        </w:numPr>
+        <w:rPr>
+          <w:rFonts w:ascii="Calibri" w:hAnsi="Calibri" w:cs="Calibri"/>
+          <w:sz w:val="22"/>
+        </w:rPr>
+      </w:pPr>
+      <w:r>
+        <w:rPr>
+          <w:rFonts w:ascii="Calibri" w:hAnsi="Calibri" w:cs="Calibri"/>
+          <w:b/>
+          <w:sz w:val="22"/>
         </w:rPr>
         <w:t>Manual Orchestration:</w:t>
       </w:r>
       <w:r>
-        <w:t> We use a standard C# loop to control the flow, providing a "white-box" view of the multi-agent logic.</w:t>
-      </w:r>
-    </w:p>
-    <w:p>
-      <w:pPr>
-        <w:rPr>
-          <w:b/>
-          <w:bCs/>
-        </w:rPr>
-      </w:pPr>
-      <w:r>
-        <w:rPr>
-          <w:b/>
-          <w:bCs/>
-        </w:rPr>
+        <w:rPr>
+          <w:rFonts w:ascii="Calibri" w:hAnsi="Calibri" w:cs="Calibri"/>
+          <w:sz w:val="22"/>
+        </w:rPr>
+        <w:t xml:space="preserve"> We use a standard C# loop to control the flow, providing a "white-box" view of the multi-agent logic.</w:t>
+      </w:r>
+    </w:p>
+    <w:p>
+      <w:pPr>
+        <w:rPr>
+          <w:rFonts w:ascii="Calibri" w:hAnsi="Calibri" w:cs="Calibri"/>
+          <w:sz w:val="22"/>
+        </w:rPr>
+      </w:pPr>
+    </w:p>
+    <w:p>
+      <w:pPr>
+        <w:pStyle w:val="Heading2"/>
+      </w:pPr>
+      <w:r>
         <w:t>Complete C# Code</w:t>
       </w:r>
     </w:p>
     <w:p>
-      <w:r>
-        <w:t>codeC#</w:t>
-      </w:r>
-    </w:p>
-    <w:p>
-      <w:r>
-        <w:t>using System;</w:t>
-      </w:r>
-    </w:p>
-    <w:p>
-      <w:r>
-        <w:t>using System.Threading.Tasks;</w:t>
-      </w:r>
-    </w:p>
-    <w:p>
-      <w:r>
+      <w:pPr>
+        <w:rPr>
+          <w:rFonts w:ascii="Calibri" w:hAnsi="Calibri" w:cs="Calibri"/>
+          <w:sz w:val="22"/>
+        </w:rPr>
+      </w:pPr>
+    </w:p>
+    <w:p>
+      <w:pPr>
+        <w:pStyle w:val="NoSpacing"/>
+        <w:rPr>
+          <w:rFonts w:ascii="Consolas" w:hAnsi="Consolas"/>
+          <w:sz w:val="19"/>
+        </w:rPr>
+      </w:pPr>
+      <w:r>
+        <w:rPr>
+          <w:rFonts w:ascii="Consolas" w:hAnsi="Consolas"/>
+          <w:sz w:val="19"/>
+        </w:rPr>
         <w:t>using Microsoft.SemanticKernel;</w:t>
       </w:r>
     </w:p>
     <w:p>
-      <w:r>
+      <w:pPr>
+        <w:pStyle w:val="NoSpacing"/>
+        <w:rPr>
+          <w:rFonts w:ascii="Consolas" w:hAnsi="Consolas"/>
+          <w:sz w:val="19"/>
+        </w:rPr>
+      </w:pPr>
+      <w:r>
+        <w:rPr>
+          <w:rFonts w:ascii="Consolas" w:hAnsi="Consolas"/>
+          <w:sz w:val="19"/>
+        </w:rPr>
+        <w:t>using Microsoft.SemanticKernel.ChatCompletion;</w:t>
+      </w:r>
+    </w:p>
+    <w:p>
+      <w:pPr>
+        <w:pStyle w:val="NoSpacing"/>
+        <w:rPr>
+          <w:rFonts w:ascii="Consolas" w:hAnsi="Consolas"/>
+          <w:sz w:val="19"/>
+        </w:rPr>
+      </w:pPr>
+    </w:p>
+    <w:p>
+      <w:pPr>
+        <w:pStyle w:val="NoSpacing"/>
+        <w:rPr>
+          <w:rFonts w:ascii="Consolas" w:hAnsi="Consolas"/>
+          <w:sz w:val="19"/>
+        </w:rPr>
+      </w:pPr>
+      <w:r>
+        <w:rPr>
+          <w:rFonts w:ascii="Consolas" w:hAnsi="Consolas"/>
+          <w:sz w:val="19"/>
+        </w:rPr>
+        <w:t>namespace Day18NativeOrchestration</w:t>
+      </w:r>
+    </w:p>
+    <w:p>
+      <w:pPr>
+        <w:pStyle w:val="NoSpacing"/>
+        <w:rPr>
+          <w:rFonts w:ascii="Consolas" w:hAnsi="Consolas"/>
+          <w:sz w:val="19"/>
+        </w:rPr>
+      </w:pPr>
+      <w:r>
+        <w:rPr>
+          <w:rFonts w:ascii="Consolas" w:hAnsi="Consolas"/>
+          <w:sz w:val="19"/>
+        </w:rPr>
+        <w:t>{</w:t>
+      </w:r>
+    </w:p>
+    <w:p>
+      <w:pPr>
+        <w:pStyle w:val="NoSpacing"/>
+        <w:rPr>
+          <w:rFonts w:ascii="Consolas" w:hAnsi="Consolas"/>
+          <w:sz w:val="19"/>
+        </w:rPr>
+      </w:pPr>
+      <w:r>
+        <w:rPr>
+          <w:rFonts w:ascii="Consolas" w:hAnsi="Consolas"/>
+          <w:sz w:val="19"/>
+        </w:rPr>
+        <w:t xml:space="preserve">    class Program</w:t>
+      </w:r>
+    </w:p>
+    <w:p>
+      <w:pPr>
+        <w:pStyle w:val="NoSpacing"/>
+        <w:rPr>
+          <w:rFonts w:ascii="Consolas" w:hAnsi="Consolas"/>
+          <w:sz w:val="19"/>
+        </w:rPr>
+      </w:pPr>
+      <w:r>
+        <w:rPr>
+          <w:rFonts w:ascii="Consolas" w:hAnsi="Consolas"/>
+          <w:sz w:val="19"/>
+        </w:rPr>
         <w:lastRenderedPageBreak/>
-        <w:t>using Microsoft.SemanticKernel.ChatCompletion;</w:t>
-      </w:r>
-    </w:p>
-    <w:p>
-      <w:r>
-        <w:t>using Microsoft.SemanticKernel.Connectors.Google;</w:t>
-      </w:r>
-    </w:p>
-    <w:p/>
-    <w:p>
-      <w:r>
-        <w:t>namespace Day18NativeOrchestration</w:t>
-      </w:r>
-    </w:p>
-    <w:p>
-      <w:r>
-        <w:t>{</w:t>
-      </w:r>
-    </w:p>
-    <w:p>
-      <w:r>
-        <w:t xml:space="preserve">    class Program</w:t>
-      </w:r>
-    </w:p>
-    <w:p>
-      <w:r>
         <w:t xml:space="preserve">    {</w:t>
       </w:r>
     </w:p>
     <w:p>
-      <w:r>
+      <w:pPr>
+        <w:pStyle w:val="NoSpacing"/>
+        <w:rPr>
+          <w:rFonts w:ascii="Consolas" w:hAnsi="Consolas"/>
+          <w:sz w:val="19"/>
+        </w:rPr>
+      </w:pPr>
+      <w:r>
+        <w:rPr>
+          <w:rFonts w:ascii="Consolas" w:hAnsi="Consolas"/>
+          <w:sz w:val="19"/>
+        </w:rPr>
         <w:t xml:space="preserve">        static async Task Main(string[] args)</w:t>
       </w:r>
     </w:p>
     <w:p>
-      <w:r>
+      <w:pPr>
+        <w:pStyle w:val="NoSpacing"/>
+        <w:rPr>
+          <w:rFonts w:ascii="Consolas" w:hAnsi="Consolas"/>
+          <w:sz w:val="19"/>
+        </w:rPr>
+      </w:pPr>
+      <w:r>
+        <w:rPr>
+          <w:rFonts w:ascii="Consolas" w:hAnsi="Consolas"/>
+          <w:sz w:val="19"/>
+        </w:rPr>
         <w:t xml:space="preserve">        {</w:t>
       </w:r>
     </w:p>
     <w:p>
-      <w:r>
+      <w:pPr>
+        <w:pStyle w:val="NoSpacing"/>
+        <w:rPr>
+          <w:rFonts w:ascii="Consolas" w:hAnsi="Consolas"/>
+          <w:sz w:val="19"/>
+        </w:rPr>
+      </w:pPr>
+      <w:r>
+        <w:rPr>
+          <w:rFonts w:ascii="Consolas" w:hAnsi="Consolas"/>
+          <w:sz w:val="19"/>
+        </w:rPr>
         <w:t xml:space="preserve">            // 1. Setup the Kernel (Explicit lines for clarity)</w:t>
       </w:r>
     </w:p>
     <w:p>
-      <w:r>
+      <w:pPr>
+        <w:pStyle w:val="NoSpacing"/>
+        <w:rPr>
+          <w:rFonts w:ascii="Consolas" w:hAnsi="Consolas"/>
+          <w:sz w:val="19"/>
+        </w:rPr>
+      </w:pPr>
+      <w:r>
+        <w:rPr>
+          <w:rFonts w:ascii="Consolas" w:hAnsi="Consolas"/>
+          <w:sz w:val="19"/>
+        </w:rPr>
         <w:t xml:space="preserve">            IKernelBuilder builder = Kernel.CreateBuilder();</w:t>
       </w:r>
     </w:p>
     <w:p>
-      <w:r>
-        <w:t xml:space="preserve">            </w:t>
-      </w:r>
-    </w:p>
-    <w:p>
-      <w:r>
-        <w:t xml:space="preserve">            string apiKey = Environment.GetEnvironmentVariable("GEMINI_API_KEY") </w:t>
-      </w:r>
-    </w:p>
-    <w:p>
-      <w:r>
-        <w:t xml:space="preserve">                ?? throw new Exception("GEMINI_API_KEY is missing");</w:t>
-      </w:r>
-    </w:p>
-    <w:p/>
-    <w:p>
-      <w:r>
-        <w:t xml:space="preserve">            builder.AddGoogleAIGeminiChatCompletion("gemini-2.5-flash", apiKey);</w:t>
-      </w:r>
-    </w:p>
-    <w:p>
-      <w:r>
-        <w:t xml:space="preserve">            </w:t>
-      </w:r>
-    </w:p>
-    <w:p>
-      <w:r>
+      <w:pPr>
+        <w:pStyle w:val="NoSpacing"/>
+        <w:rPr>
+          <w:rFonts w:ascii="Consolas" w:hAnsi="Consolas"/>
+          <w:sz w:val="19"/>
+        </w:rPr>
+      </w:pPr>
+    </w:p>
+    <w:p>
+      <w:pPr>
+        <w:pStyle w:val="NoSpacing"/>
+        <w:rPr>
+          <w:rFonts w:ascii="Consolas" w:hAnsi="Consolas"/>
+          <w:sz w:val="19"/>
+        </w:rPr>
+      </w:pPr>
+      <w:r>
+        <w:rPr>
+          <w:rFonts w:ascii="Consolas" w:hAnsi="Consolas"/>
+          <w:sz w:val="19"/>
+        </w:rPr>
+        <w:t xml:space="preserve">            string apiKey = Environment.GetEnvironmentVariable("OPENAI_API_KEY") ?? throw new Exception("Missing Key");</w:t>
+      </w:r>
+    </w:p>
+    <w:p>
+      <w:pPr>
+        <w:pStyle w:val="NoSpacing"/>
+        <w:rPr>
+          <w:rFonts w:ascii="Consolas" w:hAnsi="Consolas"/>
+          <w:sz w:val="19"/>
+        </w:rPr>
+      </w:pPr>
+      <w:r>
+        <w:rPr>
+          <w:rFonts w:ascii="Consolas" w:hAnsi="Consolas"/>
+          <w:sz w:val="19"/>
+        </w:rPr>
+        <w:t xml:space="preserve">            string modelId = Environment.GetEnvironmentVariable("OPENAI_CHAT_MODEL") ?? "gpt-4o-mini";</w:t>
+      </w:r>
+    </w:p>
+    <w:p>
+      <w:pPr>
+        <w:pStyle w:val="NoSpacing"/>
+        <w:rPr>
+          <w:rFonts w:ascii="Consolas" w:hAnsi="Consolas"/>
+          <w:sz w:val="19"/>
+        </w:rPr>
+      </w:pPr>
+      <w:r>
+        <w:rPr>
+          <w:rFonts w:ascii="Consolas" w:hAnsi="Consolas"/>
+          <w:sz w:val="19"/>
+        </w:rPr>
+        <w:t xml:space="preserve">            builder.AddOpenAIChatCompletion(modelId, apiKey);</w:t>
+      </w:r>
+    </w:p>
+    <w:p>
+      <w:pPr>
+        <w:pStyle w:val="NoSpacing"/>
+        <w:rPr>
+          <w:rFonts w:ascii="Consolas" w:hAnsi="Consolas"/>
+          <w:sz w:val="19"/>
+        </w:rPr>
+      </w:pPr>
+    </w:p>
+    <w:p>
+      <w:pPr>
+        <w:pStyle w:val="NoSpacing"/>
+        <w:rPr>
+          <w:rFonts w:ascii="Consolas" w:hAnsi="Consolas"/>
+          <w:sz w:val="19"/>
+        </w:rPr>
+      </w:pPr>
+      <w:r>
+        <w:rPr>
+          <w:rFonts w:ascii="Consolas" w:hAnsi="Consolas"/>
+          <w:sz w:val="19"/>
+        </w:rPr>
         <w:t xml:space="preserve">            Kernel kernel = builder.Build();</w:t>
       </w:r>
     </w:p>
-    <w:p/>
-    <w:p>
-      <w:r>
+    <w:p>
+      <w:pPr>
+        <w:pStyle w:val="NoSpacing"/>
+        <w:rPr>
+          <w:rFonts w:ascii="Consolas" w:hAnsi="Consolas"/>
+          <w:sz w:val="19"/>
+        </w:rPr>
+      </w:pPr>
+    </w:p>
+    <w:p>
+      <w:pPr>
+        <w:pStyle w:val="NoSpacing"/>
+        <w:rPr>
+          <w:rFonts w:ascii="Consolas" w:hAnsi="Consolas"/>
+          <w:sz w:val="19"/>
+        </w:rPr>
+      </w:pPr>
+      <w:r>
+        <w:rPr>
+          <w:rFonts w:ascii="Consolas" w:hAnsi="Consolas"/>
+          <w:sz w:val="19"/>
+        </w:rPr>
         <w:t xml:space="preserve">            // 2. Get the Chat Service</w:t>
       </w:r>
     </w:p>
     <w:p>
-      <w:r>
+      <w:pPr>
+        <w:pStyle w:val="NoSpacing"/>
+        <w:rPr>
+          <w:rFonts w:ascii="Consolas" w:hAnsi="Consolas"/>
+          <w:sz w:val="19"/>
+        </w:rPr>
+      </w:pPr>
+      <w:r>
+        <w:rPr>
+          <w:rFonts w:ascii="Consolas" w:hAnsi="Consolas"/>
+          <w:sz w:val="19"/>
+        </w:rPr>
         <w:t xml:space="preserve">            IChatCompletionService chatService = kernel.GetRequiredService&lt;IChatCompletionService&gt;();</w:t>
       </w:r>
     </w:p>
-    <w:p/>
-    <w:p>
-      <w:r>
+    <w:p>
+      <w:pPr>
+        <w:pStyle w:val="NoSpacing"/>
+        <w:rPr>
+          <w:rFonts w:ascii="Consolas" w:hAnsi="Consolas"/>
+          <w:sz w:val="19"/>
+        </w:rPr>
+      </w:pPr>
+    </w:p>
+    <w:p>
+      <w:pPr>
+        <w:pStyle w:val="NoSpacing"/>
+        <w:rPr>
+          <w:rFonts w:ascii="Consolas" w:hAnsi="Consolas"/>
+          <w:sz w:val="19"/>
+        </w:rPr>
+      </w:pPr>
+      <w:r>
+        <w:rPr>
+          <w:rFonts w:ascii="Consolas" w:hAnsi="Consolas"/>
+          <w:sz w:val="19"/>
+        </w:rPr>
         <w:t xml:space="preserve">            // 3. Define the Specialist Personas</w:t>
       </w:r>
     </w:p>
     <w:p>
-      <w:r>
+      <w:pPr>
+        <w:pStyle w:val="NoSpacing"/>
+        <w:rPr>
+          <w:rFonts w:ascii="Consolas" w:hAnsi="Consolas"/>
+          <w:sz w:val="19"/>
+        </w:rPr>
+      </w:pPr>
+      <w:r>
+        <w:rPr>
+          <w:rFonts w:ascii="Consolas" w:hAnsi="Consolas"/>
+          <w:sz w:val="19"/>
+        </w:rPr>
         <w:t xml:space="preserve">            string copywriterPersona = "You are a creative copywriter. Write a punchy 5-word slogan for the product provided.";</w:t>
       </w:r>
     </w:p>
     <w:p>
-      <w:r>
+      <w:pPr>
+        <w:pStyle w:val="NoSpacing"/>
+        <w:rPr>
+          <w:rFonts w:ascii="Consolas" w:hAnsi="Consolas"/>
+          <w:sz w:val="19"/>
+        </w:rPr>
+      </w:pPr>
+      <w:r>
+        <w:rPr>
+          <w:rFonts w:ascii="Consolas" w:hAnsi="Consolas"/>
+          <w:sz w:val="19"/>
+        </w:rPr>
+        <w:t xml:space="preserve">            string editorPersona = "You are a brand editor. Review the slogan. If it's perfect, say 'APPROVED'. If not, provide one suggestion.";</w:t>
+      </w:r>
+    </w:p>
+    <w:p>
+      <w:pPr>
+        <w:pStyle w:val="NoSpacing"/>
+        <w:rPr>
+          <w:rFonts w:ascii="Consolas" w:hAnsi="Consolas"/>
+          <w:sz w:val="19"/>
+        </w:rPr>
+      </w:pPr>
+    </w:p>
+    <w:p>
+      <w:pPr>
+        <w:pStyle w:val="NoSpacing"/>
+        <w:rPr>
+          <w:rFonts w:ascii="Consolas" w:hAnsi="Consolas"/>
+          <w:sz w:val="19"/>
+        </w:rPr>
+      </w:pPr>
+      <w:r>
+        <w:rPr>
+          <w:rFonts w:ascii="Consolas" w:hAnsi="Consolas"/>
+          <w:sz w:val="19"/>
+        </w:rPr>
+        <w:t xml:space="preserve">            // 4. Shared Conversation History</w:t>
+      </w:r>
+    </w:p>
+    <w:p>
+      <w:pPr>
+        <w:pStyle w:val="NoSpacing"/>
+        <w:rPr>
+          <w:rFonts w:ascii="Consolas" w:hAnsi="Consolas"/>
+          <w:sz w:val="19"/>
+        </w:rPr>
+      </w:pPr>
+      <w:r>
+        <w:rPr>
+          <w:rFonts w:ascii="Consolas" w:hAnsi="Consolas"/>
+          <w:sz w:val="19"/>
+        </w:rPr>
+        <w:t xml:space="preserve">            ChatHistory chatHistory = new ChatHistory();</w:t>
+      </w:r>
+    </w:p>
+    <w:p>
+      <w:pPr>
+        <w:pStyle w:val="NoSpacing"/>
+        <w:rPr>
+          <w:rFonts w:ascii="Consolas" w:hAnsi="Consolas"/>
+          <w:sz w:val="19"/>
+        </w:rPr>
+      </w:pPr>
+    </w:p>
+    <w:p>
+      <w:pPr>
+        <w:pStyle w:val="NoSpacing"/>
+        <w:rPr>
+          <w:rFonts w:ascii="Consolas" w:hAnsi="Consolas"/>
+          <w:sz w:val="19"/>
+        </w:rPr>
+      </w:pPr>
+      <w:r>
+        <w:rPr>
+          <w:rFonts w:ascii="Consolas" w:hAnsi="Consolas"/>
+          <w:sz w:val="19"/>
+        </w:rPr>
+        <w:t xml:space="preserve">            Console.Write("Enter a product to market: ");</w:t>
+      </w:r>
+    </w:p>
+    <w:p>
+      <w:pPr>
+        <w:pStyle w:val="NoSpacing"/>
+        <w:rPr>
+          <w:rFonts w:ascii="Consolas" w:hAnsi="Consolas"/>
+          <w:sz w:val="19"/>
+        </w:rPr>
+      </w:pPr>
+      <w:r>
+        <w:rPr>
+          <w:rFonts w:ascii="Consolas" w:hAnsi="Consolas"/>
+          <w:sz w:val="19"/>
+        </w:rPr>
+        <w:t xml:space="preserve">            string? product = Console.ReadLine();</w:t>
+      </w:r>
+    </w:p>
+    <w:p>
+      <w:pPr>
+        <w:pStyle w:val="NoSpacing"/>
+        <w:rPr>
+          <w:rFonts w:ascii="Consolas" w:hAnsi="Consolas"/>
+          <w:sz w:val="19"/>
+        </w:rPr>
+      </w:pPr>
+    </w:p>
+    <w:p>
+      <w:pPr>
+        <w:pStyle w:val="NoSpacing"/>
+        <w:rPr>
+          <w:rFonts w:ascii="Consolas" w:hAnsi="Consolas"/>
+          <w:sz w:val="19"/>
+        </w:rPr>
+      </w:pPr>
+      <w:r>
+        <w:rPr>
+          <w:rFonts w:ascii="Consolas" w:hAnsi="Consolas"/>
+          <w:sz w:val="19"/>
+        </w:rPr>
+        <w:t xml:space="preserve">            if (string.IsNullOrWhiteSpace(product)) return;</w:t>
+      </w:r>
+    </w:p>
+    <w:p>
+      <w:pPr>
+        <w:pStyle w:val="NoSpacing"/>
+        <w:rPr>
+          <w:rFonts w:ascii="Consolas" w:hAnsi="Consolas"/>
+          <w:sz w:val="19"/>
+        </w:rPr>
+      </w:pPr>
+      <w:r>
+        <w:rPr>
+          <w:rFonts w:ascii="Consolas" w:hAnsi="Consolas"/>
+          <w:sz w:val="19"/>
+        </w:rPr>
+        <w:t xml:space="preserve">            chatHistory.AddUserMessage($"Product: {product}");</w:t>
+      </w:r>
+    </w:p>
+    <w:p>
+      <w:pPr>
+        <w:pStyle w:val="NoSpacing"/>
+        <w:rPr>
+          <w:rFonts w:ascii="Consolas" w:hAnsi="Consolas"/>
+          <w:sz w:val="19"/>
+        </w:rPr>
+      </w:pPr>
+    </w:p>
+    <w:p>
+      <w:pPr>
+        <w:pStyle w:val="NoSpacing"/>
+        <w:rPr>
+          <w:rFonts w:ascii="Consolas" w:hAnsi="Consolas"/>
+          <w:sz w:val="19"/>
+        </w:rPr>
+      </w:pPr>
+      <w:r>
+        <w:rPr>
+          <w:rFonts w:ascii="Consolas" w:hAnsi="Consolas"/>
+          <w:sz w:val="19"/>
+        </w:rPr>
+        <w:t xml:space="preserve">            bool isComplete = false;</w:t>
+      </w:r>
+    </w:p>
+    <w:p>
+      <w:pPr>
+        <w:pStyle w:val="NoSpacing"/>
+        <w:rPr>
+          <w:rFonts w:ascii="Consolas" w:hAnsi="Consolas"/>
+          <w:sz w:val="19"/>
+        </w:rPr>
+      </w:pPr>
+      <w:r>
+        <w:rPr>
+          <w:rFonts w:ascii="Consolas" w:hAnsi="Consolas"/>
+          <w:sz w:val="19"/>
+        </w:rPr>
+        <w:t xml:space="preserve">            int currentIteration = 0;</w:t>
+      </w:r>
+    </w:p>
+    <w:p>
+      <w:pPr>
+        <w:pStyle w:val="NoSpacing"/>
+        <w:rPr>
+          <w:rFonts w:ascii="Consolas" w:hAnsi="Consolas"/>
+          <w:sz w:val="19"/>
+        </w:rPr>
+      </w:pPr>
+      <w:r>
+        <w:rPr>
+          <w:rFonts w:ascii="Consolas" w:hAnsi="Consolas"/>
+          <w:sz w:val="19"/>
+        </w:rPr>
+        <w:t xml:space="preserve">            int maxIterations = 4; // Safety cap</w:t>
+      </w:r>
+    </w:p>
+    <w:p>
+      <w:pPr>
+        <w:pStyle w:val="NoSpacing"/>
+        <w:rPr>
+          <w:rFonts w:ascii="Consolas" w:hAnsi="Consolas"/>
+          <w:sz w:val="19"/>
+        </w:rPr>
+      </w:pPr>
+    </w:p>
+    <w:p>
+      <w:pPr>
+        <w:pStyle w:val="NoSpacing"/>
+        <w:rPr>
+          <w:rFonts w:ascii="Consolas" w:hAnsi="Consolas"/>
+          <w:sz w:val="19"/>
+        </w:rPr>
+      </w:pPr>
+      <w:r>
+        <w:rPr>
+          <w:rFonts w:ascii="Consolas" w:hAnsi="Consolas"/>
+          <w:sz w:val="19"/>
+        </w:rPr>
+        <w:t xml:space="preserve">            Console.WriteLine("\nMulti-Agent Collaboration Started...");</w:t>
+      </w:r>
+    </w:p>
+    <w:p>
+      <w:pPr>
+        <w:pStyle w:val="NoSpacing"/>
+        <w:rPr>
+          <w:rFonts w:ascii="Consolas" w:hAnsi="Consolas"/>
+          <w:sz w:val="19"/>
+        </w:rPr>
+      </w:pPr>
+    </w:p>
+    <w:p>
+      <w:pPr>
+        <w:pStyle w:val="NoSpacing"/>
+        <w:rPr>
+          <w:rFonts w:ascii="Consolas" w:hAnsi="Consolas"/>
+          <w:sz w:val="19"/>
+        </w:rPr>
+      </w:pPr>
+      <w:r>
+        <w:rPr>
+          <w:rFonts w:ascii="Consolas" w:hAnsi="Consolas"/>
+          <w:sz w:val="19"/>
+        </w:rPr>
+        <w:t xml:space="preserve">            while (!isComplete &amp;&amp; currentIteration &lt; maxIterations)</w:t>
+      </w:r>
+    </w:p>
+    <w:p>
+      <w:pPr>
+        <w:pStyle w:val="NoSpacing"/>
+        <w:rPr>
+          <w:rFonts w:ascii="Consolas" w:hAnsi="Consolas"/>
+          <w:sz w:val="19"/>
+        </w:rPr>
+      </w:pPr>
+      <w:r>
+        <w:rPr>
+          <w:rFonts w:ascii="Consolas" w:hAnsi="Consolas"/>
+          <w:sz w:val="19"/>
+        </w:rPr>
+        <w:t xml:space="preserve">            {</w:t>
+      </w:r>
+    </w:p>
+    <w:p>
+      <w:pPr>
+        <w:pStyle w:val="NoSpacing"/>
+        <w:rPr>
+          <w:rFonts w:ascii="Consolas" w:hAnsi="Consolas"/>
+          <w:sz w:val="19"/>
+        </w:rPr>
+      </w:pPr>
+      <w:r>
+        <w:rPr>
+          <w:rFonts w:ascii="Consolas" w:hAnsi="Consolas"/>
+          <w:sz w:val="19"/>
+        </w:rPr>
+        <w:t xml:space="preserve">                // --- STEP A: COPYWRITER TURN ---</w:t>
+      </w:r>
+    </w:p>
+    <w:p>
+      <w:pPr>
+        <w:pStyle w:val="NoSpacing"/>
+        <w:rPr>
+          <w:rFonts w:ascii="Consolas" w:hAnsi="Consolas"/>
+          <w:sz w:val="19"/>
+        </w:rPr>
+      </w:pPr>
+      <w:r>
+        <w:rPr>
+          <w:rFonts w:ascii="Consolas" w:hAnsi="Consolas"/>
+          <w:sz w:val="19"/>
+        </w:rPr>
+        <w:t xml:space="preserve">                chatHistory.Insert(0, new ChatMessageContent(AuthorRole.System, copywriterPersona));</w:t>
+      </w:r>
+    </w:p>
+    <w:p>
+      <w:pPr>
+        <w:pStyle w:val="NoSpacing"/>
+        <w:rPr>
+          <w:rFonts w:ascii="Consolas" w:hAnsi="Consolas"/>
+          <w:sz w:val="19"/>
+        </w:rPr>
+      </w:pPr>
+      <w:r>
+        <w:rPr>
+          <w:rFonts w:ascii="Consolas" w:hAnsi="Consolas"/>
+          <w:sz w:val="19"/>
+        </w:rPr>
+        <w:t xml:space="preserve">                var copywriterResult = await chatService.GetChatMessageContentAsync(chatHistory, kernel: kernel);</w:t>
+      </w:r>
+    </w:p>
+    <w:p>
+      <w:pPr>
+        <w:pStyle w:val="NoSpacing"/>
+        <w:rPr>
+          <w:rFonts w:ascii="Consolas" w:hAnsi="Consolas"/>
+          <w:sz w:val="19"/>
+        </w:rPr>
+      </w:pPr>
+      <w:r>
+        <w:rPr>
+          <w:rFonts w:ascii="Consolas" w:hAnsi="Consolas"/>
+          <w:sz w:val="19"/>
+        </w:rPr>
+        <w:t xml:space="preserve">                chatHistory.RemoveAt(0);</w:t>
+      </w:r>
+    </w:p>
+    <w:p>
+      <w:pPr>
+        <w:pStyle w:val="NoSpacing"/>
+        <w:rPr>
+          <w:rFonts w:ascii="Consolas" w:hAnsi="Consolas"/>
+          <w:sz w:val="19"/>
+        </w:rPr>
+      </w:pPr>
+    </w:p>
+    <w:p>
+      <w:pPr>
+        <w:pStyle w:val="NoSpacing"/>
+        <w:rPr>
+          <w:rFonts w:ascii="Consolas" w:hAnsi="Consolas"/>
+          <w:sz w:val="19"/>
+        </w:rPr>
+      </w:pPr>
+      <w:r>
+        <w:rPr>
+          <w:rFonts w:ascii="Consolas" w:hAnsi="Consolas"/>
+          <w:sz w:val="19"/>
+        </w:rPr>
+        <w:t xml:space="preserve">                string slogan = copywriterResult.Content ?? "No slogan generated.";</w:t>
+      </w:r>
+    </w:p>
+    <w:p>
+      <w:pPr>
+        <w:pStyle w:val="NoSpacing"/>
+        <w:rPr>
+          <w:rFonts w:ascii="Consolas" w:hAnsi="Consolas"/>
+          <w:sz w:val="19"/>
+        </w:rPr>
+      </w:pPr>
+      <w:r>
+        <w:rPr>
+          <w:rFonts w:ascii="Consolas" w:hAnsi="Consolas"/>
+          <w:sz w:val="19"/>
+        </w:rPr>
+        <w:t xml:space="preserve">                chatHistory.AddAssistantMessage(slogan);</w:t>
+      </w:r>
+    </w:p>
+    <w:p>
+      <w:pPr>
+        <w:pStyle w:val="NoSpacing"/>
+        <w:rPr>
+          <w:rFonts w:ascii="Consolas" w:hAnsi="Consolas"/>
+          <w:sz w:val="19"/>
+        </w:rPr>
+      </w:pPr>
+      <w:r>
+        <w:rPr>
+          <w:rFonts w:ascii="Consolas" w:hAnsi="Consolas"/>
+          <w:sz w:val="19"/>
+        </w:rPr>
+        <w:t xml:space="preserve">                Console.WriteLine($"\n[COPYWRITER]: {slogan}");</w:t>
+      </w:r>
+    </w:p>
+    <w:p>
+      <w:pPr>
+        <w:pStyle w:val="NoSpacing"/>
+        <w:rPr>
+          <w:rFonts w:ascii="Consolas" w:hAnsi="Consolas"/>
+          <w:sz w:val="19"/>
+        </w:rPr>
+      </w:pPr>
+    </w:p>
+    <w:p>
+      <w:pPr>
+        <w:pStyle w:val="NoSpacing"/>
+        <w:rPr>
+          <w:rFonts w:ascii="Consolas" w:hAnsi="Consolas"/>
+          <w:sz w:val="19"/>
+        </w:rPr>
+      </w:pPr>
+      <w:r>
+        <w:rPr>
+          <w:rFonts w:ascii="Consolas" w:hAnsi="Consolas"/>
+          <w:sz w:val="19"/>
+        </w:rPr>
+        <w:t xml:space="preserve">                // --- ROLE ALTERNATION NUDGE ---</w:t>
+      </w:r>
+    </w:p>
+    <w:p>
+      <w:pPr>
+        <w:pStyle w:val="NoSpacing"/>
+        <w:rPr>
+          <w:rFonts w:ascii="Consolas" w:hAnsi="Consolas"/>
+          <w:sz w:val="19"/>
+        </w:rPr>
+      </w:pPr>
+      <w:r>
+        <w:rPr>
+          <w:rFonts w:ascii="Consolas" w:hAnsi="Consolas"/>
+          <w:sz w:val="19"/>
+        </w:rPr>
+        <w:t xml:space="preserve">                // This originated as a workaround for Gemini's strict requirement that chat</w:t>
+      </w:r>
+    </w:p>
+    <w:p>
+      <w:pPr>
+        <w:pStyle w:val="NoSpacing"/>
+        <w:rPr>
+          <w:rFonts w:ascii="Consolas" w:hAnsi="Consolas"/>
+          <w:sz w:val="19"/>
+        </w:rPr>
+      </w:pPr>
+      <w:r>
+        <w:rPr>
+          <w:rFonts w:ascii="Consolas" w:hAnsi="Consolas"/>
+          <w:sz w:val="19"/>
+        </w:rPr>
+        <w:t xml:space="preserve">                // history alternate User -&gt; Assistant -&gt; User. Plain OpenAI chat completions</w:t>
+      </w:r>
+    </w:p>
+    <w:p>
+      <w:pPr>
+        <w:pStyle w:val="NoSpacing"/>
+        <w:rPr>
+          <w:rFonts w:ascii="Consolas" w:hAnsi="Consolas"/>
+          <w:sz w:val="19"/>
+        </w:rPr>
+      </w:pPr>
+      <w:r>
+        <w:rPr>
+          <w:rFonts w:ascii="Consolas" w:hAnsi="Consolas"/>
+          <w:sz w:val="19"/>
+        </w:rPr>
         <w:lastRenderedPageBreak/>
-        <w:t xml:space="preserve">            string editorPersona = "You are a brand editor. Review the slogan. If it's perfect, say 'APPROVED'. If not, provide one suggestion.";</w:t>
-      </w:r>
-    </w:p>
-    <w:p/>
-    <w:p>
-      <w:r>
-        <w:t xml:space="preserve">            // 4. Shared Conversation History</w:t>
-      </w:r>
-    </w:p>
-    <w:p>
-      <w:r>
-        <w:t xml:space="preserve">            ChatHistory chatHistory = new ChatHistory();</w:t>
-      </w:r>
-    </w:p>
-    <w:p>
-      <w:r>
-        <w:t xml:space="preserve">            </w:t>
-      </w:r>
-    </w:p>
-    <w:p>
-      <w:r>
-        <w:t xml:space="preserve">            Console.Write("Enter a product to market: ");</w:t>
-      </w:r>
-    </w:p>
-    <w:p>
-      <w:r>
-        <w:t xml:space="preserve">            string? product = Console.ReadLine();</w:t>
-      </w:r>
-    </w:p>
-    <w:p>
-      <w:r>
-        <w:t xml:space="preserve">            </w:t>
-      </w:r>
-    </w:p>
-    <w:p>
-      <w:r>
-        <w:t xml:space="preserve">            if (string.IsNullOrWhiteSpace(product)) return;</w:t>
-      </w:r>
-    </w:p>
-    <w:p>
-      <w:r>
-        <w:t xml:space="preserve">            chatHistory.AddUserMessage($"Product: {product}");</w:t>
-      </w:r>
-    </w:p>
-    <w:p/>
-    <w:p>
-      <w:r>
-        <w:t xml:space="preserve">            bool isComplete = false;</w:t>
-      </w:r>
-    </w:p>
-    <w:p>
-      <w:r>
-        <w:t xml:space="preserve">            int currentIteration = 0;</w:t>
-      </w:r>
-    </w:p>
-    <w:p>
-      <w:r>
-        <w:t xml:space="preserve">            int maxIterations = 4; // Safety cap</w:t>
-      </w:r>
-    </w:p>
-    <w:p/>
-    <w:p>
-      <w:r>
-        <w:t xml:space="preserve">            Console.WriteLine("\n</w:t>
-      </w:r>
-      <w:r>
-        <w:rPr>
-          <w:rFonts w:ascii="Segoe UI Emoji" w:hAnsi="Segoe UI Emoji" w:cs="Segoe UI Emoji"/>
-        </w:rPr>
-        <w:t>🚀</w:t>
-      </w:r>
-      <w:r>
-        <w:t xml:space="preserve"> Multi-Agent Collaboration Started...");</w:t>
-      </w:r>
-    </w:p>
-    <w:p/>
-    <w:p>
-      <w:r>
-        <w:t xml:space="preserve">            while (!isComplete &amp;&amp; currentIteration &lt; maxIterations)</w:t>
-      </w:r>
-    </w:p>
-    <w:p>
-      <w:r>
-        <w:t xml:space="preserve">            {</w:t>
-      </w:r>
-    </w:p>
-    <w:p>
-      <w:r>
-        <w:t xml:space="preserve">                // --- STEP A: COPYWRITER TURN ---</w:t>
-      </w:r>
-    </w:p>
-    <w:p>
-      <w:r>
-        <w:t xml:space="preserve">                // We inject the Persona at Index 0</w:t>
-      </w:r>
-    </w:p>
-    <w:p>
-      <w:r>
-        <w:t xml:space="preserve">                chatHistory.Insert(0, new ChatMessageContent(AuthorRole.System, copywriterPersona));</w:t>
-      </w:r>
-    </w:p>
-    <w:p>
-      <w:r>
-        <w:t xml:space="preserve">                </w:t>
-      </w:r>
-    </w:p>
-    <w:p>
-      <w:r>
-        <w:t xml:space="preserve">                var copywriterResult = await chatService.GetChatMessageContentAsync(chatHistory, kernel: kernel);</w:t>
-      </w:r>
-    </w:p>
-    <w:p>
-      <w:r>
-        <w:lastRenderedPageBreak/>
-        <w:t xml:space="preserve">                </w:t>
-      </w:r>
-    </w:p>
-    <w:p>
-      <w:r>
-        <w:t xml:space="preserve">                // Clean up the System Persona for the next turn</w:t>
-      </w:r>
-    </w:p>
-    <w:p>
-      <w:r>
-        <w:t xml:space="preserve">                chatHistory.RemoveAt(0); </w:t>
-      </w:r>
-    </w:p>
-    <w:p>
-      <w:r>
-        <w:t xml:space="preserve">                </w:t>
-      </w:r>
-    </w:p>
-    <w:p>
-      <w:r>
-        <w:t xml:space="preserve">                string slogan = copywriterResult.Content ?? "No slogan generated.";</w:t>
-      </w:r>
-    </w:p>
-    <w:p>
-      <w:r>
-        <w:t xml:space="preserve">                chatHistory.AddAssistantMessage(slogan);</w:t>
-      </w:r>
-    </w:p>
-    <w:p>
-      <w:r>
-        <w:t xml:space="preserve">                Console.WriteLine($"\n[COPYWRITER]: {slogan}");</w:t>
-      </w:r>
-    </w:p>
-    <w:p/>
-    <w:p>
-      <w:r>
-        <w:t xml:space="preserve">                // --- GEMINI PROTOCOL NUDGE ---</w:t>
-      </w:r>
-    </w:p>
-    <w:p>
-      <w:r>
-        <w:t xml:space="preserve">                // Gemini requires User -&gt; Assistant alternation. </w:t>
-      </w:r>
-    </w:p>
-    <w:p>
-      <w:r>
-        <w:t xml:space="preserve">                // We add a 'User' instruction to prepare for the Editor's turn.</w:t>
-      </w:r>
-    </w:p>
-    <w:p>
-      <w:r>
+        <w:t xml:space="preserve">                // don't enforce that alternation, so this nudge is no longer strictly required</w:t>
+      </w:r>
+    </w:p>
+    <w:p>
+      <w:pPr>
+        <w:pStyle w:val="NoSpacing"/>
+        <w:rPr>
+          <w:rFonts w:ascii="Consolas" w:hAnsi="Consolas"/>
+          <w:sz w:val="19"/>
+        </w:rPr>
+      </w:pPr>
+      <w:r>
+        <w:rPr>
+          <w:rFonts w:ascii="Consolas" w:hAnsi="Consolas"/>
+          <w:sz w:val="19"/>
+        </w:rPr>
+        <w:t xml:space="preserve">                // here - it's kept because it's harmless and still reads naturally as "handing</w:t>
+      </w:r>
+    </w:p>
+    <w:p>
+      <w:pPr>
+        <w:pStyle w:val="NoSpacing"/>
+        <w:rPr>
+          <w:rFonts w:ascii="Consolas" w:hAnsi="Consolas"/>
+          <w:sz w:val="19"/>
+        </w:rPr>
+      </w:pPr>
+      <w:r>
+        <w:rPr>
+          <w:rFonts w:ascii="Consolas" w:hAnsi="Consolas"/>
+          <w:sz w:val="19"/>
+        </w:rPr>
+        <w:t xml:space="preserve">                // off" to the next agent.</w:t>
+      </w:r>
+    </w:p>
+    <w:p>
+      <w:pPr>
+        <w:pStyle w:val="NoSpacing"/>
+        <w:rPr>
+          <w:rFonts w:ascii="Consolas" w:hAnsi="Consolas"/>
+          <w:sz w:val="19"/>
+        </w:rPr>
+      </w:pPr>
+      <w:r>
+        <w:rPr>
+          <w:rFonts w:ascii="Consolas" w:hAnsi="Consolas"/>
+          <w:sz w:val="19"/>
+        </w:rPr>
         <w:t xml:space="preserve">                chatHistory.AddUserMessage("Editor, please review the slogan above.");</w:t>
       </w:r>
     </w:p>
-    <w:p/>
-    <w:p>
-      <w:r>
+    <w:p>
+      <w:pPr>
+        <w:pStyle w:val="NoSpacing"/>
+        <w:rPr>
+          <w:rFonts w:ascii="Consolas" w:hAnsi="Consolas"/>
+          <w:sz w:val="19"/>
+        </w:rPr>
+      </w:pPr>
+    </w:p>
+    <w:p>
+      <w:pPr>
+        <w:pStyle w:val="NoSpacing"/>
+        <w:rPr>
+          <w:rFonts w:ascii="Consolas" w:hAnsi="Consolas"/>
+          <w:sz w:val="19"/>
+        </w:rPr>
+      </w:pPr>
+      <w:r>
+        <w:rPr>
+          <w:rFonts w:ascii="Consolas" w:hAnsi="Consolas"/>
+          <w:sz w:val="19"/>
+        </w:rPr>
         <w:t xml:space="preserve">                // --- STEP B: EDITOR TURN ---</w:t>
       </w:r>
     </w:p>
     <w:p>
-      <w:r>
+      <w:pPr>
+        <w:pStyle w:val="NoSpacing"/>
+        <w:rPr>
+          <w:rFonts w:ascii="Consolas" w:hAnsi="Consolas"/>
+          <w:sz w:val="19"/>
+        </w:rPr>
+      </w:pPr>
+      <w:r>
+        <w:rPr>
+          <w:rFonts w:ascii="Consolas" w:hAnsi="Consolas"/>
+          <w:sz w:val="19"/>
+        </w:rPr>
         <w:t xml:space="preserve">                chatHistory.Insert(0, new ChatMessageContent(AuthorRole.System, editorPersona));</w:t>
       </w:r>
     </w:p>
     <w:p>
-      <w:r>
-        <w:t xml:space="preserve">                </w:t>
-      </w:r>
-    </w:p>
-    <w:p>
-      <w:r>
+      <w:pPr>
+        <w:pStyle w:val="NoSpacing"/>
+        <w:rPr>
+          <w:rFonts w:ascii="Consolas" w:hAnsi="Consolas"/>
+          <w:sz w:val="19"/>
+        </w:rPr>
+      </w:pPr>
+      <w:r>
+        <w:rPr>
+          <w:rFonts w:ascii="Consolas" w:hAnsi="Consolas"/>
+          <w:sz w:val="19"/>
+        </w:rPr>
         <w:t xml:space="preserve">                var editorResult = await chatService.GetChatMessageContentAsync(chatHistory, kernel: kernel);</w:t>
       </w:r>
     </w:p>
     <w:p>
-      <w:r>
-        <w:t xml:space="preserve">                </w:t>
-      </w:r>
-    </w:p>
-    <w:p>
-      <w:r>
+      <w:pPr>
+        <w:pStyle w:val="NoSpacing"/>
+        <w:rPr>
+          <w:rFonts w:ascii="Consolas" w:hAnsi="Consolas"/>
+          <w:sz w:val="19"/>
+        </w:rPr>
+      </w:pPr>
+      <w:r>
+        <w:rPr>
+          <w:rFonts w:ascii="Consolas" w:hAnsi="Consolas"/>
+          <w:sz w:val="19"/>
+        </w:rPr>
         <w:t xml:space="preserve">                chatHistory.RemoveAt(0);</w:t>
       </w:r>
     </w:p>
-    <w:p/>
-    <w:p>
-      <w:r>
+    <w:p>
+      <w:pPr>
+        <w:pStyle w:val="NoSpacing"/>
+        <w:rPr>
+          <w:rFonts w:ascii="Consolas" w:hAnsi="Consolas"/>
+          <w:sz w:val="19"/>
+        </w:rPr>
+      </w:pPr>
+    </w:p>
+    <w:p>
+      <w:pPr>
+        <w:pStyle w:val="NoSpacing"/>
+        <w:rPr>
+          <w:rFonts w:ascii="Consolas" w:hAnsi="Consolas"/>
+          <w:sz w:val="19"/>
+        </w:rPr>
+      </w:pPr>
+      <w:r>
+        <w:rPr>
+          <w:rFonts w:ascii="Consolas" w:hAnsi="Consolas"/>
+          <w:sz w:val="19"/>
+        </w:rPr>
         <w:t xml:space="preserve">                string review = editorResult.Content ?? "No review generated.";</w:t>
       </w:r>
     </w:p>
     <w:p>
-      <w:r>
+      <w:pPr>
+        <w:pStyle w:val="NoSpacing"/>
+        <w:rPr>
+          <w:rFonts w:ascii="Consolas" w:hAnsi="Consolas"/>
+          <w:sz w:val="19"/>
+        </w:rPr>
+      </w:pPr>
+      <w:r>
+        <w:rPr>
+          <w:rFonts w:ascii="Consolas" w:hAnsi="Consolas"/>
+          <w:sz w:val="19"/>
+        </w:rPr>
         <w:t xml:space="preserve">                chatHistory.AddAssistantMessage(review);</w:t>
       </w:r>
     </w:p>
     <w:p>
-      <w:r>
+      <w:pPr>
+        <w:pStyle w:val="NoSpacing"/>
+        <w:rPr>
+          <w:rFonts w:ascii="Consolas" w:hAnsi="Consolas"/>
+          <w:sz w:val="19"/>
+        </w:rPr>
+      </w:pPr>
+      <w:r>
+        <w:rPr>
+          <w:rFonts w:ascii="Consolas" w:hAnsi="Consolas"/>
+          <w:sz w:val="19"/>
+        </w:rPr>
         <w:t xml:space="preserve">                Console.WriteLine($"\n[EDITOR]: {review}");</w:t>
       </w:r>
     </w:p>
-    <w:p/>
-    <w:p>
-      <w:r>
+    <w:p>
+      <w:pPr>
+        <w:pStyle w:val="NoSpacing"/>
+        <w:rPr>
+          <w:rFonts w:ascii="Consolas" w:hAnsi="Consolas"/>
+          <w:sz w:val="19"/>
+        </w:rPr>
+      </w:pPr>
+    </w:p>
+    <w:p>
+      <w:pPr>
+        <w:pStyle w:val="NoSpacing"/>
+        <w:rPr>
+          <w:rFonts w:ascii="Consolas" w:hAnsi="Consolas"/>
+          <w:sz w:val="19"/>
+        </w:rPr>
+      </w:pPr>
+      <w:r>
+        <w:rPr>
+          <w:rFonts w:ascii="Consolas" w:hAnsi="Consolas"/>
+          <w:sz w:val="19"/>
+        </w:rPr>
         <w:t xml:space="preserve">                if (review.Contains("APPROVED", StringComparison.OrdinalIgnoreCase))</w:t>
       </w:r>
     </w:p>
     <w:p>
-      <w:r>
-        <w:lastRenderedPageBreak/>
+      <w:pPr>
+        <w:pStyle w:val="NoSpacing"/>
+        <w:rPr>
+          <w:rFonts w:ascii="Consolas" w:hAnsi="Consolas"/>
+          <w:sz w:val="19"/>
+        </w:rPr>
+      </w:pPr>
+      <w:r>
+        <w:rPr>
+          <w:rFonts w:ascii="Consolas" w:hAnsi="Consolas"/>
+          <w:sz w:val="19"/>
+        </w:rPr>
         <w:t xml:space="preserve">                {</w:t>
       </w:r>
     </w:p>
     <w:p>
-      <w:r>
+      <w:pPr>
+        <w:pStyle w:val="NoSpacing"/>
+        <w:rPr>
+          <w:rFonts w:ascii="Consolas" w:hAnsi="Consolas"/>
+          <w:sz w:val="19"/>
+        </w:rPr>
+      </w:pPr>
+      <w:r>
+        <w:rPr>
+          <w:rFonts w:ascii="Consolas" w:hAnsi="Consolas"/>
+          <w:sz w:val="19"/>
+        </w:rPr>
         <w:t xml:space="preserve">                    isComplete = true;</w:t>
       </w:r>
     </w:p>
     <w:p>
-      <w:r>
+      <w:pPr>
+        <w:pStyle w:val="NoSpacing"/>
+        <w:rPr>
+          <w:rFonts w:ascii="Consolas" w:hAnsi="Consolas"/>
+          <w:sz w:val="19"/>
+        </w:rPr>
+      </w:pPr>
+      <w:r>
+        <w:rPr>
+          <w:rFonts w:ascii="Consolas" w:hAnsi="Consolas"/>
+          <w:sz w:val="19"/>
+        </w:rPr>
         <w:t xml:space="preserve">                }</w:t>
       </w:r>
     </w:p>
     <w:p>
-      <w:r>
+      <w:pPr>
+        <w:pStyle w:val="NoSpacing"/>
+        <w:rPr>
+          <w:rFonts w:ascii="Consolas" w:hAnsi="Consolas"/>
+          <w:sz w:val="19"/>
+        </w:rPr>
+      </w:pPr>
+      <w:r>
+        <w:rPr>
+          <w:rFonts w:ascii="Consolas" w:hAnsi="Consolas"/>
+          <w:sz w:val="19"/>
+        </w:rPr>
         <w:t xml:space="preserve">                else</w:t>
       </w:r>
     </w:p>
     <w:p>
-      <w:r>
+      <w:pPr>
+        <w:pStyle w:val="NoSpacing"/>
+        <w:rPr>
+          <w:rFonts w:ascii="Consolas" w:hAnsi="Consolas"/>
+          <w:sz w:val="19"/>
+        </w:rPr>
+      </w:pPr>
+      <w:r>
+        <w:rPr>
+          <w:rFonts w:ascii="Consolas" w:hAnsi="Consolas"/>
+          <w:sz w:val="19"/>
+        </w:rPr>
         <w:t xml:space="preserve">                {</w:t>
       </w:r>
     </w:p>
     <w:p>
-      <w:r>
-        <w:t xml:space="preserve">                    // If not approved, add a User nudge to send it back to the Copywriter</w:t>
-      </w:r>
-    </w:p>
-    <w:p>
-      <w:r>
+      <w:pPr>
+        <w:pStyle w:val="NoSpacing"/>
+        <w:rPr>
+          <w:rFonts w:ascii="Consolas" w:hAnsi="Consolas"/>
+          <w:sz w:val="19"/>
+        </w:rPr>
+      </w:pPr>
+      <w:r>
+        <w:rPr>
+          <w:rFonts w:ascii="Consolas" w:hAnsi="Consolas"/>
+          <w:sz w:val="19"/>
+        </w:rPr>
         <w:t xml:space="preserve">                    chatHistory.AddUserMessage("Copywriter, please refine the slogan based on that feedback.");</w:t>
       </w:r>
     </w:p>
     <w:p>
-      <w:r>
+      <w:pPr>
+        <w:pStyle w:val="NoSpacing"/>
+        <w:rPr>
+          <w:rFonts w:ascii="Consolas" w:hAnsi="Consolas"/>
+          <w:sz w:val="19"/>
+        </w:rPr>
+      </w:pPr>
+      <w:r>
+        <w:rPr>
+          <w:rFonts w:ascii="Consolas" w:hAnsi="Consolas"/>
+          <w:sz w:val="19"/>
+        </w:rPr>
         <w:t xml:space="preserve">                }</w:t>
       </w:r>
     </w:p>
-    <w:p/>
-    <w:p>
-      <w:r>
+    <w:p>
+      <w:pPr>
+        <w:pStyle w:val="NoSpacing"/>
+        <w:rPr>
+          <w:rFonts w:ascii="Consolas" w:hAnsi="Consolas"/>
+          <w:sz w:val="19"/>
+        </w:rPr>
+      </w:pPr>
+    </w:p>
+    <w:p>
+      <w:pPr>
+        <w:pStyle w:val="NoSpacing"/>
+        <w:rPr>
+          <w:rFonts w:ascii="Consolas" w:hAnsi="Consolas"/>
+          <w:sz w:val="19"/>
+        </w:rPr>
+      </w:pPr>
+      <w:r>
+        <w:rPr>
+          <w:rFonts w:ascii="Consolas" w:hAnsi="Consolas"/>
+          <w:sz w:val="19"/>
+        </w:rPr>
         <w:t xml:space="preserve">                currentIteration++;</w:t>
       </w:r>
     </w:p>
     <w:p>
-      <w:r>
+      <w:pPr>
+        <w:pStyle w:val="NoSpacing"/>
+        <w:rPr>
+          <w:rFonts w:ascii="Consolas" w:hAnsi="Consolas"/>
+          <w:sz w:val="19"/>
+        </w:rPr>
+      </w:pPr>
+      <w:r>
+        <w:rPr>
+          <w:rFonts w:ascii="Consolas" w:hAnsi="Consolas"/>
+          <w:sz w:val="19"/>
+        </w:rPr>
         <w:t xml:space="preserve">            }</w:t>
       </w:r>
     </w:p>
-    <w:p/>
-    <w:p>
-      <w:r>
-        <w:t xml:space="preserve">            Console.WriteLine(isComplete ? "\n</w:t>
-      </w:r>
-      <w:r>
-        <w:rPr>
-          <w:rFonts w:ascii="Segoe UI Emoji" w:hAnsi="Segoe UI Emoji" w:cs="Segoe UI Emoji"/>
-        </w:rPr>
-        <w:t>✅</w:t>
-      </w:r>
-      <w:r>
-        <w:t xml:space="preserve"> Workflow Finalized." : "\n</w:t>
-      </w:r>
-      <w:r>
-        <w:rPr>
-          <w:rFonts w:ascii="Segoe UI Emoji" w:hAnsi="Segoe UI Emoji" w:cs="Segoe UI Emoji"/>
-        </w:rPr>
-        <w:t>⚠️</w:t>
-      </w:r>
-      <w:r>
-        <w:t xml:space="preserve"> Max iterations reached.");</w:t>
-      </w:r>
-    </w:p>
-    <w:p>
-      <w:r>
+    <w:p>
+      <w:pPr>
+        <w:pStyle w:val="NoSpacing"/>
+        <w:rPr>
+          <w:rFonts w:ascii="Consolas" w:hAnsi="Consolas"/>
+          <w:sz w:val="19"/>
+        </w:rPr>
+      </w:pPr>
+    </w:p>
+    <w:p>
+      <w:pPr>
+        <w:pStyle w:val="NoSpacing"/>
+        <w:rPr>
+          <w:rFonts w:ascii="Consolas" w:hAnsi="Consolas"/>
+          <w:sz w:val="19"/>
+        </w:rPr>
+      </w:pPr>
+      <w:r>
+        <w:rPr>
+          <w:rFonts w:ascii="Consolas" w:hAnsi="Consolas"/>
+          <w:sz w:val="19"/>
+        </w:rPr>
+        <w:t xml:space="preserve">            Console.WriteLine(isComplete ? "\nWorkflow Finalized." : "\nMax iterations reached.");</w:t>
+      </w:r>
+    </w:p>
+    <w:p>
+      <w:pPr>
+        <w:pStyle w:val="NoSpacing"/>
+        <w:rPr>
+          <w:rFonts w:ascii="Consolas" w:hAnsi="Consolas"/>
+          <w:sz w:val="19"/>
+        </w:rPr>
+      </w:pPr>
+      <w:r>
+        <w:rPr>
+          <w:rFonts w:ascii="Consolas" w:hAnsi="Consolas"/>
+          <w:sz w:val="19"/>
+        </w:rPr>
         <w:t xml:space="preserve">        }</w:t>
       </w:r>
     </w:p>
     <w:p>
-      <w:r>
+      <w:pPr>
+        <w:pStyle w:val="NoSpacing"/>
+        <w:rPr>
+          <w:rFonts w:ascii="Consolas" w:hAnsi="Consolas"/>
+          <w:sz w:val="19"/>
+        </w:rPr>
+      </w:pPr>
+      <w:r>
+        <w:rPr>
+          <w:rFonts w:ascii="Consolas" w:hAnsi="Consolas"/>
+          <w:sz w:val="19"/>
+        </w:rPr>
         <w:t xml:space="preserve">    }</w:t>
       </w:r>
     </w:p>
     <w:p>
-      <w:r>
+      <w:pPr>
+        <w:pStyle w:val="NoSpacing"/>
+        <w:rPr>
+          <w:rFonts w:ascii="Consolas" w:hAnsi="Consolas"/>
+          <w:sz w:val="19"/>
+        </w:rPr>
+      </w:pPr>
+      <w:r>
+        <w:rPr>
+          <w:rFonts w:ascii="Consolas" w:hAnsi="Consolas"/>
+          <w:sz w:val="19"/>
+        </w:rPr>
         <w:t>}</w:t>
       </w:r>
     </w:p>
     <w:p>
       <w:pPr>
         <w:rPr>
-          <w:b/>
-          <w:bCs/>
-        </w:rPr>
-      </w:pPr>
-      <w:r>
-        <w:rPr>
-          <w:b/>
-          <w:bCs/>
-        </w:rPr>
+          <w:rFonts w:ascii="Calibri" w:hAnsi="Calibri" w:cs="Calibri"/>
+          <w:sz w:val="22"/>
+        </w:rPr>
+      </w:pPr>
+    </w:p>
+    <w:p>
+      <w:pPr>
+        <w:pStyle w:val="Heading2"/>
+      </w:pPr>
+      <w:r>
         <w:t>Walkthrough</w:t>
       </w:r>
     </w:p>
     <w:p>
       <w:pPr>
+        <w:pStyle w:val="ListParagraph"/>
         <w:numPr>
           <w:ilvl w:val="0"/>
           <w:numId w:val="3"/>
         </w:numPr>
-      </w:pPr>
-      <w:r>
-        <w:rPr>
+        <w:rPr>
+          <w:rFonts w:ascii="Calibri" w:hAnsi="Calibri" w:cs="Calibri"/>
+          <w:sz w:val="22"/>
+        </w:rPr>
+      </w:pPr>
+      <w:r>
+        <w:rPr>
+          <w:rFonts w:ascii="Calibri" w:hAnsi="Calibri" w:cs="Calibri"/>
           <w:b/>
-          <w:bCs/>
+          <w:sz w:val="22"/>
         </w:rPr>
         <w:t>System Swapping:</w:t>
       </w:r>
       <w:r>
-        <w:t> By using chatHistory.Insert(0, ...) and chatHistory.RemoveAt(0), we dynamically change the "soul" of the agent. When the Developer turn happens, the LLM truly believes it is a Developer because that persona is the first thing it reads.</w:t>
-      </w:r>
-    </w:p>
-    <w:p>
-      <w:pPr>
+        <w:rPr>
+          <w:rFonts w:ascii="Calibri" w:hAnsi="Calibri" w:cs="Calibri"/>
+          <w:sz w:val="22"/>
+        </w:rPr>
+        <w:t xml:space="preserve"> By using </w:t>
+      </w:r>
+      <w:r>
+        <w:rPr>
+          <w:rFonts w:ascii="Consolas" w:hAnsi="Consolas" w:cs="Calibri"/>
+          <w:sz w:val="20"/>
+        </w:rPr>
+        <w:t>chatHistory.Insert(0, ...)</w:t>
+      </w:r>
+      <w:r>
+        <w:rPr>
+          <w:rFonts w:ascii="Calibri" w:hAnsi="Calibri" w:cs="Calibri"/>
+          <w:sz w:val="22"/>
+        </w:rPr>
+        <w:t xml:space="preserve"> and </w:t>
+      </w:r>
+      <w:r>
+        <w:rPr>
+          <w:rFonts w:ascii="Consolas" w:hAnsi="Consolas" w:cs="Calibri"/>
+          <w:sz w:val="20"/>
+        </w:rPr>
+        <w:t>chatHistory.RemoveAt(0)</w:t>
+      </w:r>
+      <w:r>
+        <w:rPr>
+          <w:rFonts w:ascii="Calibri" w:hAnsi="Calibri" w:cs="Calibri"/>
+          <w:sz w:val="22"/>
+        </w:rPr>
+        <w:t>, we dynamically change the "soul" of the agent. When the Copywriter's turn happens, the LLM believes it is a copywriter because that persona is the first thing it reads.</w:t>
+      </w:r>
+    </w:p>
+    <w:p>
+      <w:pPr>
+        <w:pStyle w:val="ListParagraph"/>
         <w:numPr>
           <w:ilvl w:val="0"/>
           <w:numId w:val="3"/>
         </w:numPr>
-      </w:pPr>
-      <w:r>
-        <w:rPr>
+        <w:rPr>
+          <w:rFonts w:ascii="Calibri" w:hAnsi="Calibri" w:cs="Calibri"/>
+          <w:sz w:val="22"/>
+        </w:rPr>
+      </w:pPr>
+      <w:r>
+        <w:rPr>
+          <w:rFonts w:ascii="Calibri" w:hAnsi="Calibri" w:cs="Calibri"/>
           <w:b/>
-          <w:bCs/>
+          <w:sz w:val="22"/>
         </w:rPr>
         <w:t>Role Alternation (The Nudge):</w:t>
       </w:r>
       <w:r>
-        <w:t> Notice the calls to chatHistory.AddUserMessage. These are critical for Gemini. Without these "User" bridges, the history would have two "Assistant" messages in a row, which causes the Gemini API to reject the request or return empty text.</w:t>
-      </w:r>
-    </w:p>
-    <w:p>
-      <w:pPr>
+        <w:rPr>
+          <w:rFonts w:ascii="Calibri" w:hAnsi="Calibri" w:cs="Calibri"/>
+          <w:sz w:val="22"/>
+        </w:rPr>
+        <w:t xml:space="preserve"> The </w:t>
+      </w:r>
+      <w:r>
+        <w:rPr>
+          <w:rFonts w:ascii="Consolas" w:hAnsi="Consolas" w:cs="Calibri"/>
+          <w:sz w:val="20"/>
+        </w:rPr>
+        <w:t>chatHistory.AddUserMessage</w:t>
+      </w:r>
+      <w:r>
+        <w:rPr>
+          <w:rFonts w:ascii="Calibri" w:hAnsi="Calibri" w:cs="Calibri"/>
+          <w:sz w:val="22"/>
+        </w:rPr>
+        <w:t xml:space="preserve"> bridge calls originated to satisfy Gemini's strict alternation requirement. Under OpenAI they're no longer required — the code keeps them because they're harmless and read naturally as a hand-off between agents.</w:t>
+      </w:r>
+    </w:p>
+    <w:p>
+      <w:pPr>
+        <w:pStyle w:val="ListParagraph"/>
         <w:numPr>
           <w:ilvl w:val="0"/>
           <w:numId w:val="3"/>
         </w:numPr>
-      </w:pPr>
-      <w:r>
-        <w:rPr>
+        <w:rPr>
+          <w:rFonts w:ascii="Calibri" w:hAnsi="Calibri" w:cs="Calibri"/>
+          <w:sz w:val="22"/>
+        </w:rPr>
+      </w:pPr>
+      <w:r>
+        <w:rPr>
+          <w:rFonts w:ascii="Calibri" w:hAnsi="Calibri" w:cs="Calibri"/>
           <w:b/>
-          <w:bCs/>
-        </w:rPr>
-        <w:lastRenderedPageBreak/>
+          <w:sz w:val="22"/>
+        </w:rPr>
         <w:t>Shared Memory:</w:t>
       </w:r>
       <w:r>
-        <w:t> Because all agents share the same ChatHistory object, the Editor can see exactly what the Copywriter wrote, and the Copywriter can see the Editor's critiques in the next loop iteration.</w:t>
-      </w:r>
-    </w:p>
-    <w:p>
-      <w:pPr>
+        <w:rPr>
+          <w:rFonts w:ascii="Calibri" w:hAnsi="Calibri" w:cs="Calibri"/>
+          <w:sz w:val="22"/>
+        </w:rPr>
+        <w:t xml:space="preserve"> Because all agents share the same </w:t>
+      </w:r>
+      <w:r>
+        <w:rPr>
+          <w:rFonts w:ascii="Consolas" w:hAnsi="Consolas" w:cs="Calibri"/>
+          <w:sz w:val="20"/>
+        </w:rPr>
+        <w:t>ChatHistory</w:t>
+      </w:r>
+      <w:r>
+        <w:rPr>
+          <w:rFonts w:ascii="Calibri" w:hAnsi="Calibri" w:cs="Calibri"/>
+          <w:sz w:val="22"/>
+        </w:rPr>
+        <w:t xml:space="preserve"> object, the Editor can see exactly what the Copywriter wrote, and vice versa in the next loop iteration.</w:t>
+      </w:r>
+    </w:p>
+    <w:p>
+      <w:pPr>
+        <w:pStyle w:val="ListParagraph"/>
         <w:numPr>
           <w:ilvl w:val="0"/>
           <w:numId w:val="3"/>
         </w:numPr>
-      </w:pPr>
-      <w:r>
-        <w:rPr>
+        <w:rPr>
+          <w:rFonts w:ascii="Calibri" w:hAnsi="Calibri" w:cs="Calibri"/>
+          <w:sz w:val="22"/>
+        </w:rPr>
+      </w:pPr>
+      <w:r>
+        <w:rPr>
+          <w:rFonts w:ascii="Calibri" w:hAnsi="Calibri" w:cs="Calibri"/>
           <w:b/>
-          <w:bCs/>
-        </w:rPr>
-        <w:t>No Experimental Warnings:</w:t>
-      </w:r>
-      <w:r>
-        <w:t> This code uses the most stable parts of Semantic Kernel (IChatCompletionService and ChatHistory), making it production-ready and resilient to future SDK changes.</w:t>
-      </w:r>
-    </w:p>
-    <w:p>
-      <w:pPr>
-        <w:rPr>
-          <w:b/>
-          <w:bCs/>
-        </w:rPr>
-      </w:pPr>
-      <w:r>
-        <w:rPr>
-          <w:b/>
-          <w:bCs/>
-        </w:rPr>
+          <w:sz w:val="22"/>
+        </w:rPr>
+        <w:t>Provider-Agnostic:</w:t>
+      </w:r>
+      <w:r>
+        <w:rPr>
+          <w:rFonts w:ascii="Calibri" w:hAnsi="Calibri" w:cs="Calibri"/>
+          <w:sz w:val="22"/>
+        </w:rPr>
+        <w:t xml:space="preserve"> This code uses only the stable, portable parts of Semantic Kernel (</w:t>
+      </w:r>
+      <w:r>
+        <w:rPr>
+          <w:rFonts w:ascii="Consolas" w:hAnsi="Consolas" w:cs="Calibri"/>
+          <w:sz w:val="20"/>
+        </w:rPr>
+        <w:t>IChatCompletionService</w:t>
+      </w:r>
+      <w:r>
+        <w:rPr>
+          <w:rFonts w:ascii="Calibri" w:hAnsi="Calibri" w:cs="Calibri"/>
+          <w:sz w:val="22"/>
+        </w:rPr>
+        <w:t xml:space="preserve"> and </w:t>
+      </w:r>
+      <w:r>
+        <w:rPr>
+          <w:rFonts w:ascii="Consolas" w:hAnsi="Consolas" w:cs="Calibri"/>
+          <w:sz w:val="20"/>
+        </w:rPr>
+        <w:t>ChatHistory</w:t>
+      </w:r>
+      <w:r>
+        <w:rPr>
+          <w:rFonts w:ascii="Calibri" w:hAnsi="Calibri" w:cs="Calibri"/>
+          <w:sz w:val="22"/>
+        </w:rPr>
+        <w:t>), making it resilient to future provider or SDK changes.</w:t>
+      </w:r>
+    </w:p>
+    <w:p>
+      <w:pPr>
+        <w:rPr>
+          <w:rFonts w:ascii="Calibri" w:hAnsi="Calibri" w:cs="Calibri"/>
+          <w:sz w:val="22"/>
+        </w:rPr>
+      </w:pPr>
+    </w:p>
+    <w:p>
+      <w:pPr>
+        <w:pStyle w:val="Heading2"/>
+      </w:pPr>
+      <w:r>
+        <w:lastRenderedPageBreak/>
         <w:t>Expected Output</w:t>
       </w:r>
     </w:p>
     <w:p>
-      <w:r>
-        <w:t>codeText</w:t>
-      </w:r>
-    </w:p>
-    <w:p>
-      <w:r>
+      <w:pPr>
+        <w:pStyle w:val="NoSpacing"/>
+        <w:rPr>
+          <w:rFonts w:ascii="Consolas" w:hAnsi="Consolas"/>
+          <w:sz w:val="19"/>
+        </w:rPr>
+      </w:pPr>
+      <w:r>
+        <w:rPr>
+          <w:rFonts w:ascii="Consolas" w:hAnsi="Consolas"/>
+          <w:sz w:val="19"/>
+        </w:rPr>
         <w:t>Enter a product to market: A solar-powered coffee maker</w:t>
       </w:r>
     </w:p>
-    <w:p/>
-    <w:p>
-      <w:r>
-        <w:rPr>
-          <w:rFonts w:ascii="Segoe UI Emoji" w:hAnsi="Segoe UI Emoji" w:cs="Segoe UI Emoji"/>
-        </w:rPr>
-        <w:t>🚀</w:t>
-      </w:r>
-      <w:r>
-        <w:t xml:space="preserve"> Multi-Agent Collaboration Started...</w:t>
-      </w:r>
-    </w:p>
-    <w:p/>
-    <w:p>
-      <w:r>
+    <w:p>
+      <w:pPr>
+        <w:pStyle w:val="NoSpacing"/>
+        <w:rPr>
+          <w:rFonts w:ascii="Consolas" w:hAnsi="Consolas"/>
+          <w:sz w:val="19"/>
+        </w:rPr>
+      </w:pPr>
+      <w:r>
+        <w:rPr>
+          <w:rFonts w:ascii="Consolas" w:hAnsi="Consolas"/>
+          <w:sz w:val="19"/>
+        </w:rPr>
+        <w:t>Multi-Agent Collaboration Started...</w:t>
+      </w:r>
+    </w:p>
+    <w:p>
+      <w:pPr>
+        <w:pStyle w:val="NoSpacing"/>
+        <w:rPr>
+          <w:rFonts w:ascii="Consolas" w:hAnsi="Consolas"/>
+          <w:sz w:val="19"/>
+        </w:rPr>
+      </w:pPr>
+      <w:r>
+        <w:rPr>
+          <w:rFonts w:ascii="Consolas" w:hAnsi="Consolas"/>
+          <w:sz w:val="19"/>
+        </w:rPr>
         <w:t>[COPYWRITER]: Sun-Brewed Joy in Every Cup.</w:t>
       </w:r>
     </w:p>
-    <w:p/>
-    <w:p>
-      <w:r>
+    <w:p>
+      <w:pPr>
+        <w:pStyle w:val="NoSpacing"/>
+        <w:rPr>
+          <w:rFonts w:ascii="Consolas" w:hAnsi="Consolas"/>
+          <w:sz w:val="19"/>
+        </w:rPr>
+      </w:pPr>
+      <w:r>
+        <w:rPr>
+          <w:rFonts w:ascii="Consolas" w:hAnsi="Consolas"/>
+          <w:sz w:val="19"/>
+        </w:rPr>
         <w:t>[EDITOR]: Too long. Make it punchier.</w:t>
       </w:r>
     </w:p>
-    <w:p/>
-    <w:p>
-      <w:r>
+    <w:p>
+      <w:pPr>
+        <w:pStyle w:val="NoSpacing"/>
+        <w:rPr>
+          <w:rFonts w:ascii="Consolas" w:hAnsi="Consolas"/>
+          <w:sz w:val="19"/>
+        </w:rPr>
+      </w:pPr>
+      <w:r>
+        <w:rPr>
+          <w:rFonts w:ascii="Consolas" w:hAnsi="Consolas"/>
+          <w:sz w:val="19"/>
+        </w:rPr>
         <w:t>[COPYWRITER]: Solar Sips, Pure Coffee Bliss.</w:t>
       </w:r>
     </w:p>
-    <w:p/>
-    <w:p>
-      <w:r>
+    <w:p>
+      <w:pPr>
+        <w:pStyle w:val="NoSpacing"/>
+        <w:rPr>
+          <w:rFonts w:ascii="Consolas" w:hAnsi="Consolas"/>
+          <w:sz w:val="19"/>
+        </w:rPr>
+      </w:pPr>
+      <w:r>
+        <w:rPr>
+          <w:rFonts w:ascii="Consolas" w:hAnsi="Consolas"/>
+          <w:sz w:val="19"/>
+        </w:rPr>
         <w:t>[EDITOR]: That's the one. APPROVED.</w:t>
       </w:r>
     </w:p>
-    <w:p/>
-    <w:p>
-      <w:r>
-        <w:rPr>
-          <w:rFonts w:ascii="Segoe UI Emoji" w:hAnsi="Segoe UI Emoji" w:cs="Segoe UI Emoji"/>
-        </w:rPr>
-        <w:t>✅</w:t>
-      </w:r>
-      <w:r>
-        <w:t xml:space="preserve"> Workflow Finalized.</w:t>
-      </w:r>
-    </w:p>
-    <w:p/>
+    <w:p>
+      <w:pPr>
+        <w:pStyle w:val="NoSpacing"/>
+        <w:rPr>
+          <w:rFonts w:ascii="Consolas" w:hAnsi="Consolas"/>
+          <w:sz w:val="19"/>
+        </w:rPr>
+      </w:pPr>
+      <w:r>
+        <w:rPr>
+          <w:rFonts w:ascii="Consolas" w:hAnsi="Consolas"/>
+          <w:sz w:val="19"/>
+        </w:rPr>
+        <w:t>Workflow Finalized.</w:t>
+      </w:r>
+    </w:p>
+    <w:p>
+      <w:pPr>
+        <w:pStyle w:val="NoSpacing"/>
+        <w:rPr>
+          <w:rFonts w:ascii="Consolas" w:hAnsi="Consolas"/>
+          <w:sz w:val="19"/>
+        </w:rPr>
+      </w:pPr>
+    </w:p>
     <w:sectPr>
       <w:pgSz w:w="12240" w:h="15840"/>
       <w:pgMar w:top="1440" w:right="1440" w:bottom="1440" w:left="1440" w:header="720" w:footer="720" w:gutter="0"/>
@@ -845,390 +1927,66 @@
 </file>
 
 <file path=word/numbering.xml><?xml version="1.0" encoding="utf-8"?>
-<w:numbering xmlns:wpc="http://schemas.microsoft.com/office/word/2010/wordprocessingCanvas" xmlns:cx="http://schemas.microsoft.com/office/drawing/2014/chartex" xmlns:cx1="http://schemas.microsoft.com/office/drawing/2015/9/8/chartex" xmlns:cx2="http://schemas.microsoft.com/office/drawing/2015/10/21/chartex" xmlns:cx3="http://schemas.microsoft.com/office/drawing/2016/5/9/chartex" xmlns:cx4="http://schemas.microsoft.com/office/drawing/2016/5/10/chartex" xmlns:cx5="http://schemas.microsoft.com/office/drawing/2016/5/11/chartex" xmlns:cx6="http://schemas.microsoft.com/office/drawing/2016/5/12/chartex" xmlns:cx7="http://schemas.microsoft.com/office/drawing/2016/5/13/chartex" xmlns:cx8="http://schemas.microsoft.com/office/drawing/2016/5/14/chartex" xmlns:mc="http://schemas.openxmlformats.org/markup-compatibility/2006" xmlns:aink="http://schemas.microsoft.com/office/drawing/2016/ink" xmlns:am3d="http://schemas.microsoft.com/office/drawing/2017/model3d" xmlns:o="urn:schemas-microsoft-com:office:office" xmlns:oel="http://schemas.microsoft.com/office/2019/extlst" xmlns:r="http://schemas.openxmlformats.org/officeDocument/2006/relationships" xmlns:m="http://schemas.openxmlformats.org/officeDocument/2006/math" xmlns:v="urn:schemas-microsoft-com:vml" xmlns:wp14="http://schemas.microsoft.com/office/word/2010/wordprocessingDrawing" xmlns:wp="http://schemas.openxmlformats.org/drawingml/2006/wordprocessingDrawing" xmlns:w10="urn:schemas-microsoft-com:office:word" xmlns:w="http://schemas.openxmlformats.org/wordprocessingml/2006/main" xmlns:w14="http://schemas.microsoft.com/office/word/2010/wordml" xmlns:w15="http://schemas.microsoft.com/office/word/2012/wordml" xmlns:w16cex="http://schemas.microsoft.com/office/word/2018/wordml/cex" xmlns:w16cid="http://schemas.microsoft.com/office/word/2016/wordml/cid" xmlns:w16="http://schemas.microsoft.com/office/word/2018/wordml" xmlns:w16du="http://schemas.microsoft.com/office/word/2023/wordml/word16du" xmlns:w16sdtdh="http://schemas.microsoft.com/office/word/2020/wordml/sdtdatahash" xmlns:w16sdtfl="http://schemas.microsoft.com/office/word/2024/wordml/sdtformatlock" xmlns:w16se="http://schemas.microsoft.com/office/word/2015/wordml/symex" xmlns:wpg="http://schemas.microsoft.com/office/word/2010/wordprocessingGroup" xmlns:wpi="http://schemas.microsoft.com/office/word/2010/wordprocessingInk" xmlns:wne="http://schemas.microsoft.com/office/word/2006/wordml" xmlns:wps="http://schemas.microsoft.com/office/word/2010/wordprocessingShape" mc:Ignorable="w14 w15 w16se w16cid w16 w16cex w16sdtdh w16sdtfl w16du wp14">
+<w:numbering xmlns:wpc="http://schemas.microsoft.com/office/word/2010/wordprocessingCanvas" xmlns:cx="http://schemas.microsoft.com/office/drawing/2014/chartex" xmlns:cx1="http://schemas.microsoft.com/office/drawing/2015/9/8/chartex" xmlns:cx2="http://schemas.microsoft.com/office/drawing/2015/10/21/chartex" xmlns:cx3="http://schemas.microsoft.com/office/drawing/2016/5/9/chartex" xmlns:cx4="http://schemas.microsoft.com/office/drawing/2016/5/10/chartex" xmlns:cx5="http://schemas.microsoft.com/office/drawing/2016/5/11/chartex" xmlns:cx6="http://schemas.microsoft.com/office/drawing/2016/5/12/chartex" xmlns:cx7="http://schemas.microsoft.com/office/drawing/2016/5/13/chartex" xmlns:cx8="http://schemas.microsoft.com/office/drawing/2016/5/14/chartex" xmlns:mc="http://schemas.openxmlformats.org/markup-compatibility/2006" xmlns:aink="http://schemas.microsoft.com/office/drawing/2016/ink" xmlns:am3d="http://schemas.microsoft.com/office/drawing/2017/model3d" xmlns:o="urn:schemas-microsoft-com:office:office" xmlns:oel="http://schemas.microsoft.com/office/2019/extlst" xmlns:r="http://schemas.openxmlformats.org/officeDocument/2006/relationships" xmlns:m="http://schemas.openxmlformats.org/officeDocument/2006/math" xmlns:v="urn:schemas-microsoft-com:vml" xmlns:wp14="http://schemas.microsoft.com/office/word/2010/wordprocessingDrawing" xmlns:wp="http://schemas.openxmlformats.org/drawingml/2006/wordprocessingDrawing" xmlns:w10="urn:schemas-microsoft-com:office:word" xmlns:w="http://schemas.openxmlformats.org/wordprocessingml/2006/main" xmlns:w14="http://schemas.microsoft.com/office/word/2010/wordml" xmlns:w15="http://schemas.microsoft.com/office/word/2012/wordml" xmlns:w16cei="http://schemas.microsoft.com/office/word/2026/wordml/cei" xmlns:w16cex="http://schemas.microsoft.com/office/word/2018/wordml/cex" xmlns:w16cid="http://schemas.microsoft.com/office/word/2016/wordml/cid" xmlns:w16="http://schemas.microsoft.com/office/word/2018/wordml" xmlns:w16du="http://schemas.microsoft.com/office/word/2023/wordml/word16du" xmlns:w16sdtdh="http://schemas.microsoft.com/office/word/2020/wordml/sdtdatahash" xmlns:w16sdtfl="http://schemas.microsoft.com/office/word/2024/wordml/sdtformatlock" xmlns:w16se="http://schemas.microsoft.com/office/word/2015/wordml/symex" xmlns:wpg="http://schemas.microsoft.com/office/word/2010/wordprocessingGroup" xmlns:wpi="http://schemas.microsoft.com/office/word/2010/wordprocessingInk" xmlns:wne="http://schemas.microsoft.com/office/word/2006/wordml" xmlns:wps="http://schemas.microsoft.com/office/word/2010/wordprocessingShape" mc:Ignorable="w14 w15 w16se w16cid w16 w16cex w16sdtdh w16sdtfl w16du wp14">
   <w:abstractNum w:abstractNumId="0" w15:restartNumberingAfterBreak="0">
-    <w:nsid w:val="199514FD"/>
-    <w:multiLevelType w:val="multilevel"/>
-    <w:tmpl w:val="9EB8A168"/>
-    <w:lvl w:ilvl="0">
-      <w:start w:val="1"/>
-      <w:numFmt w:val="decimal"/>
-      <w:lvlText w:val="%1."/>
-      <w:lvlJc w:val="left"/>
-      <w:pPr>
-        <w:tabs>
-          <w:tab w:val="num" w:pos="720"/>
-        </w:tabs>
-        <w:ind w:left="720" w:hanging="360"/>
-      </w:pPr>
-    </w:lvl>
-    <w:lvl w:ilvl="1" w:tentative="1">
-      <w:start w:val="1"/>
-      <w:numFmt w:val="decimal"/>
-      <w:lvlText w:val="%2."/>
-      <w:lvlJc w:val="left"/>
-      <w:pPr>
-        <w:tabs>
-          <w:tab w:val="num" w:pos="1440"/>
-        </w:tabs>
-        <w:ind w:left="1440" w:hanging="360"/>
-      </w:pPr>
-    </w:lvl>
-    <w:lvl w:ilvl="2" w:tentative="1">
-      <w:start w:val="1"/>
-      <w:numFmt w:val="decimal"/>
-      <w:lvlText w:val="%3."/>
-      <w:lvlJc w:val="left"/>
-      <w:pPr>
-        <w:tabs>
-          <w:tab w:val="num" w:pos="2160"/>
-        </w:tabs>
-        <w:ind w:left="2160" w:hanging="360"/>
-      </w:pPr>
-    </w:lvl>
-    <w:lvl w:ilvl="3" w:tentative="1">
-      <w:start w:val="1"/>
-      <w:numFmt w:val="decimal"/>
-      <w:lvlText w:val="%4."/>
-      <w:lvlJc w:val="left"/>
-      <w:pPr>
-        <w:tabs>
-          <w:tab w:val="num" w:pos="2880"/>
-        </w:tabs>
-        <w:ind w:left="2880" w:hanging="360"/>
-      </w:pPr>
-    </w:lvl>
-    <w:lvl w:ilvl="4" w:tentative="1">
-      <w:start w:val="1"/>
-      <w:numFmt w:val="decimal"/>
-      <w:lvlText w:val="%5."/>
-      <w:lvlJc w:val="left"/>
-      <w:pPr>
-        <w:tabs>
-          <w:tab w:val="num" w:pos="3600"/>
-        </w:tabs>
-        <w:ind w:left="3600" w:hanging="360"/>
-      </w:pPr>
-    </w:lvl>
-    <w:lvl w:ilvl="5" w:tentative="1">
-      <w:start w:val="1"/>
-      <w:numFmt w:val="decimal"/>
-      <w:lvlText w:val="%6."/>
-      <w:lvlJc w:val="left"/>
-      <w:pPr>
-        <w:tabs>
-          <w:tab w:val="num" w:pos="4320"/>
-        </w:tabs>
-        <w:ind w:left="4320" w:hanging="360"/>
-      </w:pPr>
-    </w:lvl>
-    <w:lvl w:ilvl="6" w:tentative="1">
-      <w:start w:val="1"/>
-      <w:numFmt w:val="decimal"/>
-      <w:lvlText w:val="%7."/>
-      <w:lvlJc w:val="left"/>
-      <w:pPr>
-        <w:tabs>
-          <w:tab w:val="num" w:pos="5040"/>
-        </w:tabs>
-        <w:ind w:left="5040" w:hanging="360"/>
-      </w:pPr>
-    </w:lvl>
-    <w:lvl w:ilvl="7" w:tentative="1">
-      <w:start w:val="1"/>
-      <w:numFmt w:val="decimal"/>
-      <w:lvlText w:val="%8."/>
-      <w:lvlJc w:val="left"/>
-      <w:pPr>
-        <w:tabs>
-          <w:tab w:val="num" w:pos="5760"/>
-        </w:tabs>
-        <w:ind w:left="5760" w:hanging="360"/>
-      </w:pPr>
-    </w:lvl>
-    <w:lvl w:ilvl="8" w:tentative="1">
-      <w:start w:val="1"/>
-      <w:numFmt w:val="decimal"/>
-      <w:lvlText w:val="%9."/>
-      <w:lvlJc w:val="left"/>
-      <w:pPr>
-        <w:tabs>
-          <w:tab w:val="num" w:pos="6480"/>
-        </w:tabs>
-        <w:ind w:left="6480" w:hanging="360"/>
-      </w:pPr>
-    </w:lvl>
-  </w:abstractNum>
-  <w:abstractNum w:abstractNumId="1" w15:restartNumberingAfterBreak="0">
-    <w:nsid w:val="412A1F91"/>
-    <w:multiLevelType w:val="multilevel"/>
-    <w:tmpl w:val="8FEA9AFA"/>
-    <w:lvl w:ilvl="0">
-      <w:start w:val="1"/>
-      <w:numFmt w:val="decimal"/>
-      <w:lvlText w:val="%1."/>
-      <w:lvlJc w:val="left"/>
-      <w:pPr>
-        <w:tabs>
-          <w:tab w:val="num" w:pos="720"/>
-        </w:tabs>
-        <w:ind w:left="720" w:hanging="360"/>
-      </w:pPr>
-    </w:lvl>
-    <w:lvl w:ilvl="1" w:tentative="1">
-      <w:start w:val="1"/>
-      <w:numFmt w:val="decimal"/>
-      <w:lvlText w:val="%2."/>
-      <w:lvlJc w:val="left"/>
-      <w:pPr>
-        <w:tabs>
-          <w:tab w:val="num" w:pos="1440"/>
-        </w:tabs>
-        <w:ind w:left="1440" w:hanging="360"/>
-      </w:pPr>
-    </w:lvl>
-    <w:lvl w:ilvl="2" w:tentative="1">
-      <w:start w:val="1"/>
-      <w:numFmt w:val="decimal"/>
-      <w:lvlText w:val="%3."/>
-      <w:lvlJc w:val="left"/>
-      <w:pPr>
-        <w:tabs>
-          <w:tab w:val="num" w:pos="2160"/>
-        </w:tabs>
-        <w:ind w:left="2160" w:hanging="360"/>
-      </w:pPr>
-    </w:lvl>
-    <w:lvl w:ilvl="3" w:tentative="1">
-      <w:start w:val="1"/>
-      <w:numFmt w:val="decimal"/>
-      <w:lvlText w:val="%4."/>
-      <w:lvlJc w:val="left"/>
-      <w:pPr>
-        <w:tabs>
-          <w:tab w:val="num" w:pos="2880"/>
-        </w:tabs>
-        <w:ind w:left="2880" w:hanging="360"/>
-      </w:pPr>
-    </w:lvl>
-    <w:lvl w:ilvl="4" w:tentative="1">
-      <w:start w:val="1"/>
-      <w:numFmt w:val="decimal"/>
-      <w:lvlText w:val="%5."/>
-      <w:lvlJc w:val="left"/>
-      <w:pPr>
-        <w:tabs>
-          <w:tab w:val="num" w:pos="3600"/>
-        </w:tabs>
-        <w:ind w:left="3600" w:hanging="360"/>
-      </w:pPr>
-    </w:lvl>
-    <w:lvl w:ilvl="5" w:tentative="1">
-      <w:start w:val="1"/>
-      <w:numFmt w:val="decimal"/>
-      <w:lvlText w:val="%6."/>
-      <w:lvlJc w:val="left"/>
-      <w:pPr>
-        <w:tabs>
-          <w:tab w:val="num" w:pos="4320"/>
-        </w:tabs>
-        <w:ind w:left="4320" w:hanging="360"/>
-      </w:pPr>
-    </w:lvl>
-    <w:lvl w:ilvl="6" w:tentative="1">
-      <w:start w:val="1"/>
-      <w:numFmt w:val="decimal"/>
-      <w:lvlText w:val="%7."/>
-      <w:lvlJc w:val="left"/>
-      <w:pPr>
-        <w:tabs>
-          <w:tab w:val="num" w:pos="5040"/>
-        </w:tabs>
-        <w:ind w:left="5040" w:hanging="360"/>
-      </w:pPr>
-    </w:lvl>
-    <w:lvl w:ilvl="7" w:tentative="1">
-      <w:start w:val="1"/>
-      <w:numFmt w:val="decimal"/>
-      <w:lvlText w:val="%8."/>
-      <w:lvlJc w:val="left"/>
-      <w:pPr>
-        <w:tabs>
-          <w:tab w:val="num" w:pos="5760"/>
-        </w:tabs>
-        <w:ind w:left="5760" w:hanging="360"/>
-      </w:pPr>
-    </w:lvl>
-    <w:lvl w:ilvl="8" w:tentative="1">
-      <w:start w:val="1"/>
-      <w:numFmt w:val="decimal"/>
-      <w:lvlText w:val="%9."/>
-      <w:lvlJc w:val="left"/>
-      <w:pPr>
-        <w:tabs>
-          <w:tab w:val="num" w:pos="6480"/>
-        </w:tabs>
-        <w:ind w:left="6480" w:hanging="360"/>
-      </w:pPr>
-    </w:lvl>
-  </w:abstractNum>
-  <w:abstractNum w:abstractNumId="2" w15:restartNumberingAfterBreak="0">
-    <w:nsid w:val="687D514A"/>
-    <w:multiLevelType w:val="multilevel"/>
-    <w:tmpl w:val="91D8B0A0"/>
+    <w:nsid w:val="06C138EE"/>
+    <w:multiLevelType w:val="singleLevel"/>
+    <w:tmpl w:val="04090001"/>
     <w:lvl w:ilvl="0">
       <w:start w:val="1"/>
       <w:numFmt w:val="bullet"/>
       <w:lvlText w:val=""/>
       <w:lvlJc w:val="left"/>
       <w:pPr>
-        <w:tabs>
-          <w:tab w:val="num" w:pos="720"/>
-        </w:tabs>
         <w:ind w:left="720" w:hanging="360"/>
       </w:pPr>
       <w:rPr>
         <w:rFonts w:ascii="Symbol" w:hAnsi="Symbol" w:hint="default"/>
-        <w:sz w:val="20"/>
-      </w:rPr>
-    </w:lvl>
-    <w:lvl w:ilvl="1" w:tentative="1">
-      <w:start w:val="1"/>
-      <w:numFmt w:val="bullet"/>
-      <w:lvlText w:val="o"/>
-      <w:lvlJc w:val="left"/>
-      <w:pPr>
-        <w:tabs>
-          <w:tab w:val="num" w:pos="1440"/>
-        </w:tabs>
-        <w:ind w:left="1440" w:hanging="360"/>
-      </w:pPr>
-      <w:rPr>
-        <w:rFonts w:ascii="Courier New" w:hAnsi="Courier New" w:hint="default"/>
-        <w:sz w:val="20"/>
-      </w:rPr>
-    </w:lvl>
-    <w:lvl w:ilvl="2" w:tentative="1">
-      <w:start w:val="1"/>
-      <w:numFmt w:val="bullet"/>
-      <w:lvlText w:val=""/>
-      <w:lvlJc w:val="left"/>
-      <w:pPr>
-        <w:tabs>
-          <w:tab w:val="num" w:pos="2160"/>
-        </w:tabs>
-        <w:ind w:left="2160" w:hanging="360"/>
-      </w:pPr>
-      <w:rPr>
-        <w:rFonts w:ascii="Wingdings" w:hAnsi="Wingdings" w:hint="default"/>
-        <w:sz w:val="20"/>
-      </w:rPr>
-    </w:lvl>
-    <w:lvl w:ilvl="3" w:tentative="1">
-      <w:start w:val="1"/>
-      <w:numFmt w:val="bullet"/>
-      <w:lvlText w:val=""/>
-      <w:lvlJc w:val="left"/>
-      <w:pPr>
-        <w:tabs>
-          <w:tab w:val="num" w:pos="2880"/>
-        </w:tabs>
-        <w:ind w:left="2880" w:hanging="360"/>
-      </w:pPr>
-      <w:rPr>
-        <w:rFonts w:ascii="Wingdings" w:hAnsi="Wingdings" w:hint="default"/>
-        <w:sz w:val="20"/>
-      </w:rPr>
-    </w:lvl>
-    <w:lvl w:ilvl="4" w:tentative="1">
-      <w:start w:val="1"/>
-      <w:numFmt w:val="bullet"/>
-      <w:lvlText w:val=""/>
-      <w:lvlJc w:val="left"/>
-      <w:pPr>
-        <w:tabs>
-          <w:tab w:val="num" w:pos="3600"/>
-        </w:tabs>
-        <w:ind w:left="3600" w:hanging="360"/>
-      </w:pPr>
-      <w:rPr>
-        <w:rFonts w:ascii="Wingdings" w:hAnsi="Wingdings" w:hint="default"/>
-        <w:sz w:val="20"/>
-      </w:rPr>
-    </w:lvl>
-    <w:lvl w:ilvl="5" w:tentative="1">
-      <w:start w:val="1"/>
-      <w:numFmt w:val="bullet"/>
-      <w:lvlText w:val=""/>
-      <w:lvlJc w:val="left"/>
-      <w:pPr>
-        <w:tabs>
-          <w:tab w:val="num" w:pos="4320"/>
-        </w:tabs>
-        <w:ind w:left="4320" w:hanging="360"/>
-      </w:pPr>
-      <w:rPr>
-        <w:rFonts w:ascii="Wingdings" w:hAnsi="Wingdings" w:hint="default"/>
-        <w:sz w:val="20"/>
-      </w:rPr>
-    </w:lvl>
-    <w:lvl w:ilvl="6" w:tentative="1">
-      <w:start w:val="1"/>
-      <w:numFmt w:val="bullet"/>
-      <w:lvlText w:val=""/>
-      <w:lvlJc w:val="left"/>
-      <w:pPr>
-        <w:tabs>
-          <w:tab w:val="num" w:pos="5040"/>
-        </w:tabs>
-        <w:ind w:left="5040" w:hanging="360"/>
-      </w:pPr>
-      <w:rPr>
-        <w:rFonts w:ascii="Wingdings" w:hAnsi="Wingdings" w:hint="default"/>
-        <w:sz w:val="20"/>
-      </w:rPr>
-    </w:lvl>
-    <w:lvl w:ilvl="7" w:tentative="1">
-      <w:start w:val="1"/>
-      <w:numFmt w:val="bullet"/>
-      <w:lvlText w:val=""/>
-      <w:lvlJc w:val="left"/>
-      <w:pPr>
-        <w:tabs>
-          <w:tab w:val="num" w:pos="5760"/>
-        </w:tabs>
-        <w:ind w:left="5760" w:hanging="360"/>
-      </w:pPr>
-      <w:rPr>
-        <w:rFonts w:ascii="Wingdings" w:hAnsi="Wingdings" w:hint="default"/>
-        <w:sz w:val="20"/>
-      </w:rPr>
-    </w:lvl>
-    <w:lvl w:ilvl="8" w:tentative="1">
-      <w:start w:val="1"/>
-      <w:numFmt w:val="bullet"/>
-      <w:lvlText w:val=""/>
-      <w:lvlJc w:val="left"/>
-      <w:pPr>
-        <w:tabs>
-          <w:tab w:val="num" w:pos="6480"/>
-        </w:tabs>
-        <w:ind w:left="6480" w:hanging="360"/>
-      </w:pPr>
-      <w:rPr>
-        <w:rFonts w:ascii="Wingdings" w:hAnsi="Wingdings" w:hint="default"/>
-        <w:sz w:val="20"/>
       </w:rPr>
     </w:lvl>
   </w:abstractNum>
-  <w:num w:numId="1" w16cid:durableId="1324162108">
+  <w:abstractNum w:abstractNumId="1" w15:restartNumberingAfterBreak="0">
+    <w:nsid w:val="4C104F96"/>
+    <w:multiLevelType w:val="singleLevel"/>
+    <w:tmpl w:val="04090001"/>
+    <w:lvl w:ilvl="0">
+      <w:start w:val="1"/>
+      <w:numFmt w:val="bullet"/>
+      <w:lvlText w:val=""/>
+      <w:lvlJc w:val="left"/>
+      <w:pPr>
+        <w:ind w:left="720" w:hanging="360"/>
+      </w:pPr>
+      <w:rPr>
+        <w:rFonts w:ascii="Symbol" w:hAnsi="Symbol" w:hint="default"/>
+      </w:rPr>
+    </w:lvl>
+  </w:abstractNum>
+  <w:abstractNum w:abstractNumId="2" w15:restartNumberingAfterBreak="0">
+    <w:nsid w:val="793B19BD"/>
+    <w:multiLevelType w:val="singleLevel"/>
+    <w:tmpl w:val="04090001"/>
+    <w:lvl w:ilvl="0">
+      <w:start w:val="1"/>
+      <w:numFmt w:val="bullet"/>
+      <w:lvlText w:val=""/>
+      <w:lvlJc w:val="left"/>
+      <w:pPr>
+        <w:ind w:left="720" w:hanging="360"/>
+      </w:pPr>
+      <w:rPr>
+        <w:rFonts w:ascii="Symbol" w:hAnsi="Symbol" w:hint="default"/>
+      </w:rPr>
+    </w:lvl>
+  </w:abstractNum>
+  <w:num w:numId="1" w16cid:durableId="1724214632">
     <w:abstractNumId w:val="0"/>
   </w:num>
-  <w:num w:numId="2" w16cid:durableId="843670199">
+  <w:num w:numId="2" w16cid:durableId="458189469">
+    <w:abstractNumId w:val="1"/>
+  </w:num>
+  <w:num w:numId="3" w16cid:durableId="1913812599">
     <w:abstractNumId w:val="2"/>
-  </w:num>
-  <w:num w:numId="3" w16cid:durableId="2088841092">
-    <w:abstractNumId w:val="1"/>
   </w:num>
 </w:numbering>
 </file>
@@ -1641,7 +2399,7 @@
     <w:link w:val="Heading1Char"/>
     <w:uiPriority w:val="9"/>
     <w:qFormat/>
-    <w:rsid w:val="00C07DDF"/>
+    <w:rsid w:val="000F44EA"/>
     <w:pPr>
       <w:keepNext/>
       <w:keepLines/>
@@ -1661,10 +2419,9 @@
     <w:next w:val="Normal"/>
     <w:link w:val="Heading2Char"/>
     <w:uiPriority w:val="9"/>
-    <w:semiHidden/>
     <w:unhideWhenUsed/>
     <w:qFormat/>
-    <w:rsid w:val="00C07DDF"/>
+    <w:rsid w:val="000F44EA"/>
     <w:pPr>
       <w:keepNext/>
       <w:keepLines/>
@@ -1687,7 +2444,7 @@
     <w:semiHidden/>
     <w:unhideWhenUsed/>
     <w:qFormat/>
-    <w:rsid w:val="00C07DDF"/>
+    <w:rsid w:val="000F44EA"/>
     <w:pPr>
       <w:keepNext/>
       <w:keepLines/>
@@ -1710,7 +2467,7 @@
     <w:semiHidden/>
     <w:unhideWhenUsed/>
     <w:qFormat/>
-    <w:rsid w:val="00C07DDF"/>
+    <w:rsid w:val="000F44EA"/>
     <w:pPr>
       <w:keepNext/>
       <w:keepLines/>
@@ -1733,7 +2490,7 @@
     <w:semiHidden/>
     <w:unhideWhenUsed/>
     <w:qFormat/>
-    <w:rsid w:val="00C07DDF"/>
+    <w:rsid w:val="000F44EA"/>
     <w:pPr>
       <w:keepNext/>
       <w:keepLines/>
@@ -1754,7 +2511,7 @@
     <w:semiHidden/>
     <w:unhideWhenUsed/>
     <w:qFormat/>
-    <w:rsid w:val="00C07DDF"/>
+    <w:rsid w:val="000F44EA"/>
     <w:pPr>
       <w:keepNext/>
       <w:keepLines/>
@@ -1777,7 +2534,7 @@
     <w:semiHidden/>
     <w:unhideWhenUsed/>
     <w:qFormat/>
-    <w:rsid w:val="00C07DDF"/>
+    <w:rsid w:val="000F44EA"/>
     <w:pPr>
       <w:keepNext/>
       <w:keepLines/>
@@ -1798,7 +2555,7 @@
     <w:semiHidden/>
     <w:unhideWhenUsed/>
     <w:qFormat/>
-    <w:rsid w:val="00C07DDF"/>
+    <w:rsid w:val="000F44EA"/>
     <w:pPr>
       <w:keepNext/>
       <w:keepLines/>
@@ -1821,7 +2578,7 @@
     <w:semiHidden/>
     <w:unhideWhenUsed/>
     <w:qFormat/>
-    <w:rsid w:val="00C07DDF"/>
+    <w:rsid w:val="000F44EA"/>
     <w:pPr>
       <w:keepNext/>
       <w:keepLines/>
@@ -1836,6 +2593,7 @@
   <w:style w:type="character" w:default="1" w:styleId="DefaultParagraphFont">
     <w:name w:val="Default Paragraph Font"/>
     <w:uiPriority w:val="1"/>
+    <w:semiHidden/>
     <w:unhideWhenUsed/>
   </w:style>
   <w:style w:type="table" w:default="1" w:styleId="TableNormal">
@@ -1864,7 +2622,7 @@
     <w:basedOn w:val="DefaultParagraphFont"/>
     <w:link w:val="Heading1"/>
     <w:uiPriority w:val="9"/>
-    <w:rsid w:val="00C07DDF"/>
+    <w:rsid w:val="000F44EA"/>
     <w:rPr>
       <w:rFonts w:asciiTheme="majorHAnsi" w:eastAsiaTheme="majorEastAsia" w:hAnsiTheme="majorHAnsi" w:cstheme="majorBidi"/>
       <w:color w:val="0F4761" w:themeColor="accent1" w:themeShade="BF"/>
@@ -1877,8 +2635,7 @@
     <w:basedOn w:val="DefaultParagraphFont"/>
     <w:link w:val="Heading2"/>
     <w:uiPriority w:val="9"/>
-    <w:semiHidden/>
-    <w:rsid w:val="00C07DDF"/>
+    <w:rsid w:val="000F44EA"/>
     <w:rPr>
       <w:rFonts w:asciiTheme="majorHAnsi" w:eastAsiaTheme="majorEastAsia" w:hAnsiTheme="majorHAnsi" w:cstheme="majorBidi"/>
       <w:color w:val="0F4761" w:themeColor="accent1" w:themeShade="BF"/>
@@ -1892,7 +2649,7 @@
     <w:link w:val="Heading3"/>
     <w:uiPriority w:val="9"/>
     <w:semiHidden/>
-    <w:rsid w:val="00C07DDF"/>
+    <w:rsid w:val="000F44EA"/>
     <w:rPr>
       <w:rFonts w:eastAsiaTheme="majorEastAsia" w:cstheme="majorBidi"/>
       <w:color w:val="0F4761" w:themeColor="accent1" w:themeShade="BF"/>
@@ -1906,7 +2663,7 @@
     <w:link w:val="Heading4"/>
     <w:uiPriority w:val="9"/>
     <w:semiHidden/>
-    <w:rsid w:val="00C07DDF"/>
+    <w:rsid w:val="000F44EA"/>
     <w:rPr>
       <w:rFonts w:eastAsiaTheme="majorEastAsia" w:cstheme="majorBidi"/>
       <w:i/>
@@ -1920,7 +2677,7 @@
     <w:link w:val="Heading5"/>
     <w:uiPriority w:val="9"/>
     <w:semiHidden/>
-    <w:rsid w:val="00C07DDF"/>
+    <w:rsid w:val="000F44EA"/>
     <w:rPr>
       <w:rFonts w:eastAsiaTheme="majorEastAsia" w:cstheme="majorBidi"/>
       <w:color w:val="0F4761" w:themeColor="accent1" w:themeShade="BF"/>
@@ -1932,7 +2689,7 @@
     <w:link w:val="Heading6"/>
     <w:uiPriority w:val="9"/>
     <w:semiHidden/>
-    <w:rsid w:val="00C07DDF"/>
+    <w:rsid w:val="000F44EA"/>
     <w:rPr>
       <w:rFonts w:eastAsiaTheme="majorEastAsia" w:cstheme="majorBidi"/>
       <w:i/>
@@ -1946,7 +2703,7 @@
     <w:link w:val="Heading7"/>
     <w:uiPriority w:val="9"/>
     <w:semiHidden/>
-    <w:rsid w:val="00C07DDF"/>
+    <w:rsid w:val="000F44EA"/>
     <w:rPr>
       <w:rFonts w:eastAsiaTheme="majorEastAsia" w:cstheme="majorBidi"/>
       <w:color w:val="595959" w:themeColor="text1" w:themeTint="A6"/>
@@ -1958,7 +2715,7 @@
     <w:link w:val="Heading8"/>
     <w:uiPriority w:val="9"/>
     <w:semiHidden/>
-    <w:rsid w:val="00C07DDF"/>
+    <w:rsid w:val="000F44EA"/>
     <w:rPr>
       <w:rFonts w:eastAsiaTheme="majorEastAsia" w:cstheme="majorBidi"/>
       <w:i/>
@@ -1972,7 +2729,7 @@
     <w:link w:val="Heading9"/>
     <w:uiPriority w:val="9"/>
     <w:semiHidden/>
-    <w:rsid w:val="00C07DDF"/>
+    <w:rsid w:val="000F44EA"/>
     <w:rPr>
       <w:rFonts w:eastAsiaTheme="majorEastAsia" w:cstheme="majorBidi"/>
       <w:color w:val="272727" w:themeColor="text1" w:themeTint="D8"/>
@@ -1985,7 +2742,7 @@
     <w:link w:val="TitleChar"/>
     <w:uiPriority w:val="10"/>
     <w:qFormat/>
-    <w:rsid w:val="00C07DDF"/>
+    <w:rsid w:val="000F44EA"/>
     <w:pPr>
       <w:spacing w:after="80" w:line="240" w:lineRule="auto"/>
       <w:contextualSpacing/>
@@ -2003,7 +2760,7 @@
     <w:basedOn w:val="DefaultParagraphFont"/>
     <w:link w:val="Title"/>
     <w:uiPriority w:val="10"/>
-    <w:rsid w:val="00C07DDF"/>
+    <w:rsid w:val="000F44EA"/>
     <w:rPr>
       <w:rFonts w:asciiTheme="majorHAnsi" w:eastAsiaTheme="majorEastAsia" w:hAnsiTheme="majorHAnsi" w:cstheme="majorBidi"/>
       <w:spacing w:val="-10"/>
@@ -2019,7 +2776,7 @@
     <w:link w:val="SubtitleChar"/>
     <w:uiPriority w:val="11"/>
     <w:qFormat/>
-    <w:rsid w:val="00C07DDF"/>
+    <w:rsid w:val="000F44EA"/>
     <w:pPr>
       <w:numPr>
         <w:ilvl w:val="1"/>
@@ -2038,7 +2795,7 @@
     <w:basedOn w:val="DefaultParagraphFont"/>
     <w:link w:val="Subtitle"/>
     <w:uiPriority w:val="11"/>
-    <w:rsid w:val="00C07DDF"/>
+    <w:rsid w:val="000F44EA"/>
     <w:rPr>
       <w:rFonts w:eastAsiaTheme="majorEastAsia" w:cstheme="majorBidi"/>
       <w:color w:val="595959" w:themeColor="text1" w:themeTint="A6"/>
@@ -2054,7 +2811,7 @@
     <w:link w:val="QuoteChar"/>
     <w:uiPriority w:val="29"/>
     <w:qFormat/>
-    <w:rsid w:val="00C07DDF"/>
+    <w:rsid w:val="000F44EA"/>
     <w:pPr>
       <w:spacing w:before="160"/>
       <w:jc w:val="center"/>
@@ -2070,7 +2827,7 @@
     <w:basedOn w:val="DefaultParagraphFont"/>
     <w:link w:val="Quote"/>
     <w:uiPriority w:val="29"/>
-    <w:rsid w:val="00C07DDF"/>
+    <w:rsid w:val="000F44EA"/>
     <w:rPr>
       <w:i/>
       <w:iCs/>
@@ -2082,7 +2839,7 @@
     <w:basedOn w:val="Normal"/>
     <w:uiPriority w:val="34"/>
     <w:qFormat/>
-    <w:rsid w:val="00C07DDF"/>
+    <w:rsid w:val="000F44EA"/>
     <w:pPr>
       <w:ind w:left="720"/>
       <w:contextualSpacing/>
@@ -2093,7 +2850,7 @@
     <w:basedOn w:val="DefaultParagraphFont"/>
     <w:uiPriority w:val="21"/>
     <w:qFormat/>
-    <w:rsid w:val="00C07DDF"/>
+    <w:rsid w:val="000F44EA"/>
     <w:rPr>
       <w:i/>
       <w:iCs/>
@@ -2107,7 +2864,7 @@
     <w:link w:val="IntenseQuoteChar"/>
     <w:uiPriority w:val="30"/>
     <w:qFormat/>
-    <w:rsid w:val="00C07DDF"/>
+    <w:rsid w:val="000F44EA"/>
     <w:pPr>
       <w:pBdr>
         <w:top w:val="single" w:sz="4" w:space="10" w:color="0F4761" w:themeColor="accent1" w:themeShade="BF"/>
@@ -2128,7 +2885,7 @@
     <w:basedOn w:val="DefaultParagraphFont"/>
     <w:link w:val="IntenseQuote"/>
     <w:uiPriority w:val="30"/>
-    <w:rsid w:val="00C07DDF"/>
+    <w:rsid w:val="000F44EA"/>
     <w:rPr>
       <w:i/>
       <w:iCs/>
@@ -2140,7 +2897,7 @@
     <w:basedOn w:val="DefaultParagraphFont"/>
     <w:uiPriority w:val="32"/>
     <w:qFormat/>
-    <w:rsid w:val="00C07DDF"/>
+    <w:rsid w:val="000F44EA"/>
     <w:rPr>
       <w:b/>
       <w:bCs/>
@@ -2148,6 +2905,15 @@
       <w:color w:val="0F4761" w:themeColor="accent1" w:themeShade="BF"/>
       <w:spacing w:val="5"/>
     </w:rPr>
+  </w:style>
+  <w:style w:type="paragraph" w:styleId="NoSpacing">
+    <w:name w:val="No Spacing"/>
+    <w:uiPriority w:val="1"/>
+    <w:qFormat/>
+    <w:rsid w:val="000F44EA"/>
+    <w:pPr>
+      <w:spacing w:after="0" w:line="240" w:lineRule="auto"/>
+    </w:pPr>
   </w:style>
 </w:styles>
 </file>

--- a/Day18-MultiAgent.docx
+++ b/Day18-MultiAgent.docx
@@ -1,839 +1,2026 @@
 
 <file path=word/document.xml><?xml version="1.0" encoding="utf-8"?>
-<w:document xmlns:wpc="http://schemas.microsoft.com/office/word/2010/wordprocessingCanvas" xmlns:cx="http://schemas.microsoft.com/office/drawing/2014/chartex" xmlns:cx1="http://schemas.microsoft.com/office/drawing/2015/9/8/chartex" xmlns:cx2="http://schemas.microsoft.com/office/drawing/2015/10/21/chartex" xmlns:cx3="http://schemas.microsoft.com/office/drawing/2016/5/9/chartex" xmlns:cx4="http://schemas.microsoft.com/office/drawing/2016/5/10/chartex" xmlns:cx5="http://schemas.microsoft.com/office/drawing/2016/5/11/chartex" xmlns:cx6="http://schemas.microsoft.com/office/drawing/2016/5/12/chartex" xmlns:cx7="http://schemas.microsoft.com/office/drawing/2016/5/13/chartex" xmlns:cx8="http://schemas.microsoft.com/office/drawing/2016/5/14/chartex" xmlns:mc="http://schemas.openxmlformats.org/markup-compatibility/2006" xmlns:aink="http://schemas.microsoft.com/office/drawing/2016/ink" xmlns:am3d="http://schemas.microsoft.com/office/drawing/2017/model3d" xmlns:o="urn:schemas-microsoft-com:office:office" xmlns:oel="http://schemas.microsoft.com/office/2019/extlst" xmlns:r="http://schemas.openxmlformats.org/officeDocument/2006/relationships" xmlns:m="http://schemas.openxmlformats.org/officeDocument/2006/math" xmlns:v="urn:schemas-microsoft-com:vml" xmlns:wp14="http://schemas.microsoft.com/office/word/2010/wordprocessingDrawing" xmlns:wp="http://schemas.openxmlformats.org/drawingml/2006/wordprocessingDrawing" xmlns:w10="urn:schemas-microsoft-com:office:word" xmlns:w="http://schemas.openxmlformats.org/wordprocessingml/2006/main" xmlns:w14="http://schemas.microsoft.com/office/word/2010/wordml" xmlns:w15="http://schemas.microsoft.com/office/word/2012/wordml" xmlns:w16cex="http://schemas.microsoft.com/office/word/2018/wordml/cex" xmlns:w16cid="http://schemas.microsoft.com/office/word/2016/wordml/cid" xmlns:w16="http://schemas.microsoft.com/office/word/2018/wordml" xmlns:w16du="http://schemas.microsoft.com/office/word/2023/wordml/word16du" xmlns:w16sdtdh="http://schemas.microsoft.com/office/word/2020/wordml/sdtdatahash" xmlns:w16sdtfl="http://schemas.microsoft.com/office/word/2024/wordml/sdtformatlock" xmlns:w16se="http://schemas.microsoft.com/office/word/2015/wordml/symex" xmlns:wpg="http://schemas.microsoft.com/office/word/2010/wordprocessingGroup" xmlns:wpi="http://schemas.microsoft.com/office/word/2010/wordprocessingInk" xmlns:wne="http://schemas.microsoft.com/office/word/2006/wordml" xmlns:wps="http://schemas.microsoft.com/office/word/2010/wordprocessingShape" mc:Ignorable="w14 w15 w16se w16cid w16 w16cex w16sdtdh w16sdtfl w16du wp14">
+<w:document xmlns:wpc="http://schemas.microsoft.com/office/word/2010/wordprocessingCanvas" xmlns:cx="http://schemas.microsoft.com/office/drawing/2014/chartex" xmlns:cx1="http://schemas.microsoft.com/office/drawing/2015/9/8/chartex" xmlns:cx2="http://schemas.microsoft.com/office/drawing/2015/10/21/chartex" xmlns:cx3="http://schemas.microsoft.com/office/drawing/2016/5/9/chartex" xmlns:cx4="http://schemas.microsoft.com/office/drawing/2016/5/10/chartex" xmlns:cx5="http://schemas.microsoft.com/office/drawing/2016/5/11/chartex" xmlns:cx6="http://schemas.microsoft.com/office/drawing/2016/5/12/chartex" xmlns:cx7="http://schemas.microsoft.com/office/drawing/2016/5/13/chartex" xmlns:cx8="http://schemas.microsoft.com/office/drawing/2016/5/14/chartex" xmlns:mc="http://schemas.openxmlformats.org/markup-compatibility/2006" xmlns:aink="http://schemas.microsoft.com/office/drawing/2016/ink" xmlns:am3d="http://schemas.microsoft.com/office/drawing/2017/model3d" xmlns:o="urn:schemas-microsoft-com:office:office" xmlns:oel="http://schemas.microsoft.com/office/2019/extlst" xmlns:r="http://schemas.openxmlformats.org/officeDocument/2006/relationships" xmlns:m="http://schemas.openxmlformats.org/officeDocument/2006/math" xmlns:v="urn:schemas-microsoft-com:vml" xmlns:wp14="http://schemas.microsoft.com/office/word/2010/wordprocessingDrawing" xmlns:wp="http://schemas.openxmlformats.org/drawingml/2006/wordprocessingDrawing" xmlns:w10="urn:schemas-microsoft-com:office:word" xmlns:w="http://schemas.openxmlformats.org/wordprocessingml/2006/main" xmlns:w14="http://schemas.microsoft.com/office/word/2010/wordml" xmlns:w15="http://schemas.microsoft.com/office/word/2012/wordml" xmlns:w16cei="http://schemas.microsoft.com/office/word/2026/wordml/cei" xmlns:w16cex="http://schemas.microsoft.com/office/word/2018/wordml/cex" xmlns:w16cid="http://schemas.microsoft.com/office/word/2016/wordml/cid" xmlns:w16="http://schemas.microsoft.com/office/word/2018/wordml" xmlns:w16du="http://schemas.microsoft.com/office/word/2023/wordml/word16du" xmlns:w16sdtdh="http://schemas.microsoft.com/office/word/2020/wordml/sdtdatahash" xmlns:w16sdtfl="http://schemas.microsoft.com/office/word/2024/wordml/sdtformatlock" xmlns:w16se="http://schemas.microsoft.com/office/word/2015/wordml/symex" xmlns:wpg="http://schemas.microsoft.com/office/word/2010/wordprocessingGroup" xmlns:wpi="http://schemas.microsoft.com/office/word/2010/wordprocessingInk" xmlns:wne="http://schemas.microsoft.com/office/word/2006/wordml" xmlns:wps="http://schemas.microsoft.com/office/word/2010/wordprocessingShape" mc:Ignorable="w14 w15 w16se w16cid w16 w16cex w16sdtdh w16sdtfl w16du wp14">
   <w:body>
     <w:p>
       <w:pPr>
-        <w:rPr>
-          <w:b/>
-          <w:bCs/>
-        </w:rPr>
-      </w:pPr>
-      <w:r>
-        <w:rPr>
-          <w:b/>
-          <w:bCs/>
-        </w:rPr>
+        <w:pStyle w:val="Heading1"/>
+      </w:pPr>
+      <w:r>
         <w:t>Day 18: Native Multi-Agent Orchestration (Stable Pattern)</w:t>
       </w:r>
     </w:p>
-    <w:p>
-      <w:pPr>
-        <w:rPr>
-          <w:b/>
-          <w:bCs/>
-        </w:rPr>
-      </w:pPr>
-      <w:r>
-        <w:rPr>
-          <w:b/>
-          <w:bCs/>
-        </w:rPr>
-        <w:t>Project Overview</w:t>
-      </w:r>
-    </w:p>
-    <w:p>
-      <w:r>
-        <w:t>In Day 18, we tackle multi-agent collaboration using a </w:t>
-      </w:r>
-      <w:r>
-        <w:rPr>
-          <w:b/>
-          <w:bCs/>
-        </w:rPr>
-        <w:t>Native Orchestration</w:t>
-      </w:r>
-      <w:r>
-        <w:t> pattern. While experimental frameworks exist, they often conflict with Google Gemini's strict requirement that chat history must strictly alternate between User and Assistant roles. Today, we build a "Copywriting Desk" where a </w:t>
-      </w:r>
-      <w:r>
-        <w:rPr>
-          <w:b/>
-          <w:bCs/>
-        </w:rPr>
-        <w:t>Copywriter</w:t>
-      </w:r>
-      <w:r>
-        <w:t> and an </w:t>
-      </w:r>
-      <w:r>
-        <w:rPr>
-          <w:b/>
-          <w:bCs/>
-        </w:rPr>
-        <w:t>Editor</w:t>
-      </w:r>
-      <w:r>
-        <w:t> collaborate. We will manually manage the "Persona Swapping" and the "Gemini Protocol" to ensure 100% stability and visibility into how agents communicate.</w:t>
-      </w:r>
-    </w:p>
-    <w:p>
-      <w:pPr>
-        <w:rPr>
-          <w:b/>
-          <w:bCs/>
-        </w:rPr>
-      </w:pPr>
-      <w:r>
-        <w:rPr>
-          <w:b/>
-          <w:bCs/>
-        </w:rPr>
-        <w:t>Setup</w:t>
-      </w:r>
-    </w:p>
-    <w:p>
-      <w:pPr>
+    <w:p/>
+    <w:p>
+      <w:pPr>
+        <w:pStyle w:val="Heading2"/>
+      </w:pPr>
+      <w:r>
+        <w:t>1. Project Overview</w:t>
+      </w:r>
+    </w:p>
+    <w:p>
+      <w:r>
+        <w:t>This project builds a two-agent "copywriting desk": a Copywriter persona drafts a five-word product slogan, and an Editor persona reviews it and either approves it or requests one revision, looping until approval or a safety cap is reached. Rather than using an experimental framework-level orchestration abstraction, both personas are driven manually through a single, shared `ChatHistory` using a technique the lesson calls "persona swapping" — inserting a `System` message at index 0 immediately before each agent speaks, then removing it right afterward. The explicit motivation is that Google Gemini enforces a strict User → Assistant alternation rule in its chat history, which experimental multi-agent frameworks can conflict with; by writing the hand-off logic as a plain C# `while` loop, the entire flow of who-speaks-when stays fully visible and framework-independent.</w:t>
+      </w:r>
+    </w:p>
+    <w:p/>
+    <w:p>
+      <w:pPr>
+        <w:pStyle w:val="Heading2"/>
+      </w:pPr>
+      <w:r>
+        <w:t>2. Prerequisites &amp; Setup</w:t>
+      </w:r>
+    </w:p>
+    <w:p>
+      <w:pPr>
+        <w:pStyle w:val="ListParagraph"/>
         <w:numPr>
           <w:ilvl w:val="0"/>
-          <w:numId w:val="1"/>
+          <w:numId w:val="4"/>
         </w:numPr>
-      </w:pPr>
-      <w:r>
-        <w:rPr>
-          <w:b/>
-          <w:bCs/>
-        </w:rPr>
-        <w:t>Project Name:</w:t>
-      </w:r>
-      <w:r>
-        <w:t> Day18NativeOrchestration</w:t>
-      </w:r>
-    </w:p>
-    <w:p>
-      <w:pPr>
+        <w:ind w:left="1080"/>
+      </w:pPr>
+      <w:r>
+        <w:t>Environment: .NET 10 SDK installed.</w:t>
+      </w:r>
+    </w:p>
+    <w:p>
+      <w:pPr>
+        <w:pStyle w:val="ListParagraph"/>
         <w:numPr>
           <w:ilvl w:val="0"/>
-          <w:numId w:val="1"/>
+          <w:numId w:val="4"/>
         </w:numPr>
-      </w:pPr>
-      <w:r>
-        <w:rPr>
-          <w:b/>
-          <w:bCs/>
-        </w:rPr>
-        <w:t>NuGet Packages:</w:t>
-      </w:r>
-    </w:p>
-    <w:p>
-      <w:r>
-        <w:t>codeBash</w:t>
-      </w:r>
-    </w:p>
-    <w:p>
-      <w:r>
-        <w:t>dotnet add package Microsoft.SemanticKernel</w:t>
-      </w:r>
-    </w:p>
-    <w:p>
-      <w:r>
-        <w:t>dotnet add package Microsoft.SemanticKernel.Connectors.Google</w:t>
-      </w:r>
-    </w:p>
-    <w:p>
-      <w:pPr>
+        <w:ind w:left="1080"/>
+      </w:pPr>
+      <w:r>
+        <w:t>Project Type: A standard C# Console Application (dotnet new console).</w:t>
+      </w:r>
+    </w:p>
+    <w:p>
+      <w:pPr>
+        <w:pStyle w:val="ListParagraph"/>
         <w:numPr>
           <w:ilvl w:val="0"/>
-          <w:numId w:val="1"/>
+          <w:numId w:val="4"/>
         </w:numPr>
-      </w:pPr>
-      <w:r>
-        <w:rPr>
-          <w:b/>
-          <w:bCs/>
-        </w:rPr>
-        <w:t>Environment Variable:</w:t>
-      </w:r>
-      <w:r>
-        <w:t> Ensure GEMINI_API_KEY is set.</w:t>
-      </w:r>
-    </w:p>
-    <w:p>
-      <w:pPr>
-        <w:rPr>
-          <w:b/>
-          <w:bCs/>
-        </w:rPr>
-      </w:pPr>
-      <w:r>
-        <w:rPr>
-          <w:b/>
-          <w:bCs/>
-        </w:rPr>
-        <w:t>Core Concepts</w:t>
-      </w:r>
-    </w:p>
-    <w:p>
-      <w:pPr>
+        <w:ind w:left="1080"/>
+      </w:pPr>
+      <w:r>
+        <w:t>NuGet Packages required:</w:t>
+      </w:r>
+    </w:p>
+    <w:p>
+      <w:r>
+        <w:t xml:space="preserve">  - Microsoft.SemanticKernel (Version 1.78.0)</w:t>
+      </w:r>
+    </w:p>
+    <w:p>
+      <w:r>
+        <w:t xml:space="preserve">  - Microsoft.SemanticKernel.Agents.Core (Version 1.78.0)</w:t>
+      </w:r>
+    </w:p>
+    <w:p>
+      <w:r>
+        <w:t xml:space="preserve">  - Microsoft.SemanticKernel.Connectors.Google (Version 1.78.0-alpha)</w:t>
+      </w:r>
+    </w:p>
+    <w:p>
+      <w:pPr>
+        <w:pStyle w:val="ListParagraph"/>
         <w:numPr>
           <w:ilvl w:val="0"/>
-          <w:numId w:val="2"/>
+          <w:numId w:val="5"/>
         </w:numPr>
-      </w:pPr>
-      <w:r>
-        <w:rPr>
-          <w:b/>
-          <w:bCs/>
-        </w:rPr>
-        <w:t>Persona Swapping:</w:t>
-      </w:r>
-      <w:r>
-        <w:t> We use a single ChatHistory but "swap" the System Message at index 0 before each agent speaks. This changes the AI's identity without losing the conversation context.</w:t>
-      </w:r>
-    </w:p>
-    <w:p>
-      <w:pPr>
+        <w:ind w:left="1080"/>
+      </w:pPr>
+      <w:r>
+        <w:t>API Key: A Google Gemini API key.</w:t>
+      </w:r>
+    </w:p>
+    <w:p>
+      <w:pPr>
+        <w:pStyle w:val="ListParagraph"/>
         <w:numPr>
           <w:ilvl w:val="0"/>
-          <w:numId w:val="2"/>
+          <w:numId w:val="5"/>
         </w:numPr>
-      </w:pPr>
-      <w:r>
-        <w:rPr>
-          <w:b/>
-          <w:bCs/>
-        </w:rPr>
-        <w:t>Protocol Alignment:</w:t>
-      </w:r>
-      <w:r>
-        <w:t> To prevent Gemini from returning empty responses, we ensure every Assistant message is followed by a User message (even a "nudge" or instruction) before the next agent speaks.</w:t>
-      </w:r>
-    </w:p>
-    <w:p>
-      <w:pPr>
+        <w:ind w:left="1080"/>
+      </w:pPr>
+      <w:r>
+        <w:t>Note: The API key is read from the GEMINI_API_KEY environment variable; the progra</w:t>
+      </w:r>
+      <w:r>
+        <w:lastRenderedPageBreak/>
+        <w:t>m throws immediately if it is not set. Although the `Agents.Core` package is referenced by the project, this particular lesson deliberately does not use `ChatCompletionAgent` — it relies only on `IChatCompletionService` and `ChatHistory`, to keep the orchestration logic maximally visible and stable.</w:t>
+      </w:r>
+    </w:p>
+    <w:p/>
+    <w:p>
+      <w:pPr>
+        <w:pStyle w:val="Heading2"/>
+      </w:pPr>
+      <w:r>
+        <w:t>3. Core Concepts Covered</w:t>
+      </w:r>
+    </w:p>
+    <w:p>
+      <w:pPr>
+        <w:pStyle w:val="ListParagraph"/>
         <w:numPr>
           <w:ilvl w:val="0"/>
-          <w:numId w:val="2"/>
+          <w:numId w:val="6"/>
         </w:numPr>
+        <w:ind w:left="1080"/>
       </w:pPr>
       <w:r>
         <w:rPr>
           <w:b/>
-          <w:bCs/>
-        </w:rPr>
-        <w:t>Manual Orchestration:</w:t>
-      </w:r>
-      <w:r>
-        <w:t> We use a standard C# loop to control the flow, providing a "white-box" view of the multi-agent logic.</w:t>
-      </w:r>
-    </w:p>
-    <w:p>
-      <w:pPr>
-        <w:rPr>
-          <w:b/>
-          <w:bCs/>
-        </w:rPr>
-      </w:pPr>
-      <w:r>
-        <w:rPr>
-          <w:b/>
-          <w:bCs/>
-        </w:rPr>
-        <w:t>Complete C# Code</w:t>
-      </w:r>
-    </w:p>
-    <w:p>
-      <w:r>
-        <w:t>codeC#</w:t>
-      </w:r>
-    </w:p>
-    <w:p>
-      <w:r>
-        <w:t>using System;</w:t>
-      </w:r>
-    </w:p>
-    <w:p>
-      <w:r>
-        <w:t>using System.Threading.Tasks;</w:t>
-      </w:r>
-    </w:p>
-    <w:p>
-      <w:r>
-        <w:t>using Microsoft.SemanticKernel;</w:t>
-      </w:r>
-    </w:p>
-    <w:p>
-      <w:r>
-        <w:lastRenderedPageBreak/>
-        <w:t>using Microsoft.SemanticKernel.ChatCompletion;</w:t>
-      </w:r>
-    </w:p>
-    <w:p>
-      <w:r>
-        <w:t>using Microsoft.SemanticKernel.Connectors.Google;</w:t>
-      </w:r>
-    </w:p>
-    <w:p/>
-    <w:p>
-      <w:r>
-        <w:t>namespace Day18NativeOrchestration</w:t>
-      </w:r>
-    </w:p>
-    <w:p>
-      <w:r>
-        <w:t>{</w:t>
-      </w:r>
-    </w:p>
-    <w:p>
-      <w:r>
-        <w:t xml:space="preserve">    class Program</w:t>
-      </w:r>
-    </w:p>
-    <w:p>
-      <w:r>
-        <w:t xml:space="preserve">    {</w:t>
-      </w:r>
-    </w:p>
-    <w:p>
-      <w:r>
-        <w:t xml:space="preserve">        static async Task Main(string[] args)</w:t>
-      </w:r>
-    </w:p>
-    <w:p>
-      <w:r>
-        <w:t xml:space="preserve">        {</w:t>
-      </w:r>
-    </w:p>
-    <w:p>
-      <w:r>
-        <w:t xml:space="preserve">            // 1. Setup the Kernel (Explicit lines for clarity)</w:t>
-      </w:r>
-    </w:p>
-    <w:p>
-      <w:r>
-        <w:t xml:space="preserve">            IKernelBuilder builder = Kernel.CreateBuilder();</w:t>
-      </w:r>
-    </w:p>
-    <w:p>
-      <w:r>
-        <w:t xml:space="preserve">            </w:t>
-      </w:r>
-    </w:p>
-    <w:p>
-      <w:r>
-        <w:t xml:space="preserve">            string apiKey = Environment.GetEnvironmentVariable("GEMINI_API_KEY") </w:t>
-      </w:r>
-    </w:p>
-    <w:p>
-      <w:r>
-        <w:t xml:space="preserve">                ?? throw new Exception("GEMINI_API_KEY is missing");</w:t>
-      </w:r>
-    </w:p>
-    <w:p/>
-    <w:p>
-      <w:r>
-        <w:t xml:space="preserve">            builder.AddGoogleAIGeminiChatCompletion("gemini-2.5-flash", apiKey);</w:t>
-      </w:r>
-    </w:p>
-    <w:p>
-      <w:r>
-        <w:t xml:space="preserve">            </w:t>
-      </w:r>
-    </w:p>
-    <w:p>
-      <w:r>
-        <w:t xml:space="preserve">            Kernel kernel = builder.Build();</w:t>
-      </w:r>
-    </w:p>
-    <w:p/>
-    <w:p>
-      <w:r>
-        <w:t xml:space="preserve">            // 2. Get the Chat Service</w:t>
-      </w:r>
-    </w:p>
-    <w:p>
-      <w:r>
-        <w:t xml:space="preserve">            IChatCompletionService chatService = kernel.GetRequiredService&lt;IChatCompletionService&gt;();</w:t>
-      </w:r>
-    </w:p>
-    <w:p/>
-    <w:p>
-      <w:r>
-        <w:t xml:space="preserve">            // 3. Define the Specialist Personas</w:t>
-      </w:r>
-    </w:p>
-    <w:p>
-      <w:r>
-        <w:t xml:space="preserve">            string copywriterPersona = "You are a creative copywriter. Write a punchy 5-word slogan for the product provided.";</w:t>
-      </w:r>
-    </w:p>
-    <w:p>
-      <w:r>
-        <w:lastRenderedPageBreak/>
-        <w:t xml:space="preserve">            string editorPersona = "You are a brand editor. Review the slogan. If it's perfect, say 'APPROVED'. If not, provide one suggestion.";</w:t>
-      </w:r>
-    </w:p>
-    <w:p/>
-    <w:p>
-      <w:r>
-        <w:t xml:space="preserve">            // 4. Shared Conversation History</w:t>
-      </w:r>
-    </w:p>
-    <w:p>
-      <w:r>
-        <w:t xml:space="preserve">            ChatHistory chatHistory = new ChatHistory();</w:t>
-      </w:r>
-    </w:p>
-    <w:p>
-      <w:r>
-        <w:t xml:space="preserve">            </w:t>
-      </w:r>
-    </w:p>
-    <w:p>
-      <w:r>
-        <w:t xml:space="preserve">            Console.Write("Enter a product to market: ");</w:t>
-      </w:r>
-    </w:p>
-    <w:p>
-      <w:r>
-        <w:t xml:space="preserve">            string? product = Console.ReadLine();</w:t>
-      </w:r>
-    </w:p>
-    <w:p>
-      <w:r>
-        <w:t xml:space="preserve">            </w:t>
-      </w:r>
-    </w:p>
-    <w:p>
-      <w:r>
-        <w:t xml:space="preserve">            if (string.IsNullOrWhiteSpace(product)) return;</w:t>
-      </w:r>
-    </w:p>
-    <w:p>
-      <w:r>
-        <w:t xml:space="preserve">            chatHistory.AddUserMessage($"Product: {product}");</w:t>
-      </w:r>
-    </w:p>
-    <w:p/>
-    <w:p>
-      <w:r>
-        <w:t xml:space="preserve">            bool isComplete = false;</w:t>
-      </w:r>
-    </w:p>
-    <w:p>
-      <w:r>
-        <w:t xml:space="preserve">            int currentIteration = 0;</w:t>
-      </w:r>
-    </w:p>
-    <w:p>
-      <w:r>
-        <w:t xml:space="preserve">            int maxIterations = 4; // Safety cap</w:t>
-      </w:r>
-    </w:p>
-    <w:p/>
-    <w:p>
-      <w:r>
-        <w:t xml:space="preserve">            Console.WriteLine("\n</w:t>
-      </w:r>
-      <w:r>
-        <w:rPr>
-          <w:rFonts w:ascii="Segoe UI Emoji" w:hAnsi="Segoe UI Emoji" w:cs="Segoe UI Emoji"/>
-        </w:rPr>
-        <w:t>🚀</w:t>
-      </w:r>
-      <w:r>
-        <w:t xml:space="preserve"> Multi-Agent Collaboration Started...");</w:t>
-      </w:r>
-    </w:p>
-    <w:p/>
-    <w:p>
-      <w:r>
-        <w:t xml:space="preserve">            while (!isComplete &amp;&amp; currentIteration &lt; maxIterations)</w:t>
-      </w:r>
-    </w:p>
-    <w:p>
-      <w:r>
-        <w:t xml:space="preserve">            {</w:t>
-      </w:r>
-    </w:p>
-    <w:p>
-      <w:r>
-        <w:t xml:space="preserve">                // --- STEP A: COPYWRITER TURN ---</w:t>
-      </w:r>
-    </w:p>
-    <w:p>
-      <w:r>
-        <w:t xml:space="preserve">                // We inject the Persona at Index 0</w:t>
-      </w:r>
-    </w:p>
-    <w:p>
-      <w:r>
-        <w:t xml:space="preserve">                chatHistory.Insert(0, new ChatMessageContent(AuthorRole.System, copywriterPersona));</w:t>
-      </w:r>
-    </w:p>
-    <w:p>
-      <w:r>
-        <w:t xml:space="preserve">                </w:t>
-      </w:r>
-    </w:p>
-    <w:p>
-      <w:r>
-        <w:t xml:space="preserve">                var copywriterResult = await chatService.GetChatMessageContentAsync(chatHistory, kernel: kernel);</w:t>
-      </w:r>
-    </w:p>
-    <w:p>
-      <w:r>
-        <w:lastRenderedPageBreak/>
-        <w:t xml:space="preserve">                </w:t>
-      </w:r>
-    </w:p>
-    <w:p>
-      <w:r>
-        <w:t xml:space="preserve">                // Clean up the System Persona for the next turn</w:t>
-      </w:r>
-    </w:p>
-    <w:p>
-      <w:r>
-        <w:t xml:space="preserve">                chatHistory.RemoveAt(0); </w:t>
-      </w:r>
-    </w:p>
-    <w:p>
-      <w:r>
-        <w:t xml:space="preserve">                </w:t>
-      </w:r>
-    </w:p>
-    <w:p>
-      <w:r>
-        <w:t xml:space="preserve">                string slogan = copywriterResult.Content ?? "No slogan generated.";</w:t>
-      </w:r>
-    </w:p>
-    <w:p>
-      <w:r>
-        <w:t xml:space="preserve">                chatHistory.AddAssistantMessage(slogan);</w:t>
-      </w:r>
-    </w:p>
-    <w:p>
-      <w:r>
-        <w:t xml:space="preserve">                Console.WriteLine($"\n[COPYWRITER]: {slogan}");</w:t>
-      </w:r>
-    </w:p>
-    <w:p/>
-    <w:p>
-      <w:r>
-        <w:t xml:space="preserve">                // --- GEMINI PROTOCOL NUDGE ---</w:t>
-      </w:r>
-    </w:p>
-    <w:p>
-      <w:r>
-        <w:t xml:space="preserve">                // Gemini requires User -&gt; Assistant alternation. </w:t>
-      </w:r>
-    </w:p>
-    <w:p>
-      <w:r>
-        <w:t xml:space="preserve">                // We add a 'User' instruction to prepare for the Editor's turn.</w:t>
-      </w:r>
-    </w:p>
-    <w:p>
-      <w:r>
-        <w:t xml:space="preserve">                chatHistory.AddUserMessage("Editor, please review the slogan above.");</w:t>
-      </w:r>
-    </w:p>
-    <w:p/>
-    <w:p>
-      <w:r>
-        <w:t xml:space="preserve">                // --- STEP B: EDITOR TURN ---</w:t>
-      </w:r>
-    </w:p>
-    <w:p>
-      <w:r>
-        <w:t xml:space="preserve">                chatHistory.Insert(0, new ChatMessageContent(AuthorRole.System, editorPersona));</w:t>
-      </w:r>
-    </w:p>
-    <w:p>
-      <w:r>
-        <w:t xml:space="preserve">                </w:t>
-      </w:r>
-    </w:p>
-    <w:p>
-      <w:r>
-        <w:t xml:space="preserve">                var editorResult = await chatService.GetChatMessageContentAsync(chatHistory, kernel: kernel);</w:t>
-      </w:r>
-    </w:p>
-    <w:p>
-      <w:r>
-        <w:t xml:space="preserve">                </w:t>
-      </w:r>
-    </w:p>
-    <w:p>
-      <w:r>
-        <w:t xml:space="preserve">                chatHistory.RemoveAt(0);</w:t>
-      </w:r>
-    </w:p>
-    <w:p/>
-    <w:p>
-      <w:r>
-        <w:t xml:space="preserve">                string review = editorResult.Content ?? "No review generated.";</w:t>
-      </w:r>
-    </w:p>
-    <w:p>
-      <w:r>
-        <w:t xml:space="preserve">                chatHistory.AddAssistantMessage(review);</w:t>
-      </w:r>
-    </w:p>
-    <w:p>
-      <w:r>
-        <w:t xml:space="preserve">                Console.WriteLine($"\n[EDITOR]: {review}");</w:t>
-      </w:r>
-    </w:p>
-    <w:p/>
-    <w:p>
-      <w:r>
-        <w:t xml:space="preserve">                if (review.Contains("APPROVED", StringComparison.OrdinalIgnoreCase))</w:t>
-      </w:r>
-    </w:p>
-    <w:p>
-      <w:r>
-        <w:lastRenderedPageBreak/>
-        <w:t xml:space="preserve">                {</w:t>
-      </w:r>
-    </w:p>
-    <w:p>
-      <w:r>
-        <w:t xml:space="preserve">                    isComplete = true;</w:t>
-      </w:r>
-    </w:p>
-    <w:p>
-      <w:r>
-        <w:t xml:space="preserve">                }</w:t>
-      </w:r>
-    </w:p>
-    <w:p>
-      <w:r>
-        <w:t xml:space="preserve">                else</w:t>
-      </w:r>
-    </w:p>
-    <w:p>
-      <w:r>
-        <w:t xml:space="preserve">                {</w:t>
-      </w:r>
-    </w:p>
-    <w:p>
-      <w:r>
-        <w:t xml:space="preserve">                    // If not approved, add a User nudge to send it back to the Copywriter</w:t>
-      </w:r>
-    </w:p>
-    <w:p>
-      <w:r>
-        <w:t xml:space="preserve">                    chatHistory.AddUserMessage("Copywriter, please refine the slogan based on that feedback.");</w:t>
-      </w:r>
-    </w:p>
-    <w:p>
-      <w:r>
-        <w:t xml:space="preserve">                }</w:t>
-      </w:r>
-    </w:p>
-    <w:p/>
-    <w:p>
-      <w:r>
-        <w:t xml:space="preserve">                currentIteration++;</w:t>
-      </w:r>
-    </w:p>
-    <w:p>
-      <w:r>
-        <w:t xml:space="preserve">            }</w:t>
-      </w:r>
-    </w:p>
-    <w:p/>
-    <w:p>
-      <w:r>
-        <w:t xml:space="preserve">            Console.WriteLine(isComplete ? "\n</w:t>
-      </w:r>
-      <w:r>
-        <w:rPr>
-          <w:rFonts w:ascii="Segoe UI Emoji" w:hAnsi="Segoe UI Emoji" w:cs="Segoe UI Emoji"/>
-        </w:rPr>
-        <w:t>✅</w:t>
-      </w:r>
-      <w:r>
-        <w:t xml:space="preserve"> Workflow Finalized." : "\n</w:t>
-      </w:r>
-      <w:r>
-        <w:rPr>
-          <w:rFonts w:ascii="Segoe UI Emoji" w:hAnsi="Segoe UI Emoji" w:cs="Segoe UI Emoji"/>
-        </w:rPr>
-        <w:t>⚠️</w:t>
-      </w:r>
-      <w:r>
-        <w:t xml:space="preserve"> Max iterations reached.");</w:t>
-      </w:r>
-    </w:p>
-    <w:p>
-      <w:r>
-        <w:t xml:space="preserve">        }</w:t>
-      </w:r>
-    </w:p>
-    <w:p>
-      <w:r>
-        <w:t xml:space="preserve">    }</w:t>
-      </w:r>
-    </w:p>
-    <w:p>
-      <w:r>
-        <w:t>}</w:t>
-      </w:r>
-    </w:p>
-    <w:p>
-      <w:pPr>
-        <w:rPr>
-          <w:b/>
-          <w:bCs/>
-        </w:rPr>
-      </w:pPr>
-      <w:r>
-        <w:rPr>
-          <w:b/>
-          <w:bCs/>
-        </w:rPr>
-        <w:t>Walkthrough</w:t>
-      </w:r>
-    </w:p>
-    <w:p>
-      <w:pPr>
+        </w:rPr>
+        <w:t>Persona Swapping via `ChatHistory.Insert(0, ...)` / `RemoveAt(0)`</w:t>
+      </w:r>
+      <w:r>
+        <w:t>: Rather than maintaining two separate `ChatHistory` objects (one per agent), the code inserts a `System`-role message at position 0 right before invoking the chat service, then removes it immediately after — dynamically changing which "identity" the model adopts for that one call, while keeping one single shared conversation transcript underneath.</w:t>
+      </w:r>
+    </w:p>
+    <w:p>
+      <w:pPr>
+        <w:pStyle w:val="ListParagraph"/>
         <w:numPr>
           <w:ilvl w:val="0"/>
-          <w:numId w:val="3"/>
+          <w:numId w:val="6"/>
         </w:numPr>
+        <w:ind w:left="1080"/>
       </w:pPr>
       <w:r>
         <w:rPr>
           <w:b/>
-          <w:bCs/>
-        </w:rPr>
-        <w:t>System Swapping:</w:t>
-      </w:r>
-      <w:r>
-        <w:t> By using chatHistory.Insert(0, ...) and chatHistory.RemoveAt(0), we dynamically change the "soul" of the agent. When the Developer turn happens, the LLM truly believes it is a Developer because that persona is the first thing it reads.</w:t>
-      </w:r>
-    </w:p>
-    <w:p>
-      <w:pPr>
+        </w:rPr>
+        <w:t>Shared Conversation Memory Across Agents</w:t>
+      </w:r>
+      <w:r>
+        <w:t xml:space="preserve">: Because both personas call `GetChatMessageContentAsync` against the *same* `chatHistory` object, the Editor can see exactly what the Copywriter wrote, and the Copywriter sees the </w:t>
+      </w:r>
+      <w:r>
+        <w:lastRenderedPageBreak/>
+        <w:t>Editor's critique on the next iteration — true shared memory without any explicit hand-off data structure.</w:t>
+      </w:r>
+    </w:p>
+    <w:p>
+      <w:pPr>
+        <w:pStyle w:val="ListParagraph"/>
         <w:numPr>
           <w:ilvl w:val="0"/>
-          <w:numId w:val="3"/>
+          <w:numId w:val="6"/>
         </w:numPr>
+        <w:ind w:left="1080"/>
       </w:pPr>
       <w:r>
         <w:rPr>
           <w:b/>
-          <w:bCs/>
-        </w:rPr>
-        <w:t>Role Alternation (The Nudge):</w:t>
-      </w:r>
-      <w:r>
-        <w:t> Notice the calls to chatHistory.AddUserMessage. These are critical for Gemini. Without these "User" bridges, the history would have two "Assistant" messages in a row, which causes the Gemini API to reject the request or return empty text.</w:t>
-      </w:r>
-    </w:p>
-    <w:p>
-      <w:pPr>
+        </w:rPr>
+        <w:t>Gemini's User/Assistant Alternation Requirement (the "Nudge")</w:t>
+      </w:r>
+      <w:r>
+        <w:t>: The code explicitly appends an extra `AddUserMessage(...)` (e.g., "Editor, please review the slogan above.") between agent turns, purely to satisfy Gemini's rule that a chat history cannot contain two consecutive Assistant messages.</w:t>
+      </w:r>
+    </w:p>
+    <w:p>
+      <w:pPr>
+        <w:pStyle w:val="ListParagraph"/>
         <w:numPr>
           <w:ilvl w:val="0"/>
-          <w:numId w:val="3"/>
+          <w:numId w:val="6"/>
         </w:numPr>
+        <w:ind w:left="1080"/>
       </w:pPr>
       <w:r>
         <w:rPr>
           <w:b/>
-          <w:bCs/>
-        </w:rPr>
-        <w:lastRenderedPageBreak/>
-        <w:t>Shared Memory:</w:t>
-      </w:r>
-      <w:r>
-        <w:t> Because all agents share the same ChatHistory object, the Editor can see exactly what the Copywriter wrote, and the Copywriter can see the Editor's critiques in the next loop iteration.</w:t>
-      </w:r>
-    </w:p>
-    <w:p>
-      <w:pPr>
+        </w:rPr>
+        <w:t>Manual Multi-Agent Orchestration with a Plain `while` Loop</w:t>
+      </w:r>
+      <w:r>
+        <w:t>: A `while (!isComplete &amp;&amp; currentIteration &lt; MaxIterations)` loop, entirely ordinary C#, drives the whole collaboration — there is no framework-level "orchestrator" object; the sequencing logic is 100% visible in application code.</w:t>
+      </w:r>
+    </w:p>
+    <w:p>
+      <w:pPr>
+        <w:pStyle w:val="ListParagraph"/>
         <w:numPr>
           <w:ilvl w:val="0"/>
-          <w:numId w:val="3"/>
+          <w:numId w:val="6"/>
         </w:numPr>
+        <w:ind w:left="1080"/>
       </w:pPr>
       <w:r>
         <w:rPr>
           <w:b/>
-          <w:bCs/>
-        </w:rPr>
-        <w:t>No Experimental Warnings:</w:t>
-      </w:r>
-      <w:r>
-        <w:t> This code uses the most stable parts of Semantic Kernel (IChatCompletionService and ChatHistory), making it production-ready and resilient to future SDK changes.</w:t>
-      </w:r>
-    </w:p>
-    <w:p>
-      <w:pPr>
+        </w:rPr>
+        <w:t>Bounded Iteration as a Termination Guarantee</w:t>
+      </w:r>
+      <w:r>
+        <w:t>: `MaxIterations = 4` guarantees the collaboration terminates even if the Editor never says "APPROVED," directly paralleling the same defensive pattern seen in Day 16's manual ReAct loop.</w:t>
+      </w:r>
+    </w:p>
+    <w:p>
+      <w:pPr>
+        <w:pStyle w:val="ListParagraph"/>
+        <w:numPr>
+          <w:ilvl w:val="0"/>
+          <w:numId w:val="6"/>
+        </w:numPr>
+        <w:ind w:left="1080"/>
+      </w:pPr>
+      <w:r>
         <w:rPr>
           <w:b/>
-          <w:bCs/>
-        </w:rPr>
-      </w:pPr>
-      <w:r>
+        </w:rPr>
+        <w:t>String-Based Approval Detection</w:t>
+      </w:r>
+      <w:r>
+        <w:t>: The loop checks `review.Contains("APPROVED", StringComparison.OrdinalIgnoreCase)` to decide whether the collaboration is finished — a simple, free-text convention rather</w:t>
+      </w:r>
+      <w:r>
+        <w:lastRenderedPageBreak/>
+        <w:t xml:space="preserve"> than a structured response (which Day 19 will replace with strict JSON).</w:t>
+      </w:r>
+    </w:p>
+    <w:p/>
+    <w:p>
+      <w:pPr>
+        <w:pStyle w:val="Heading2"/>
+      </w:pPr>
+      <w:r>
+        <w:t>4. Complete Code</w:t>
+      </w:r>
+    </w:p>
+    <w:p>
+      <w:pPr>
         <w:rPr>
           <w:b/>
-          <w:bCs/>
-        </w:rPr>
-        <w:t>Expected Output</w:t>
-      </w:r>
-    </w:p>
-    <w:p>
-      <w:r>
-        <w:t>codeText</w:t>
-      </w:r>
-    </w:p>
-    <w:p>
-      <w:r>
-        <w:t>Enter a product to market: A solar-powered coffee maker</w:t>
+        </w:rPr>
+      </w:pPr>
+      <w:r>
+        <w:rPr>
+          <w:b/>
+        </w:rPr>
+        <w:t>Program.cs</w:t>
+      </w:r>
+    </w:p>
+    <w:p>
+      <w:pPr>
+        <w:pStyle w:val="NoSpacing"/>
+        <w:rPr>
+          <w:rFonts w:ascii="Consolas" w:hAnsi="Consolas"/>
+          <w:sz w:val="19"/>
+        </w:rPr>
+      </w:pPr>
+      <w:r>
+        <w:rPr>
+          <w:rFonts w:ascii="Consolas" w:hAnsi="Consolas"/>
+          <w:sz w:val="19"/>
+        </w:rPr>
+        <w:t>// Day 18: Native Multi-Agent Orchestration</w:t>
+      </w:r>
+    </w:p>
+    <w:p>
+      <w:pPr>
+        <w:pStyle w:val="NoSpacing"/>
+        <w:rPr>
+          <w:rFonts w:ascii="Consolas" w:hAnsi="Consolas"/>
+          <w:sz w:val="19"/>
+        </w:rPr>
+      </w:pPr>
+      <w:r>
+        <w:rPr>
+          <w:rFonts w:ascii="Consolas" w:hAnsi="Consolas"/>
+          <w:sz w:val="19"/>
+        </w:rPr>
+        <w:t>// ---------------------------------------------------------------------------</w:t>
+      </w:r>
+    </w:p>
+    <w:p>
+      <w:pPr>
+        <w:pStyle w:val="NoSpacing"/>
+        <w:rPr>
+          <w:rFonts w:ascii="Consolas" w:hAnsi="Consolas"/>
+          <w:sz w:val="19"/>
+        </w:rPr>
+      </w:pPr>
+      <w:r>
+        <w:rPr>
+          <w:rFonts w:ascii="Consolas" w:hAnsi="Consolas"/>
+          <w:sz w:val="19"/>
+        </w:rPr>
+        <w:t>// Two agents (Copywriter, Editor) collaborating over a single shared</w:t>
+      </w:r>
+    </w:p>
+    <w:p>
+      <w:pPr>
+        <w:pStyle w:val="NoSpacing"/>
+        <w:rPr>
+          <w:rFonts w:ascii="Consolas" w:hAnsi="Consolas"/>
+          <w:sz w:val="19"/>
+        </w:rPr>
+      </w:pPr>
+      <w:r>
+        <w:rPr>
+          <w:rFonts w:ascii="Consolas" w:hAnsi="Consolas"/>
+          <w:sz w:val="19"/>
+        </w:rPr>
+        <w:t>// ChatHistory via manual "persona swapping" - inserting a System message at</w:t>
+      </w:r>
+    </w:p>
+    <w:p>
+      <w:pPr>
+        <w:pStyle w:val="NoSpacing"/>
+        <w:rPr>
+          <w:rFonts w:ascii="Consolas" w:hAnsi="Consolas"/>
+          <w:sz w:val="19"/>
+        </w:rPr>
+      </w:pPr>
+      <w:r>
+        <w:rPr>
+          <w:rFonts w:ascii="Consolas" w:hAnsi="Consolas"/>
+          <w:sz w:val="19"/>
+        </w:rPr>
+        <w:t>// index 0 right before each agent speaks, then removing it once the reply</w:t>
+      </w:r>
+    </w:p>
+    <w:p>
+      <w:pPr>
+        <w:pStyle w:val="NoSpacing"/>
+        <w:rPr>
+          <w:rFonts w:ascii="Consolas" w:hAnsi="Consolas"/>
+          <w:sz w:val="19"/>
+        </w:rPr>
+      </w:pPr>
+      <w:r>
+        <w:rPr>
+          <w:rFonts w:ascii="Consolas" w:hAnsi="Consolas"/>
+          <w:sz w:val="19"/>
+        </w:rPr>
+        <w:t>// comes back. A plain C# while loop drives the whole thing, so the</w:t>
+      </w:r>
+    </w:p>
+    <w:p>
+      <w:pPr>
+        <w:pStyle w:val="NoSpacing"/>
+        <w:rPr>
+          <w:rFonts w:ascii="Consolas" w:hAnsi="Consolas"/>
+          <w:sz w:val="19"/>
+        </w:rPr>
+      </w:pPr>
+      <w:r>
+        <w:rPr>
+          <w:rFonts w:ascii="Consolas" w:hAnsi="Consolas"/>
+          <w:sz w:val="19"/>
+        </w:rPr>
+        <w:t>// hand-off logic between agents stays fully visible instead of being hidden</w:t>
+      </w:r>
+    </w:p>
+    <w:p>
+      <w:pPr>
+        <w:pStyle w:val="NoSpacing"/>
+        <w:rPr>
+          <w:rFonts w:ascii="Consolas" w:hAnsi="Consolas"/>
+          <w:sz w:val="19"/>
+        </w:rPr>
+      </w:pPr>
+      <w:r>
+        <w:rPr>
+          <w:rFonts w:ascii="Consolas" w:hAnsi="Consolas"/>
+          <w:sz w:val="19"/>
+        </w:rPr>
+        <w:t>// inside a framework.</w:t>
+      </w:r>
+    </w:p>
+    <w:p>
+      <w:pPr>
+        <w:pStyle w:val="NoSpacing"/>
+        <w:rPr>
+          <w:rFonts w:ascii="Consolas" w:hAnsi="Consolas"/>
+          <w:sz w:val="19"/>
+        </w:rPr>
+      </w:pPr>
+      <w:r>
+        <w:rPr>
+          <w:rFonts w:ascii="Consolas" w:hAnsi="Consolas"/>
+          <w:sz w:val="19"/>
+        </w:rPr>
+        <w:t>using Microsoft.SemanticKernel;</w:t>
+      </w:r>
+    </w:p>
+    <w:p>
+      <w:pPr>
+        <w:pStyle w:val="NoSpacing"/>
+        <w:rPr>
+          <w:rFonts w:ascii="Consolas" w:hAnsi="Consolas"/>
+          <w:sz w:val="19"/>
+        </w:rPr>
+      </w:pPr>
+      <w:r>
+        <w:rPr>
+          <w:rFonts w:ascii="Consolas" w:hAnsi="Consolas"/>
+          <w:sz w:val="19"/>
+        </w:rPr>
+        <w:t>using Microsoft.SemanticKernel.Agents;</w:t>
+      </w:r>
+    </w:p>
+    <w:p>
+      <w:pPr>
+        <w:pStyle w:val="NoSpacing"/>
+        <w:rPr>
+          <w:rFonts w:ascii="Consolas" w:hAnsi="Consolas"/>
+          <w:sz w:val="19"/>
+        </w:rPr>
+      </w:pPr>
+      <w:r>
+        <w:rPr>
+          <w:rFonts w:ascii="Consolas" w:hAnsi="Consolas"/>
+          <w:sz w:val="19"/>
+        </w:rPr>
+        <w:t>using Microsoft.SemanticKernel.Agents.Chat;</w:t>
+      </w:r>
+    </w:p>
+    <w:p>
+      <w:pPr>
+        <w:pStyle w:val="NoSpacing"/>
+        <w:rPr>
+          <w:rFonts w:ascii="Consolas" w:hAnsi="Consolas"/>
+          <w:sz w:val="19"/>
+        </w:rPr>
+      </w:pPr>
+      <w:r>
+        <w:rPr>
+          <w:rFonts w:ascii="Consolas" w:hAnsi="Consolas"/>
+          <w:sz w:val="19"/>
+        </w:rPr>
+        <w:t>using Microsoft.SemanticKernel.ChatCompletion;</w:t>
+      </w:r>
+    </w:p>
+    <w:p>
+      <w:pPr>
+        <w:pStyle w:val="NoSpacing"/>
+        <w:rPr>
+          <w:rFonts w:ascii="Consolas" w:hAnsi="Consolas"/>
+          <w:sz w:val="19"/>
+        </w:rPr>
+      </w:pPr>
+    </w:p>
+    <w:p>
+      <w:pPr>
+        <w:pStyle w:val="NoSpacing"/>
+        <w:rPr>
+          <w:rFonts w:ascii="Consolas" w:hAnsi="Consolas"/>
+          <w:sz w:val="19"/>
+        </w:rPr>
+      </w:pPr>
+      <w:r>
+        <w:rPr>
+          <w:rFonts w:ascii="Consolas" w:hAnsi="Consolas"/>
+          <w:sz w:val="19"/>
+        </w:rPr>
+        <w:t>namespace Day18NativeOrchestration</w:t>
+      </w:r>
+    </w:p>
+    <w:p>
+      <w:pPr>
+        <w:pStyle w:val="NoSpacing"/>
+        <w:rPr>
+          <w:rFonts w:ascii="Consolas" w:hAnsi="Consolas"/>
+          <w:sz w:val="19"/>
+        </w:rPr>
+      </w:pPr>
+      <w:r>
+        <w:rPr>
+          <w:rFonts w:ascii="Consolas" w:hAnsi="Consolas"/>
+          <w:sz w:val="19"/>
+        </w:rPr>
+        <w:t>{</w:t>
+      </w:r>
+    </w:p>
+    <w:p>
+      <w:pPr>
+        <w:pStyle w:val="NoSpacing"/>
+        <w:rPr>
+          <w:rFonts w:ascii="Consolas" w:hAnsi="Consolas"/>
+          <w:sz w:val="19"/>
+        </w:rPr>
+      </w:pPr>
+    </w:p>
+    <w:p>
+      <w:pPr>
+        <w:pStyle w:val="NoSpacing"/>
+        <w:rPr>
+          <w:rFonts w:ascii="Consolas" w:hAnsi="Consolas"/>
+          <w:sz w:val="19"/>
+        </w:rPr>
+      </w:pPr>
+      <w:r>
+        <w:rPr>
+          <w:rFonts w:ascii="Consolas" w:hAnsi="Consolas"/>
+          <w:sz w:val="19"/>
+        </w:rPr>
+        <w:t xml:space="preserve">    class Program</w:t>
+      </w:r>
+    </w:p>
+    <w:p>
+      <w:pPr>
+        <w:pStyle w:val="NoSpacing"/>
+        <w:rPr>
+          <w:rFonts w:ascii="Consolas" w:hAnsi="Consolas"/>
+          <w:sz w:val="19"/>
+        </w:rPr>
+      </w:pPr>
+      <w:r>
+        <w:rPr>
+          <w:rFonts w:ascii="Consolas" w:hAnsi="Consolas"/>
+          <w:sz w:val="19"/>
+        </w:rPr>
+        <w:t xml:space="preserve">    {</w:t>
+      </w:r>
+    </w:p>
+    <w:p>
+      <w:pPr>
+        <w:pStyle w:val="NoSpacing"/>
+        <w:rPr>
+          <w:rFonts w:ascii="Consolas" w:hAnsi="Consolas"/>
+          <w:sz w:val="19"/>
+        </w:rPr>
+      </w:pPr>
+      <w:r>
+        <w:rPr>
+          <w:rFonts w:ascii="Consolas" w:hAnsi="Consolas"/>
+          <w:sz w:val="19"/>
+        </w:rPr>
+        <w:t xml:space="preserve">        static async Task Main(string[] args)</w:t>
+      </w:r>
+    </w:p>
+    <w:p>
+      <w:pPr>
+        <w:pStyle w:val="NoSpacing"/>
+        <w:rPr>
+          <w:rFonts w:ascii="Consolas" w:hAnsi="Consolas"/>
+          <w:sz w:val="19"/>
+        </w:rPr>
+      </w:pPr>
+      <w:r>
+        <w:rPr>
+          <w:rFonts w:ascii="Consolas" w:hAnsi="Consolas"/>
+          <w:sz w:val="19"/>
+        </w:rPr>
+        <w:t xml:space="preserve">        {</w:t>
+      </w:r>
+    </w:p>
+    <w:p>
+      <w:pPr>
+        <w:pStyle w:val="NoSpacing"/>
+        <w:rPr>
+          <w:rFonts w:ascii="Consolas" w:hAnsi="Consolas"/>
+          <w:sz w:val="19"/>
+        </w:rPr>
+      </w:pPr>
+      <w:r>
+        <w:rPr>
+          <w:rFonts w:ascii="Consolas" w:hAnsi="Consolas"/>
+          <w:sz w:val="19"/>
+        </w:rPr>
+        <w:t xml:space="preserve">            // 1. Setup the Kernel</w:t>
+      </w:r>
+    </w:p>
+    <w:p>
+      <w:pPr>
+        <w:pStyle w:val="NoSpacing"/>
+        <w:rPr>
+          <w:rFonts w:ascii="Consolas" w:hAnsi="Consolas"/>
+          <w:sz w:val="19"/>
+        </w:rPr>
+      </w:pPr>
+      <w:r>
+        <w:rPr>
+          <w:rFonts w:ascii="Consolas" w:hAnsi="Consolas"/>
+          <w:sz w:val="19"/>
+        </w:rPr>
+        <w:t xml:space="preserve">            IKernelBuilder builder = Kernel.CreateBuilder();</w:t>
+      </w:r>
+    </w:p>
+    <w:p>
+      <w:pPr>
+        <w:pStyle w:val="NoSpacing"/>
+        <w:rPr>
+          <w:rFonts w:ascii="Consolas" w:hAnsi="Consolas"/>
+          <w:sz w:val="19"/>
+        </w:rPr>
+      </w:pPr>
+    </w:p>
+    <w:p>
+      <w:pPr>
+        <w:pStyle w:val="NoSpacing"/>
+        <w:rPr>
+          <w:rFonts w:ascii="Consolas" w:hAnsi="Consolas"/>
+          <w:sz w:val="19"/>
+        </w:rPr>
+      </w:pPr>
+      <w:r>
+        <w:rPr>
+          <w:rFonts w:ascii="Consolas" w:hAnsi="Consolas"/>
+          <w:sz w:val="19"/>
+        </w:rPr>
+        <w:t xml:space="preserve">            string apiKey = Environment.GetEnvironmentVariable("GEMINI_API_KEY") ?? throw new Exception("Missing Key");</w:t>
+      </w:r>
+    </w:p>
+    <w:p>
+      <w:pPr>
+        <w:pStyle w:val="NoSpacing"/>
+        <w:rPr>
+          <w:rFonts w:ascii="Consolas" w:hAnsi="Consolas"/>
+          <w:sz w:val="19"/>
+        </w:rPr>
+      </w:pPr>
+    </w:p>
+    <w:p>
+      <w:pPr>
+        <w:pStyle w:val="NoSpacing"/>
+        <w:rPr>
+          <w:rFonts w:ascii="Consolas" w:hAnsi="Consolas"/>
+          <w:sz w:val="19"/>
+        </w:rPr>
+      </w:pPr>
+      <w:r>
+        <w:rPr>
+          <w:rFonts w:ascii="Consolas" w:hAnsi="Consolas"/>
+          <w:sz w:val="19"/>
+        </w:rPr>
+        <w:t xml:space="preserve">            builder.AddGoogleAIGeminiChatCompletion("gemini-2.5-flash", apiKey);</w:t>
+      </w:r>
+    </w:p>
+    <w:p>
+      <w:pPr>
+        <w:pStyle w:val="NoSpacing"/>
+        <w:rPr>
+          <w:rFonts w:ascii="Consolas" w:hAnsi="Consolas"/>
+          <w:sz w:val="19"/>
+        </w:rPr>
+      </w:pPr>
+    </w:p>
+    <w:p>
+      <w:pPr>
+        <w:pStyle w:val="NoSpacing"/>
+        <w:rPr>
+          <w:rFonts w:ascii="Consolas" w:hAnsi="Consolas"/>
+          <w:sz w:val="19"/>
+        </w:rPr>
+      </w:pPr>
+      <w:r>
+        <w:rPr>
+          <w:rFonts w:ascii="Consolas" w:hAnsi="Consolas"/>
+          <w:sz w:val="19"/>
+        </w:rPr>
+        <w:t xml:space="preserve">            Kernel kernel = builder.Build();</w:t>
+      </w:r>
+    </w:p>
+    <w:p>
+      <w:pPr>
+        <w:pStyle w:val="NoSpacing"/>
+        <w:rPr>
+          <w:rFonts w:ascii="Consolas" w:hAnsi="Consolas"/>
+          <w:sz w:val="19"/>
+        </w:rPr>
+      </w:pPr>
+    </w:p>
+    <w:p>
+      <w:pPr>
+        <w:pStyle w:val="NoSpacing"/>
+        <w:rPr>
+          <w:rFonts w:ascii="Consolas" w:hAnsi="Consolas"/>
+          <w:sz w:val="19"/>
+        </w:rPr>
+      </w:pPr>
+      <w:r>
+        <w:rPr>
+          <w:rFonts w:ascii="Consolas" w:hAnsi="Consolas"/>
+          <w:sz w:val="19"/>
+        </w:rPr>
+        <w:t xml:space="preserve">  </w:t>
+      </w:r>
+      <w:r>
+        <w:rPr>
+          <w:rFonts w:ascii="Consolas" w:hAnsi="Consolas"/>
+          <w:sz w:val="19"/>
+        </w:rPr>
+        <w:lastRenderedPageBreak/>
+        <w:t xml:space="preserve">          // 2. Get the chat service</w:t>
+      </w:r>
+    </w:p>
+    <w:p>
+      <w:pPr>
+        <w:pStyle w:val="NoSpacing"/>
+        <w:rPr>
+          <w:rFonts w:ascii="Consolas" w:hAnsi="Consolas"/>
+          <w:sz w:val="19"/>
+        </w:rPr>
+      </w:pPr>
+      <w:r>
+        <w:rPr>
+          <w:rFonts w:ascii="Consolas" w:hAnsi="Consolas"/>
+          <w:sz w:val="19"/>
+        </w:rPr>
+        <w:t xml:space="preserve">            IChatCompletionService chatService = kernel.GetRequiredService&lt;IChatCompletionService&gt;();</w:t>
+      </w:r>
+    </w:p>
+    <w:p>
+      <w:pPr>
+        <w:pStyle w:val="NoSpacing"/>
+        <w:rPr>
+          <w:rFonts w:ascii="Consolas" w:hAnsi="Consolas"/>
+          <w:sz w:val="19"/>
+        </w:rPr>
+      </w:pPr>
+    </w:p>
+    <w:p>
+      <w:pPr>
+        <w:pStyle w:val="NoSpacing"/>
+        <w:rPr>
+          <w:rFonts w:ascii="Consolas" w:hAnsi="Consolas"/>
+          <w:sz w:val="19"/>
+        </w:rPr>
+      </w:pPr>
+      <w:r>
+        <w:rPr>
+          <w:rFonts w:ascii="Consolas" w:hAnsi="Consolas"/>
+          <w:sz w:val="19"/>
+        </w:rPr>
+        <w:t xml:space="preserve">            // 3. Define the Specialist Personas</w:t>
+      </w:r>
+    </w:p>
+    <w:p>
+      <w:pPr>
+        <w:pStyle w:val="NoSpacing"/>
+        <w:rPr>
+          <w:rFonts w:ascii="Consolas" w:hAnsi="Consolas"/>
+          <w:sz w:val="19"/>
+        </w:rPr>
+      </w:pPr>
+      <w:r>
+        <w:rPr>
+          <w:rFonts w:ascii="Consolas" w:hAnsi="Consolas"/>
+          <w:sz w:val="19"/>
+        </w:rPr>
+        <w:t xml:space="preserve">            string copywriterPersona = "You are a creative copywriter.  Write a punch 5-word slogan for the product provided.";</w:t>
+      </w:r>
+    </w:p>
+    <w:p>
+      <w:pPr>
+        <w:pStyle w:val="NoSpacing"/>
+        <w:rPr>
+          <w:rFonts w:ascii="Consolas" w:hAnsi="Consolas"/>
+          <w:sz w:val="19"/>
+        </w:rPr>
+      </w:pPr>
+      <w:r>
+        <w:rPr>
+          <w:rFonts w:ascii="Consolas" w:hAnsi="Consolas"/>
+          <w:sz w:val="19"/>
+        </w:rPr>
+        <w:t xml:space="preserve">            string editorPersona = "You are a brand editor.  Review the slogan.  If it's perfect, say 'APPROVED'.  If not, provide one suggestion";</w:t>
+      </w:r>
+    </w:p>
+    <w:p>
+      <w:pPr>
+        <w:pStyle w:val="NoSpacing"/>
+        <w:rPr>
+          <w:rFonts w:ascii="Consolas" w:hAnsi="Consolas"/>
+          <w:sz w:val="19"/>
+        </w:rPr>
+      </w:pPr>
+    </w:p>
+    <w:p>
+      <w:pPr>
+        <w:pStyle w:val="NoSpacing"/>
+        <w:rPr>
+          <w:rFonts w:ascii="Consolas" w:hAnsi="Consolas"/>
+          <w:sz w:val="19"/>
+        </w:rPr>
+      </w:pPr>
+      <w:r>
+        <w:rPr>
+          <w:rFonts w:ascii="Consolas" w:hAnsi="Consolas"/>
+          <w:sz w:val="19"/>
+        </w:rPr>
+        <w:t xml:space="preserve">            // 4. Shared conversation history</w:t>
+      </w:r>
+    </w:p>
+    <w:p>
+      <w:pPr>
+        <w:pStyle w:val="NoSpacing"/>
+        <w:rPr>
+          <w:rFonts w:ascii="Consolas" w:hAnsi="Consolas"/>
+          <w:sz w:val="19"/>
+        </w:rPr>
+      </w:pPr>
+      <w:r>
+        <w:rPr>
+          <w:rFonts w:ascii="Consolas" w:hAnsi="Consolas"/>
+          <w:sz w:val="19"/>
+        </w:rPr>
+        <w:t xml:space="preserve">            ChatHistory chatHistory = new ChatHistory();</w:t>
+      </w:r>
+    </w:p>
+    <w:p>
+      <w:pPr>
+        <w:pStyle w:val="NoSpacing"/>
+        <w:rPr>
+          <w:rFonts w:ascii="Consolas" w:hAnsi="Consolas"/>
+          <w:sz w:val="19"/>
+        </w:rPr>
+      </w:pPr>
+    </w:p>
+    <w:p>
+      <w:pPr>
+        <w:pStyle w:val="NoSpacing"/>
+        <w:rPr>
+          <w:rFonts w:ascii="Consolas" w:hAnsi="Consolas"/>
+          <w:sz w:val="19"/>
+        </w:rPr>
+      </w:pPr>
+      <w:r>
+        <w:rPr>
+          <w:rFonts w:ascii="Consolas" w:hAnsi="Consolas"/>
+          <w:sz w:val="19"/>
+        </w:rPr>
+        <w:t xml:space="preserve">            Console.WriteLine("Enter a product to market:");</w:t>
+      </w:r>
+    </w:p>
+    <w:p>
+      <w:pPr>
+        <w:pStyle w:val="NoSpacing"/>
+        <w:rPr>
+          <w:rFonts w:ascii="Consolas" w:hAnsi="Consolas"/>
+          <w:sz w:val="19"/>
+        </w:rPr>
+      </w:pPr>
+      <w:r>
+        <w:rPr>
+          <w:rFonts w:ascii="Consolas" w:hAnsi="Consolas"/>
+          <w:sz w:val="19"/>
+        </w:rPr>
+        <w:t xml:space="preserve">            string? product = Console.ReadLine();</w:t>
+      </w:r>
+    </w:p>
+    <w:p>
+      <w:pPr>
+        <w:pStyle w:val="NoSpacing"/>
+        <w:rPr>
+          <w:rFonts w:ascii="Consolas" w:hAnsi="Consolas"/>
+          <w:sz w:val="19"/>
+        </w:rPr>
+      </w:pPr>
+    </w:p>
+    <w:p>
+      <w:pPr>
+        <w:pStyle w:val="NoSpacing"/>
+        <w:rPr>
+          <w:rFonts w:ascii="Consolas" w:hAnsi="Consolas"/>
+          <w:sz w:val="19"/>
+        </w:rPr>
+      </w:pPr>
+      <w:r>
+        <w:rPr>
+          <w:rFonts w:ascii="Consolas" w:hAnsi="Consolas"/>
+          <w:sz w:val="19"/>
+        </w:rPr>
+        <w:t xml:space="preserve">            if (string.IsNullOrWhiteSpace(product)) return;</w:t>
+      </w:r>
+    </w:p>
+    <w:p>
+      <w:pPr>
+        <w:pStyle w:val="NoSpacing"/>
+        <w:rPr>
+          <w:rFonts w:ascii="Consolas" w:hAnsi="Consolas"/>
+          <w:sz w:val="19"/>
+        </w:rPr>
+      </w:pPr>
+      <w:r>
+        <w:rPr>
+          <w:rFonts w:ascii="Consolas" w:hAnsi="Consolas"/>
+          <w:sz w:val="19"/>
+        </w:rPr>
+        <w:t xml:space="preserve">            chatHistory.AddUserMessage($"Product: {product}");</w:t>
+      </w:r>
+    </w:p>
+    <w:p>
+      <w:pPr>
+        <w:pStyle w:val="NoSpacing"/>
+        <w:rPr>
+          <w:rFonts w:ascii="Consolas" w:hAnsi="Consolas"/>
+          <w:sz w:val="19"/>
+        </w:rPr>
+      </w:pPr>
+    </w:p>
+    <w:p>
+      <w:pPr>
+        <w:pStyle w:val="NoSpacing"/>
+        <w:rPr>
+          <w:rFonts w:ascii="Consolas" w:hAnsi="Consolas"/>
+          <w:sz w:val="19"/>
+        </w:rPr>
+      </w:pPr>
+      <w:r>
+        <w:rPr>
+          <w:rFonts w:ascii="Consolas" w:hAnsi="Consolas"/>
+          <w:sz w:val="19"/>
+        </w:rPr>
+        <w:t xml:space="preserve">            bool isComplete = false;</w:t>
+      </w:r>
+    </w:p>
+    <w:p>
+      <w:pPr>
+        <w:pStyle w:val="NoSpacing"/>
+        <w:rPr>
+          <w:rFonts w:ascii="Consolas" w:hAnsi="Consolas"/>
+          <w:sz w:val="19"/>
+        </w:rPr>
+      </w:pPr>
+      <w:r>
+        <w:rPr>
+          <w:rFonts w:ascii="Consolas" w:hAnsi="Consolas"/>
+          <w:sz w:val="19"/>
+        </w:rPr>
+        <w:t xml:space="preserve">            int currentIteration = 0;</w:t>
+      </w:r>
+    </w:p>
+    <w:p>
+      <w:pPr>
+        <w:pStyle w:val="NoSpacing"/>
+        <w:rPr>
+          <w:rFonts w:ascii="Consolas" w:hAnsi="Consolas"/>
+          <w:sz w:val="19"/>
+        </w:rPr>
+      </w:pPr>
+      <w:r>
+        <w:rPr>
+          <w:rFonts w:ascii="Consolas" w:hAnsi="Consolas"/>
+          <w:sz w:val="19"/>
+        </w:rPr>
+        <w:t xml:space="preserve">            int MaxIterations = 4;</w:t>
+      </w:r>
+    </w:p>
+    <w:p>
+      <w:pPr>
+        <w:pStyle w:val="NoSpacing"/>
+        <w:rPr>
+          <w:rFonts w:ascii="Consolas" w:hAnsi="Consolas"/>
+          <w:sz w:val="19"/>
+        </w:rPr>
+      </w:pPr>
+    </w:p>
+    <w:p>
+      <w:pPr>
+        <w:pStyle w:val="NoSpacing"/>
+        <w:rPr>
+          <w:rFonts w:ascii="Consolas" w:hAnsi="Consolas"/>
+          <w:sz w:val="19"/>
+        </w:rPr>
+      </w:pPr>
+      <w:r>
+        <w:rPr>
+          <w:rFonts w:ascii="Consolas" w:hAnsi="Consolas"/>
+          <w:sz w:val="19"/>
+        </w:rPr>
+        <w:t xml:space="preserve">            Console.WriteLine("\n Multi-Agent collaboration started...");</w:t>
+      </w:r>
+    </w:p>
+    <w:p>
+      <w:pPr>
+        <w:pStyle w:val="NoSpacing"/>
+        <w:rPr>
+          <w:rFonts w:ascii="Consolas" w:hAnsi="Consolas"/>
+          <w:sz w:val="19"/>
+        </w:rPr>
+      </w:pPr>
+    </w:p>
+    <w:p>
+      <w:pPr>
+        <w:pStyle w:val="NoSpacing"/>
+        <w:rPr>
+          <w:rFonts w:ascii="Consolas" w:hAnsi="Consolas"/>
+          <w:sz w:val="19"/>
+        </w:rPr>
+      </w:pPr>
+      <w:r>
+        <w:rPr>
+          <w:rFonts w:ascii="Consolas" w:hAnsi="Consolas"/>
+          <w:sz w:val="19"/>
+        </w:rPr>
+        <w:t xml:space="preserve">            while (!isComplete &amp;&amp; currentIteration </w:t>
+      </w:r>
+      <w:r>
+        <w:rPr>
+          <w:rFonts w:ascii="Consolas" w:hAnsi="Consolas"/>
+          <w:sz w:val="19"/>
+        </w:rPr>
+        <w:lastRenderedPageBreak/>
+        <w:t>&lt; MaxIterations)</w:t>
+      </w:r>
+    </w:p>
+    <w:p>
+      <w:pPr>
+        <w:pStyle w:val="NoSpacing"/>
+        <w:rPr>
+          <w:rFonts w:ascii="Consolas" w:hAnsi="Consolas"/>
+          <w:sz w:val="19"/>
+        </w:rPr>
+      </w:pPr>
+      <w:r>
+        <w:rPr>
+          <w:rFonts w:ascii="Consolas" w:hAnsi="Consolas"/>
+          <w:sz w:val="19"/>
+        </w:rPr>
+        <w:t xml:space="preserve">            {</w:t>
+      </w:r>
+    </w:p>
+    <w:p>
+      <w:pPr>
+        <w:pStyle w:val="NoSpacing"/>
+        <w:rPr>
+          <w:rFonts w:ascii="Consolas" w:hAnsi="Consolas"/>
+          <w:sz w:val="19"/>
+        </w:rPr>
+      </w:pPr>
+      <w:r>
+        <w:rPr>
+          <w:rFonts w:ascii="Consolas" w:hAnsi="Consolas"/>
+          <w:sz w:val="19"/>
+        </w:rPr>
+        <w:t xml:space="preserve">                // ---------------------------</w:t>
+      </w:r>
+    </w:p>
+    <w:p>
+      <w:pPr>
+        <w:pStyle w:val="NoSpacing"/>
+        <w:rPr>
+          <w:rFonts w:ascii="Consolas" w:hAnsi="Consolas"/>
+          <w:sz w:val="19"/>
+        </w:rPr>
+      </w:pPr>
+      <w:r>
+        <w:rPr>
+          <w:rFonts w:ascii="Consolas" w:hAnsi="Consolas"/>
+          <w:sz w:val="19"/>
+        </w:rPr>
+        <w:t xml:space="preserve">                // Copywriter turn</w:t>
+      </w:r>
+    </w:p>
+    <w:p>
+      <w:pPr>
+        <w:pStyle w:val="NoSpacing"/>
+        <w:rPr>
+          <w:rFonts w:ascii="Consolas" w:hAnsi="Consolas"/>
+          <w:sz w:val="19"/>
+        </w:rPr>
+      </w:pPr>
+      <w:r>
+        <w:rPr>
+          <w:rFonts w:ascii="Consolas" w:hAnsi="Consolas"/>
+          <w:sz w:val="19"/>
+        </w:rPr>
+        <w:t xml:space="preserve">                // ---------------------------</w:t>
+      </w:r>
+    </w:p>
+    <w:p>
+      <w:pPr>
+        <w:pStyle w:val="NoSpacing"/>
+        <w:rPr>
+          <w:rFonts w:ascii="Consolas" w:hAnsi="Consolas"/>
+          <w:sz w:val="19"/>
+        </w:rPr>
+      </w:pPr>
+    </w:p>
+    <w:p>
+      <w:pPr>
+        <w:pStyle w:val="NoSpacing"/>
+        <w:rPr>
+          <w:rFonts w:ascii="Consolas" w:hAnsi="Consolas"/>
+          <w:sz w:val="19"/>
+        </w:rPr>
+      </w:pPr>
+      <w:r>
+        <w:rPr>
+          <w:rFonts w:ascii="Consolas" w:hAnsi="Consolas"/>
+          <w:sz w:val="19"/>
+        </w:rPr>
+        <w:t xml:space="preserve">                // Inject the persona at index 0</w:t>
+      </w:r>
+    </w:p>
+    <w:p>
+      <w:pPr>
+        <w:pStyle w:val="NoSpacing"/>
+        <w:rPr>
+          <w:rFonts w:ascii="Consolas" w:hAnsi="Consolas"/>
+          <w:sz w:val="19"/>
+        </w:rPr>
+      </w:pPr>
+      <w:r>
+        <w:rPr>
+          <w:rFonts w:ascii="Consolas" w:hAnsi="Consolas"/>
+          <w:sz w:val="19"/>
+        </w:rPr>
+        <w:t xml:space="preserve">                chatHistory.Insert(0, new ChatMessageContent(AuthorRole.System, copywriterPersona));</w:t>
+      </w:r>
+    </w:p>
+    <w:p>
+      <w:pPr>
+        <w:pStyle w:val="NoSpacing"/>
+        <w:rPr>
+          <w:rFonts w:ascii="Consolas" w:hAnsi="Consolas"/>
+          <w:sz w:val="19"/>
+        </w:rPr>
+      </w:pPr>
+      <w:r>
+        <w:rPr>
+          <w:rFonts w:ascii="Consolas" w:hAnsi="Consolas"/>
+          <w:sz w:val="19"/>
+        </w:rPr>
+        <w:t xml:space="preserve">                var copywriterResult = await chatService.GetChatMessageContentAsync(chatHistory, kernel: kernel);</w:t>
+      </w:r>
+    </w:p>
+    <w:p>
+      <w:pPr>
+        <w:pStyle w:val="NoSpacing"/>
+        <w:rPr>
+          <w:rFonts w:ascii="Consolas" w:hAnsi="Consolas"/>
+          <w:sz w:val="19"/>
+        </w:rPr>
+      </w:pPr>
+    </w:p>
+    <w:p>
+      <w:pPr>
+        <w:pStyle w:val="NoSpacing"/>
+        <w:rPr>
+          <w:rFonts w:ascii="Consolas" w:hAnsi="Consolas"/>
+          <w:sz w:val="19"/>
+        </w:rPr>
+      </w:pPr>
+      <w:r>
+        <w:rPr>
+          <w:rFonts w:ascii="Consolas" w:hAnsi="Consolas"/>
+          <w:sz w:val="19"/>
+        </w:rPr>
+        <w:t xml:space="preserve">                // Cleanup the system Persona at index 0</w:t>
+      </w:r>
+    </w:p>
+    <w:p>
+      <w:pPr>
+        <w:pStyle w:val="NoSpacing"/>
+        <w:rPr>
+          <w:rFonts w:ascii="Consolas" w:hAnsi="Consolas"/>
+          <w:sz w:val="19"/>
+        </w:rPr>
+      </w:pPr>
+      <w:r>
+        <w:rPr>
+          <w:rFonts w:ascii="Consolas" w:hAnsi="Consolas"/>
+          <w:sz w:val="19"/>
+        </w:rPr>
+        <w:t xml:space="preserve">                chatHistory.RemoveAt(0);</w:t>
+      </w:r>
+    </w:p>
+    <w:p>
+      <w:pPr>
+        <w:pStyle w:val="NoSpacing"/>
+        <w:rPr>
+          <w:rFonts w:ascii="Consolas" w:hAnsi="Consolas"/>
+          <w:sz w:val="19"/>
+        </w:rPr>
+      </w:pPr>
+    </w:p>
+    <w:p>
+      <w:pPr>
+        <w:pStyle w:val="NoSpacing"/>
+        <w:rPr>
+          <w:rFonts w:ascii="Consolas" w:hAnsi="Consolas"/>
+          <w:sz w:val="19"/>
+        </w:rPr>
+      </w:pPr>
+      <w:r>
+        <w:rPr>
+          <w:rFonts w:ascii="Consolas" w:hAnsi="Consolas"/>
+          <w:sz w:val="19"/>
+        </w:rPr>
+        <w:t xml:space="preserve">                string slogan = copywriterResult.Content ?? "No slogan generated.";</w:t>
+      </w:r>
+    </w:p>
+    <w:p>
+      <w:pPr>
+        <w:pStyle w:val="NoSpacing"/>
+        <w:rPr>
+          <w:rFonts w:ascii="Consolas" w:hAnsi="Consolas"/>
+          <w:sz w:val="19"/>
+        </w:rPr>
+      </w:pPr>
+      <w:r>
+        <w:rPr>
+          <w:rFonts w:ascii="Consolas" w:hAnsi="Consolas"/>
+          <w:sz w:val="19"/>
+        </w:rPr>
+        <w:t xml:space="preserve">                chatHistory.AddAssistantMessage(slogan);</w:t>
+      </w:r>
+    </w:p>
+    <w:p>
+      <w:pPr>
+        <w:pStyle w:val="NoSpacing"/>
+        <w:rPr>
+          <w:rFonts w:ascii="Consolas" w:hAnsi="Consolas"/>
+          <w:sz w:val="19"/>
+        </w:rPr>
+      </w:pPr>
+      <w:r>
+        <w:rPr>
+          <w:rFonts w:ascii="Consolas" w:hAnsi="Consolas"/>
+          <w:sz w:val="19"/>
+        </w:rPr>
+        <w:t xml:space="preserve">                Console.WriteLine($"\n[COPYWRITER]: {slogan}");</w:t>
+      </w:r>
+    </w:p>
+    <w:p>
+      <w:pPr>
+        <w:pStyle w:val="NoSpacing"/>
+        <w:rPr>
+          <w:rFonts w:ascii="Consolas" w:hAnsi="Consolas"/>
+          <w:sz w:val="19"/>
+        </w:rPr>
+      </w:pPr>
+    </w:p>
+    <w:p>
+      <w:pPr>
+        <w:pStyle w:val="NoSpacing"/>
+        <w:rPr>
+          <w:rFonts w:ascii="Consolas" w:hAnsi="Consolas"/>
+          <w:sz w:val="19"/>
+        </w:rPr>
+      </w:pPr>
+      <w:r>
+        <w:rPr>
+          <w:rFonts w:ascii="Consolas" w:hAnsi="Consolas"/>
+          <w:sz w:val="19"/>
+        </w:rPr>
+        <w:t xml:space="preserve">                // --- GEMINI PROTOCOL NUDGE ---</w:t>
+      </w:r>
+    </w:p>
+    <w:p>
+      <w:pPr>
+        <w:pStyle w:val="NoSpacing"/>
+        <w:rPr>
+          <w:rFonts w:ascii="Consolas" w:hAnsi="Consolas"/>
+          <w:sz w:val="19"/>
+        </w:rPr>
+      </w:pPr>
+      <w:r>
+        <w:rPr>
+          <w:rFonts w:ascii="Consolas" w:hAnsi="Consolas"/>
+          <w:sz w:val="19"/>
+        </w:rPr>
+        <w:t xml:space="preserve">                // Gemini requires User -&gt; Assistant alternating conversation</w:t>
+      </w:r>
+    </w:p>
+    <w:p>
+      <w:pPr>
+        <w:pStyle w:val="NoSpacing"/>
+        <w:rPr>
+          <w:rFonts w:ascii="Consolas" w:hAnsi="Consolas"/>
+          <w:sz w:val="19"/>
+        </w:rPr>
+      </w:pPr>
+      <w:r>
+        <w:rPr>
+          <w:rFonts w:ascii="Consolas" w:hAnsi="Consolas"/>
+          <w:sz w:val="19"/>
+        </w:rPr>
+        <w:t xml:space="preserve">                // We add a 'User' instruction to prepare for the Editor's turn</w:t>
+      </w:r>
+    </w:p>
+    <w:p>
+      <w:pPr>
+        <w:pStyle w:val="NoSpacing"/>
+        <w:rPr>
+          <w:rFonts w:ascii="Consolas" w:hAnsi="Consolas"/>
+          <w:sz w:val="19"/>
+        </w:rPr>
+      </w:pPr>
+      <w:r>
+        <w:rPr>
+          <w:rFonts w:ascii="Consolas" w:hAnsi="Consolas"/>
+          <w:sz w:val="19"/>
+        </w:rPr>
+        <w:t xml:space="preserve">                chatHistory.AddUserMessage("Editor, please review the slogan above.");</w:t>
+      </w:r>
+    </w:p>
+    <w:p>
+      <w:pPr>
+        <w:pStyle w:val="NoSpacing"/>
+        <w:rPr>
+          <w:rFonts w:ascii="Consolas" w:hAnsi="Consolas"/>
+          <w:sz w:val="19"/>
+        </w:rPr>
+      </w:pPr>
+    </w:p>
+    <w:p>
+      <w:pPr>
+        <w:pStyle w:val="NoSpacing"/>
+        <w:rPr>
+          <w:rFonts w:ascii="Consolas" w:hAnsi="Consolas"/>
+          <w:sz w:val="19"/>
+        </w:rPr>
+      </w:pPr>
+      <w:r>
+        <w:rPr>
+          <w:rFonts w:ascii="Consolas" w:hAnsi="Consolas"/>
+          <w:sz w:val="19"/>
+        </w:rPr>
+        <w:t xml:space="preserve">                // ---------------------------</w:t>
+      </w:r>
+    </w:p>
+    <w:p>
+      <w:pPr>
+        <w:pStyle w:val="NoSpacing"/>
+        <w:rPr>
+          <w:rFonts w:ascii="Consolas" w:hAnsi="Consolas"/>
+          <w:sz w:val="19"/>
+        </w:rPr>
+      </w:pPr>
+      <w:r>
+        <w:rPr>
+          <w:rFonts w:ascii="Consolas" w:hAnsi="Consolas"/>
+          <w:sz w:val="19"/>
+        </w:rPr>
+        <w:t xml:space="preserve">                // Editor turn</w:t>
+      </w:r>
+    </w:p>
+    <w:p>
+      <w:pPr>
+        <w:pStyle w:val="NoSpacing"/>
+        <w:rPr>
+          <w:rFonts w:ascii="Consolas" w:hAnsi="Consolas"/>
+          <w:sz w:val="19"/>
+        </w:rPr>
+      </w:pPr>
+      <w:r>
+        <w:rPr>
+          <w:rFonts w:ascii="Consolas" w:hAnsi="Consolas"/>
+          <w:sz w:val="19"/>
+        </w:rPr>
+        <w:t xml:space="preserve">                // ---------------------------</w:t>
+      </w:r>
+    </w:p>
+    <w:p>
+      <w:pPr>
+        <w:pStyle w:val="NoSpacing"/>
+        <w:rPr>
+          <w:rFonts w:ascii="Consolas" w:hAnsi="Consolas"/>
+          <w:sz w:val="19"/>
+        </w:rPr>
+      </w:pPr>
+      <w:r>
+        <w:rPr>
+          <w:rFonts w:ascii="Consolas" w:hAnsi="Consolas"/>
+          <w:sz w:val="19"/>
+        </w:rPr>
+        <w:t xml:space="preserve">                chatHistory.Insert(0, new ChatMessageContent(AuthorRole.System, editorPersona));</w:t>
+      </w:r>
+    </w:p>
+    <w:p>
+      <w:pPr>
+        <w:pStyle w:val="NoSpacing"/>
+        <w:rPr>
+          <w:rFonts w:ascii="Consolas" w:hAnsi="Consolas"/>
+          <w:sz w:val="19"/>
+        </w:rPr>
+      </w:pPr>
+    </w:p>
+    <w:p>
+      <w:pPr>
+        <w:pStyle w:val="NoSpacing"/>
+        <w:rPr>
+          <w:rFonts w:ascii="Consolas" w:hAnsi="Consolas"/>
+          <w:sz w:val="19"/>
+        </w:rPr>
+      </w:pPr>
+      <w:r>
+        <w:rPr>
+          <w:rFonts w:ascii="Consolas" w:hAnsi="Consolas"/>
+          <w:sz w:val="19"/>
+        </w:rPr>
+        <w:t xml:space="preserve">                var editorResult = await chatService.GetChatMessageContentAsync(chatHistory, kernel: kernel);</w:t>
+      </w:r>
+    </w:p>
+    <w:p>
+      <w:pPr>
+        <w:pStyle w:val="NoSpacing"/>
+        <w:rPr>
+          <w:rFonts w:ascii="Consolas" w:hAnsi="Consolas"/>
+          <w:sz w:val="19"/>
+        </w:rPr>
+      </w:pPr>
+    </w:p>
+    <w:p>
+      <w:pPr>
+        <w:pStyle w:val="NoSpacing"/>
+        <w:rPr>
+          <w:rFonts w:ascii="Consolas" w:hAnsi="Consolas"/>
+          <w:sz w:val="19"/>
+        </w:rPr>
+      </w:pPr>
+      <w:r>
+        <w:rPr>
+          <w:rFonts w:ascii="Consolas" w:hAnsi="Consolas"/>
+          <w:sz w:val="19"/>
+        </w:rPr>
+        <w:t xml:space="preserve">                chatHistory.RemoveAt(0);</w:t>
+      </w:r>
+    </w:p>
+    <w:p>
+      <w:pPr>
+        <w:pStyle w:val="NoSpacing"/>
+        <w:rPr>
+          <w:rFonts w:ascii="Consolas" w:hAnsi="Consolas"/>
+          <w:sz w:val="19"/>
+        </w:rPr>
+      </w:pPr>
+    </w:p>
+    <w:p>
+      <w:pPr>
+        <w:pStyle w:val="NoSpacing"/>
+        <w:rPr>
+          <w:rFonts w:ascii="Consolas" w:hAnsi="Consolas"/>
+          <w:sz w:val="19"/>
+        </w:rPr>
+      </w:pPr>
+      <w:r>
+        <w:rPr>
+          <w:rFonts w:ascii="Consolas" w:hAnsi="Consolas"/>
+          <w:sz w:val="19"/>
+        </w:rPr>
+        <w:t xml:space="preserve">                string review = editorResult.Content ?? "No review generated.";</w:t>
+      </w:r>
+    </w:p>
+    <w:p>
+      <w:pPr>
+        <w:pStyle w:val="NoSpacing"/>
+        <w:rPr>
+          <w:rFonts w:ascii="Consolas" w:hAnsi="Consolas"/>
+          <w:sz w:val="19"/>
+        </w:rPr>
+      </w:pPr>
+      <w:r>
+        <w:rPr>
+          <w:rFonts w:ascii="Consolas" w:hAnsi="Consolas"/>
+          <w:sz w:val="19"/>
+        </w:rPr>
+        <w:t xml:space="preserve">                chatHistory.AddAssistantMessage(review);</w:t>
+      </w:r>
+    </w:p>
+    <w:p>
+      <w:pPr>
+        <w:pStyle w:val="NoSpacing"/>
+        <w:rPr>
+          <w:rFonts w:ascii="Consolas" w:hAnsi="Consolas"/>
+          <w:sz w:val="19"/>
+        </w:rPr>
+      </w:pPr>
+      <w:r>
+        <w:rPr>
+          <w:rFonts w:ascii="Consolas" w:hAnsi="Consolas"/>
+          <w:sz w:val="19"/>
+        </w:rPr>
+        <w:t xml:space="preserve">                Console.WriteLine($"\n[EDITOR]: {review}");</w:t>
+      </w:r>
+    </w:p>
+    <w:p>
+      <w:pPr>
+        <w:pStyle w:val="NoSpacing"/>
+        <w:rPr>
+          <w:rFonts w:ascii="Consolas" w:hAnsi="Consolas"/>
+          <w:sz w:val="19"/>
+        </w:rPr>
+      </w:pPr>
+    </w:p>
+    <w:p>
+      <w:pPr>
+        <w:pStyle w:val="NoSpacing"/>
+        <w:rPr>
+          <w:rFonts w:ascii="Consolas" w:hAnsi="Consolas"/>
+          <w:sz w:val="19"/>
+        </w:rPr>
+      </w:pPr>
+      <w:r>
+        <w:rPr>
+          <w:rFonts w:ascii="Consolas" w:hAnsi="Consolas"/>
+          <w:sz w:val="19"/>
+        </w:rPr>
+        <w:t xml:space="preserve">                if (review.Contains("APPROVED", StringComparison.OrdinalIgnoreCase))</w:t>
+      </w:r>
+    </w:p>
+    <w:p>
+      <w:pPr>
+        <w:pStyle w:val="NoSpacing"/>
+        <w:rPr>
+          <w:rFonts w:ascii="Consolas" w:hAnsi="Consolas"/>
+          <w:sz w:val="19"/>
+        </w:rPr>
+      </w:pPr>
+      <w:r>
+        <w:rPr>
+          <w:rFonts w:ascii="Consolas" w:hAnsi="Consolas"/>
+          <w:sz w:val="19"/>
+        </w:rPr>
+        <w:t xml:space="preserve">                {</w:t>
+      </w:r>
+    </w:p>
+    <w:p>
+      <w:pPr>
+        <w:pStyle w:val="NoSpacing"/>
+        <w:rPr>
+          <w:rFonts w:ascii="Consolas" w:hAnsi="Consolas"/>
+          <w:sz w:val="19"/>
+        </w:rPr>
+      </w:pPr>
+      <w:r>
+        <w:rPr>
+          <w:rFonts w:ascii="Consolas" w:hAnsi="Consolas"/>
+          <w:sz w:val="19"/>
+        </w:rPr>
+        <w:t xml:space="preserve">                    isComplete = true;</w:t>
+      </w:r>
+    </w:p>
+    <w:p>
+      <w:pPr>
+        <w:pStyle w:val="NoSpacing"/>
+        <w:rPr>
+          <w:rFonts w:ascii="Consolas" w:hAnsi="Consolas"/>
+          <w:sz w:val="19"/>
+        </w:rPr>
+      </w:pPr>
+      <w:r>
+        <w:rPr>
+          <w:rFonts w:ascii="Consolas" w:hAnsi="Consolas"/>
+          <w:sz w:val="19"/>
+        </w:rPr>
+        <w:t xml:space="preserve">                }</w:t>
+      </w:r>
+    </w:p>
+    <w:p>
+      <w:pPr>
+        <w:pStyle w:val="NoSpacing"/>
+        <w:rPr>
+          <w:rFonts w:ascii="Consolas" w:hAnsi="Consolas"/>
+          <w:sz w:val="19"/>
+        </w:rPr>
+      </w:pPr>
+      <w:r>
+        <w:rPr>
+          <w:rFonts w:ascii="Consolas" w:hAnsi="Consolas"/>
+          <w:sz w:val="19"/>
+        </w:rPr>
+        <w:t xml:space="preserve">                else</w:t>
+      </w:r>
+    </w:p>
+    <w:p>
+      <w:pPr>
+        <w:pStyle w:val="NoSpacing"/>
+        <w:rPr>
+          <w:rFonts w:ascii="Consolas" w:hAnsi="Consolas"/>
+          <w:sz w:val="19"/>
+        </w:rPr>
+      </w:pPr>
+      <w:r>
+        <w:rPr>
+          <w:rFonts w:ascii="Consolas" w:hAnsi="Consolas"/>
+          <w:sz w:val="19"/>
+        </w:rPr>
+        <w:t xml:space="preserve">                {</w:t>
+      </w:r>
+    </w:p>
+    <w:p>
+      <w:pPr>
+        <w:pStyle w:val="NoSpacing"/>
+        <w:rPr>
+          <w:rFonts w:ascii="Consolas" w:hAnsi="Consolas"/>
+          <w:sz w:val="19"/>
+        </w:rPr>
+      </w:pPr>
+      <w:r>
+        <w:rPr>
+          <w:rFonts w:ascii="Consolas" w:hAnsi="Consolas"/>
+          <w:sz w:val="19"/>
+        </w:rPr>
+        <w:t xml:space="preserve">                    chatHistory.AddUserMessage("Copywriter, please refine the slogan based on that feedback.");</w:t>
+      </w:r>
+    </w:p>
+    <w:p>
+      <w:pPr>
+        <w:pStyle w:val="NoSpacing"/>
+        <w:rPr>
+          <w:rFonts w:ascii="Consolas" w:hAnsi="Consolas"/>
+          <w:sz w:val="19"/>
+        </w:rPr>
+      </w:pPr>
+      <w:r>
+        <w:rPr>
+          <w:rFonts w:ascii="Consolas" w:hAnsi="Consolas"/>
+          <w:sz w:val="19"/>
+        </w:rPr>
+        <w:t xml:space="preserve">                }</w:t>
+      </w:r>
+    </w:p>
+    <w:p>
+      <w:pPr>
+        <w:pStyle w:val="NoSpacing"/>
+        <w:rPr>
+          <w:rFonts w:ascii="Consolas" w:hAnsi="Consolas"/>
+          <w:sz w:val="19"/>
+        </w:rPr>
+      </w:pPr>
+    </w:p>
+    <w:p>
+      <w:pPr>
+        <w:pStyle w:val="NoSpacing"/>
+        <w:rPr>
+          <w:rFonts w:ascii="Consolas" w:hAnsi="Consolas"/>
+          <w:sz w:val="19"/>
+        </w:rPr>
+      </w:pPr>
+      <w:r>
+        <w:rPr>
+          <w:rFonts w:ascii="Consolas" w:hAnsi="Consolas"/>
+          <w:sz w:val="19"/>
+        </w:rPr>
+        <w:t xml:space="preserve">                currentIteration++;</w:t>
+      </w:r>
+    </w:p>
+    <w:p>
+      <w:pPr>
+        <w:pStyle w:val="NoSpacing"/>
+        <w:rPr>
+          <w:rFonts w:ascii="Consolas" w:hAnsi="Consolas"/>
+          <w:sz w:val="19"/>
+        </w:rPr>
+      </w:pPr>
+      <w:r>
+        <w:rPr>
+          <w:rFonts w:ascii="Consolas" w:hAnsi="Consolas"/>
+          <w:sz w:val="19"/>
+        </w:rPr>
+        <w:t xml:space="preserve">            }</w:t>
+      </w:r>
+    </w:p>
+    <w:p>
+      <w:pPr>
+        <w:pStyle w:val="NoSpacing"/>
+        <w:rPr>
+          <w:rFonts w:ascii="Consolas" w:hAnsi="Consolas"/>
+          <w:sz w:val="19"/>
+        </w:rPr>
+      </w:pPr>
+    </w:p>
+    <w:p>
+      <w:pPr>
+        <w:pStyle w:val="NoSpacing"/>
+        <w:rPr>
+          <w:rFonts w:ascii="Consolas" w:hAnsi="Consolas"/>
+          <w:sz w:val="19"/>
+        </w:rPr>
+      </w:pPr>
+      <w:r>
+        <w:rPr>
+          <w:rFonts w:ascii="Consolas" w:hAnsi="Consolas"/>
+          <w:sz w:val="19"/>
+        </w:rPr>
+        <w:t xml:space="preserve">            Console.WriteLine(isComplete ? "\nWorkflow Finalized." : "\nMax iterations reached.");</w:t>
+      </w:r>
+    </w:p>
+    <w:p>
+      <w:pPr>
+        <w:pStyle w:val="NoSpacing"/>
+        <w:rPr>
+          <w:rFonts w:ascii="Consolas" w:hAnsi="Consolas"/>
+          <w:sz w:val="19"/>
+        </w:rPr>
+      </w:pPr>
+      <w:r>
+        <w:rPr>
+          <w:rFonts w:ascii="Consolas" w:hAnsi="Consolas"/>
+          <w:sz w:val="19"/>
+        </w:rPr>
+        <w:t xml:space="preserve">        }</w:t>
+      </w:r>
+    </w:p>
+    <w:p>
+      <w:pPr>
+        <w:pStyle w:val="NoSpacing"/>
+        <w:rPr>
+          <w:rFonts w:ascii="Consolas" w:hAnsi="Consolas"/>
+          <w:sz w:val="19"/>
+        </w:rPr>
+      </w:pPr>
+      <w:r>
+        <w:rPr>
+          <w:rFonts w:ascii="Consolas" w:hAnsi="Consolas"/>
+          <w:sz w:val="19"/>
+        </w:rPr>
+        <w:t xml:space="preserve">    }</w:t>
+      </w:r>
+    </w:p>
+    <w:p>
+      <w:pPr>
+        <w:pStyle w:val="NoSpacing"/>
+        <w:rPr>
+          <w:rFonts w:ascii="Consolas" w:hAnsi="Consolas"/>
+          <w:sz w:val="19"/>
+        </w:rPr>
+      </w:pPr>
+      <w:r>
+        <w:rPr>
+          <w:rFonts w:ascii="Consolas" w:hAnsi="Consolas"/>
+          <w:sz w:val="19"/>
+        </w:rPr>
+        <w:t>}</w:t>
       </w:r>
     </w:p>
     <w:p/>
     <w:p>
-      <w:r>
-        <w:rPr>
-          <w:rFonts w:ascii="Segoe UI Emoji" w:hAnsi="Segoe UI Emoji" w:cs="Segoe UI Emoji"/>
-        </w:rPr>
-        <w:t>🚀</w:t>
-      </w:r>
-      <w:r>
-        <w:t xml:space="preserve"> Multi-Agent Collaboration Started...</w:t>
+      <w:pPr>
+        <w:pStyle w:val="Heading2"/>
+      </w:pPr>
+      <w:r>
+        <w:t>5. Code Walkthrough &amp; Explanations</w:t>
+      </w:r>
+    </w:p>
+    <w:p>
+      <w:r>
+        <w:rPr>
+          <w:b/>
+        </w:rPr>
+        <w:t>Step 1: Familiar Setup, One Shared Chat Service.</w:t>
+      </w:r>
+      <w:r>
+        <w:t xml:space="preserve"> As always, the kernel is built and `IChatCompletionService` is pulled out. What's different from Day 17 is that no `ChatCompletionAgent` objects are created at all — this lesson intentionally goes back to the raw chat-service pattern from Day 1, because the "persona swapping" trick it wants to teach requires unrestricted control over the exact contents of `ChatHistory` at every step.</w:t>
       </w:r>
     </w:p>
     <w:p/>
     <w:p>
       <w:r>
+        <w:rPr>
+          <w:b/>
+        </w:rPr>
+        <w:t>Step 2: Two Personas as Plain Strings.</w:t>
+      </w:r>
+      <w:r>
+        <w:t xml:space="preserve"> `copywriterPersona` and `editorPersona` are ordinary strings, not attached to any object. They will only become "real" personas at the moment they're inserted into the shared history — this is what makes "swapping" possible: the same underlying model, the same shared conversation, but a different system instruction depending on whose turn it is.</w:t>
+      </w:r>
+    </w:p>
+    <w:p/>
+    <w:p>
+      <w:r>
+        <w:rPr>
+          <w:b/>
+        </w:rPr>
+        <w:t>Step 3: The Persona-Swap Trick — Insert, Call, Remove.</w:t>
+      </w:r>
+      <w:r>
+        <w:t xml:space="preserve"> Look closely at the Copywriter block: `chatHistory.Insert(0, new ChatMessageContent(AuthorRole.System, copywriterPersona))` puts the Copywriter's instructions at the very front of the transcript, `GetChatMessageContentAsync` is called so the model reads that persona as the first thing in context, and then `chatHistory.RemoveAt(0)` immediately deletes it. The net effect: the model briefly "believes" it's the Copywriter for exactly one call, and the persona message never permanently pollutes the shared history that both agents (and the human reading the transcript) rely on.</w:t>
+      </w:r>
+    </w:p>
+    <w:p/>
+    <w:p>
+      <w:r>
+        <w:rPr>
+          <w:b/>
+        </w:rPr>
+        <w:t>Step 4: Shared Memory Is the Whole Point.</w:t>
+      </w:r>
+      <w:r>
+        <w:t xml:space="preserve"> After the swap-call-remove sequence, the actual reply (`slogan`) is appended permanently via `chatHistory.AddAssistantMessage(slogan)`. Because both the Copywriter and Editor read and write to this one `chatHistory` object, the Editor's next call sees the slogan the Copywriter just wrote, and after a revision request, the Copywriter's next call sees the Editor's critique. There is no manual data-passing between the two "agents" — the shared history object *is* the hand-off mechanism.</w:t>
+      </w:r>
+    </w:p>
+    <w:p/>
+    <w:p>
+      <w:r>
+        <w:rPr>
+          <w:b/>
+        </w:rPr>
+        <w:t>Step 5: The "Gemini Protocol Nudge."</w:t>
+      </w:r>
+      <w:r>
+        <w:t xml:space="preserve"> After the Copywriter's line is added as an Assistant message, the code inserts `chatHistory.AddUserMessage("Editor, please review the slogan above.")` before letting the Editor speak. This is necessary because Gemini's chat API rejects (or returns empty responses for) histories where two Assistant messages appear back-to-back — and without this nudge, that's exactly what would happen once the Editor's own reply gets added right after the Copywriter's. This single line is a very concrete, memorable lesson in provider-specific protocol constraints that don't show up when reading the SDK's abstractions alone.</w:t>
+      </w:r>
+    </w:p>
+    <w:p/>
+    <w:p>
+      <w:r>
+        <w:rPr>
+          <w:b/>
+        </w:rPr>
+        <w:t>Step 6: Approval Detection and the Iteration Cap.</w:t>
+      </w:r>
+      <w:r>
+        <w:t xml:space="preserve"> The Editor's reply is checked with a simple substring test for the word "APPROVED." If found, `isComplete` is set to `true` and the loop ends; otherwise, a fresh nudge sends the ball back to the Copywriter for revision. `MaxIterations = 4` guarantees the whole exchange terminates even in the worst case where the Editor never approves — the same defensive bound seen in Day 16's ReAct loop, now protecting a two-agent collaboration instead of a single tool-using agent.</w:t>
+      </w:r>
+    </w:p>
+    <w:p/>
+    <w:p>
+      <w:pPr>
+        <w:pStyle w:val="Heading2"/>
+      </w:pPr>
+      <w:r>
+        <w:t>6. Expected Output for Demonstration</w:t>
+      </w:r>
+    </w:p>
+    <w:p>
+      <w:pPr>
+        <w:pStyle w:val="NoSpacing"/>
+        <w:rPr>
+          <w:rFonts w:ascii="Consolas" w:hAnsi="Consolas"/>
+          <w:sz w:val="19"/>
+        </w:rPr>
+      </w:pPr>
+      <w:r>
+        <w:rPr>
+          <w:rFonts w:ascii="Consolas" w:hAnsi="Consolas"/>
+          <w:sz w:val="19"/>
+        </w:rPr>
+        <w:t>Enter a product to market:</w:t>
+      </w:r>
+    </w:p>
+    <w:p>
+      <w:pPr>
+        <w:pStyle w:val="NoSpacing"/>
+        <w:rPr>
+          <w:rFonts w:ascii="Consolas" w:hAnsi="Consolas"/>
+          <w:sz w:val="19"/>
+        </w:rPr>
+      </w:pPr>
+      <w:r>
+        <w:rPr>
+          <w:rFonts w:ascii="Consolas" w:hAnsi="Consolas"/>
+          <w:sz w:val="19"/>
+        </w:rPr>
+        <w:t>A solar-powered coffee maker</w:t>
+      </w:r>
+    </w:p>
+    <w:p>
+      <w:pPr>
+        <w:pStyle w:val="NoSpacing"/>
+        <w:rPr>
+          <w:rFonts w:ascii="Consolas" w:hAnsi="Consolas"/>
+          <w:sz w:val="19"/>
+        </w:rPr>
+      </w:pPr>
+    </w:p>
+    <w:p>
+      <w:pPr>
+        <w:pStyle w:val="NoSpacing"/>
+        <w:rPr>
+          <w:rFonts w:ascii="Consolas" w:hAnsi="Consolas"/>
+          <w:sz w:val="19"/>
+        </w:rPr>
+      </w:pPr>
+      <w:r>
+        <w:rPr>
+          <w:rFonts w:ascii="Consolas" w:hAnsi="Consolas"/>
+          <w:sz w:val="19"/>
+        </w:rPr>
+        <w:t xml:space="preserve"> Multi-Agent collaboration started...</w:t>
+      </w:r>
+    </w:p>
+    <w:p>
+      <w:pPr>
+        <w:pStyle w:val="NoSpacing"/>
+        <w:rPr>
+          <w:rFonts w:ascii="Consolas" w:hAnsi="Consolas"/>
+          <w:sz w:val="19"/>
+        </w:rPr>
+      </w:pPr>
+    </w:p>
+    <w:p>
+      <w:pPr>
+        <w:pStyle w:val="NoSpacing"/>
+        <w:rPr>
+          <w:rFonts w:ascii="Consolas" w:hAnsi="Consolas"/>
+          <w:sz w:val="19"/>
+        </w:rPr>
+      </w:pPr>
+      <w:r>
+        <w:rPr>
+          <w:rFonts w:ascii="Consolas" w:hAnsi="Consolas"/>
+          <w:sz w:val="19"/>
+        </w:rPr>
         <w:t>[COPYWRITER]: Sun-Brewed Joy in Every Cup.</w:t>
       </w:r>
     </w:p>
-    <w:p/>
-    <w:p>
-      <w:r>
+    <w:p>
+      <w:pPr>
+        <w:pStyle w:val="NoSpacing"/>
+        <w:rPr>
+          <w:rFonts w:ascii="Consolas" w:hAnsi="Consolas"/>
+          <w:sz w:val="19"/>
+        </w:rPr>
+      </w:pPr>
+    </w:p>
+    <w:p>
+      <w:pPr>
+        <w:pStyle w:val="NoSpacing"/>
+        <w:rPr>
+          <w:rFonts w:ascii="Consolas" w:hAnsi="Consolas"/>
+          <w:sz w:val="19"/>
+        </w:rPr>
+      </w:pPr>
+      <w:r>
+        <w:rPr>
+          <w:rFonts w:ascii="Consolas" w:hAnsi="Consolas"/>
+          <w:sz w:val="19"/>
+        </w:rPr>
         <w:t>[EDITOR]: Too long. Make it punchier.</w:t>
       </w:r>
     </w:p>
-    <w:p/>
-    <w:p>
-      <w:r>
+    <w:p>
+      <w:pPr>
+        <w:pStyle w:val="NoSpacing"/>
+        <w:rPr>
+          <w:rFonts w:ascii="Consolas" w:hAnsi="Consolas"/>
+          <w:sz w:val="19"/>
+        </w:rPr>
+      </w:pPr>
+    </w:p>
+    <w:p>
+      <w:pPr>
+        <w:pStyle w:val="NoSpacing"/>
+        <w:rPr>
+          <w:rFonts w:ascii="Consolas" w:hAnsi="Consolas"/>
+          <w:sz w:val="19"/>
+        </w:rPr>
+      </w:pPr>
+      <w:r>
+        <w:rPr>
+          <w:rFonts w:ascii="Consolas" w:hAnsi="Consolas"/>
+          <w:sz w:val="19"/>
+        </w:rPr>
         <w:t>[COPYWRITER]: Solar Sips, Pure Coffee Bliss.</w:t>
       </w:r>
     </w:p>
-    <w:p/>
-    <w:p>
-      <w:r>
+    <w:p>
+      <w:pPr>
+        <w:pStyle w:val="NoSpacing"/>
+        <w:rPr>
+          <w:rFonts w:ascii="Consolas" w:hAnsi="Consolas"/>
+          <w:sz w:val="19"/>
+        </w:rPr>
+      </w:pPr>
+    </w:p>
+    <w:p>
+      <w:pPr>
+        <w:pStyle w:val="NoSpacing"/>
+        <w:rPr>
+          <w:rFonts w:ascii="Consolas" w:hAnsi="Consolas"/>
+          <w:sz w:val="19"/>
+        </w:rPr>
+      </w:pPr>
+      <w:r>
+        <w:rPr>
+          <w:rFonts w:ascii="Consolas" w:hAnsi="Consolas"/>
+          <w:sz w:val="19"/>
+        </w:rPr>
         <w:t>[EDITOR]: That's the one. APPROVED.</w:t>
       </w:r>
     </w:p>
-    <w:p/>
-    <w:p>
-      <w:r>
-        <w:rPr>
-          <w:rFonts w:ascii="Segoe UI Emoji" w:hAnsi="Segoe UI Emoji" w:cs="Segoe UI Emoji"/>
-        </w:rPr>
-        <w:t>✅</w:t>
-      </w:r>
-      <w:r>
-        <w:t xml:space="preserve"> Workflow Finalized.</w:t>
-      </w:r>
-    </w:p>
-    <w:p/>
+    <w:p>
+      <w:pPr>
+        <w:pStyle w:val="NoSpacing"/>
+        <w:rPr>
+          <w:rFonts w:ascii="Consolas" w:hAnsi="Consolas"/>
+          <w:sz w:val="19"/>
+        </w:rPr>
+      </w:pPr>
+    </w:p>
+    <w:p>
+      <w:pPr>
+        <w:pStyle w:val="NoSpacing"/>
+        <w:rPr>
+          <w:rFonts w:ascii="Consolas" w:hAnsi="Consolas"/>
+          <w:sz w:val="19"/>
+        </w:rPr>
+      </w:pPr>
+      <w:r>
+        <w:rPr>
+          <w:rFonts w:ascii="Consolas" w:hAnsi="Consolas"/>
+          <w:sz w:val="19"/>
+        </w:rPr>
+        <w:t>Workflow Finalized.</w:t>
+      </w:r>
+    </w:p>
     <w:sectPr>
       <w:pgSz w:w="12240" w:h="15840"/>
       <w:pgMar w:top="1440" w:right="1440" w:bottom="1440" w:left="1440" w:header="720" w:footer="720" w:gutter="0"/>
@@ -845,7 +2032,7 @@
 </file>
 
 <file path=word/numbering.xml><?xml version="1.0" encoding="utf-8"?>
-<w:numbering xmlns:wpc="http://schemas.microsoft.com/office/word/2010/wordprocessingCanvas" xmlns:cx="http://schemas.microsoft.com/office/drawing/2014/chartex" xmlns:cx1="http://schemas.microsoft.com/office/drawing/2015/9/8/chartex" xmlns:cx2="http://schemas.microsoft.com/office/drawing/2015/10/21/chartex" xmlns:cx3="http://schemas.microsoft.com/office/drawing/2016/5/9/chartex" xmlns:cx4="http://schemas.microsoft.com/office/drawing/2016/5/10/chartex" xmlns:cx5="http://schemas.microsoft.com/office/drawing/2016/5/11/chartex" xmlns:cx6="http://schemas.microsoft.com/office/drawing/2016/5/12/chartex" xmlns:cx7="http://schemas.microsoft.com/office/drawing/2016/5/13/chartex" xmlns:cx8="http://schemas.microsoft.com/office/drawing/2016/5/14/chartex" xmlns:mc="http://schemas.openxmlformats.org/markup-compatibility/2006" xmlns:aink="http://schemas.microsoft.com/office/drawing/2016/ink" xmlns:am3d="http://schemas.microsoft.com/office/drawing/2017/model3d" xmlns:o="urn:schemas-microsoft-com:office:office" xmlns:oel="http://schemas.microsoft.com/office/2019/extlst" xmlns:r="http://schemas.openxmlformats.org/officeDocument/2006/relationships" xmlns:m="http://schemas.openxmlformats.org/officeDocument/2006/math" xmlns:v="urn:schemas-microsoft-com:vml" xmlns:wp14="http://schemas.microsoft.com/office/word/2010/wordprocessingDrawing" xmlns:wp="http://schemas.openxmlformats.org/drawingml/2006/wordprocessingDrawing" xmlns:w10="urn:schemas-microsoft-com:office:word" xmlns:w="http://schemas.openxmlformats.org/wordprocessingml/2006/main" xmlns:w14="http://schemas.microsoft.com/office/word/2010/wordml" xmlns:w15="http://schemas.microsoft.com/office/word/2012/wordml" xmlns:w16cex="http://schemas.microsoft.com/office/word/2018/wordml/cex" xmlns:w16cid="http://schemas.microsoft.com/office/word/2016/wordml/cid" xmlns:w16="http://schemas.microsoft.com/office/word/2018/wordml" xmlns:w16du="http://schemas.microsoft.com/office/word/2023/wordml/word16du" xmlns:w16sdtdh="http://schemas.microsoft.com/office/word/2020/wordml/sdtdatahash" xmlns:w16sdtfl="http://schemas.microsoft.com/office/word/2024/wordml/sdtformatlock" xmlns:w16se="http://schemas.microsoft.com/office/word/2015/wordml/symex" xmlns:wpg="http://schemas.microsoft.com/office/word/2010/wordprocessingGroup" xmlns:wpi="http://schemas.microsoft.com/office/word/2010/wordprocessingInk" xmlns:wne="http://schemas.microsoft.com/office/word/2006/wordml" xmlns:wps="http://schemas.microsoft.com/office/word/2010/wordprocessingShape" mc:Ignorable="w14 w15 w16se w16cid w16 w16cex w16sdtdh w16sdtfl w16du wp14">
+<w:numbering xmlns:wpc="http://schemas.microsoft.com/office/word/2010/wordprocessingCanvas" xmlns:cx="http://schemas.microsoft.com/office/drawing/2014/chartex" xmlns:cx1="http://schemas.microsoft.com/office/drawing/2015/9/8/chartex" xmlns:cx2="http://schemas.microsoft.com/office/drawing/2015/10/21/chartex" xmlns:cx3="http://schemas.microsoft.com/office/drawing/2016/5/9/chartex" xmlns:cx4="http://schemas.microsoft.com/office/drawing/2016/5/10/chartex" xmlns:cx5="http://schemas.microsoft.com/office/drawing/2016/5/11/chartex" xmlns:cx6="http://schemas.microsoft.com/office/drawing/2016/5/12/chartex" xmlns:cx7="http://schemas.microsoft.com/office/drawing/2016/5/13/chartex" xmlns:cx8="http://schemas.microsoft.com/office/drawing/2016/5/14/chartex" xmlns:mc="http://schemas.openxmlformats.org/markup-compatibility/2006" xmlns:aink="http://schemas.microsoft.com/office/drawing/2016/ink" xmlns:am3d="http://schemas.microsoft.com/office/drawing/2017/model3d" xmlns:o="urn:schemas-microsoft-com:office:office" xmlns:oel="http://schemas.microsoft.com/office/2019/extlst" xmlns:r="http://schemas.openxmlformats.org/officeDocument/2006/relationships" xmlns:m="http://schemas.openxmlformats.org/officeDocument/2006/math" xmlns:v="urn:schemas-microsoft-com:vml" xmlns:wp14="http://schemas.microsoft.com/office/word/2010/wordprocessingDrawing" xmlns:wp="http://schemas.openxmlformats.org/drawingml/2006/wordprocessingDrawing" xmlns:w10="urn:schemas-microsoft-com:office:word" xmlns:w="http://schemas.openxmlformats.org/wordprocessingml/2006/main" xmlns:w14="http://schemas.microsoft.com/office/word/2010/wordml" xmlns:w15="http://schemas.microsoft.com/office/word/2012/wordml" xmlns:w16cei="http://schemas.microsoft.com/office/word/2026/wordml/cei" xmlns:w16cex="http://schemas.microsoft.com/office/word/2018/wordml/cex" xmlns:w16cid="http://schemas.microsoft.com/office/word/2016/wordml/cid" xmlns:w16="http://schemas.microsoft.com/office/word/2018/wordml" xmlns:w16du="http://schemas.microsoft.com/office/word/2023/wordml/word16du" xmlns:w16sdtdh="http://schemas.microsoft.com/office/word/2020/wordml/sdtdatahash" xmlns:w16sdtfl="http://schemas.microsoft.com/office/word/2024/wordml/sdtformatlock" xmlns:w16se="http://schemas.microsoft.com/office/word/2015/wordml/symex" xmlns:wpg="http://schemas.microsoft.com/office/word/2010/wordprocessingGroup" xmlns:wpi="http://schemas.microsoft.com/office/word/2010/wordprocessingInk" xmlns:wne="http://schemas.microsoft.com/office/word/2006/wordml" xmlns:wps="http://schemas.microsoft.com/office/word/2010/wordprocessingShape" mc:Ignorable="w14 w15 w16se w16cid w16 w16cex w16sdtdh w16sdtfl w16du wp14">
   <w:abstractNum w:abstractNumId="0" w15:restartNumberingAfterBreak="0">
     <w:nsid w:val="199514FD"/>
     <w:multiLevelType w:val="multilevel"/>
@@ -1073,6 +2260,40 @@
     </w:lvl>
   </w:abstractNum>
   <w:abstractNum w:abstractNumId="2" w15:restartNumberingAfterBreak="0">
+    <w:nsid w:val="57A051E0"/>
+    <w:multiLevelType w:val="singleLevel"/>
+    <w:tmpl w:val="04090001"/>
+    <w:lvl w:ilvl="0">
+      <w:start w:val="1"/>
+      <w:numFmt w:val="bullet"/>
+      <w:lvlText w:val=""/>
+      <w:lvlJc w:val="left"/>
+      <w:pPr>
+        <w:ind w:left="720" w:hanging="360"/>
+      </w:pPr>
+      <w:rPr>
+        <w:rFonts w:ascii="Symbol" w:hAnsi="Symbol" w:hint="default"/>
+      </w:rPr>
+    </w:lvl>
+  </w:abstractNum>
+  <w:abstractNum w:abstractNumId="3" w15:restartNumberingAfterBreak="0">
+    <w:nsid w:val="66D96A5C"/>
+    <w:multiLevelType w:val="singleLevel"/>
+    <w:tmpl w:val="04090001"/>
+    <w:lvl w:ilvl="0">
+      <w:start w:val="1"/>
+      <w:numFmt w:val="bullet"/>
+      <w:lvlText w:val=""/>
+      <w:lvlJc w:val="left"/>
+      <w:pPr>
+        <w:ind w:left="720" w:hanging="360"/>
+      </w:pPr>
+      <w:rPr>
+        <w:rFonts w:ascii="Symbol" w:hAnsi="Symbol" w:hint="default"/>
+      </w:rPr>
+    </w:lvl>
+  </w:abstractNum>
+  <w:abstractNum w:abstractNumId="4" w15:restartNumberingAfterBreak="0">
     <w:nsid w:val="687D514A"/>
     <w:multiLevelType w:val="multilevel"/>
     <w:tmpl w:val="91D8B0A0"/>
@@ -1221,14 +2442,40 @@
       </w:rPr>
     </w:lvl>
   </w:abstractNum>
+  <w:abstractNum w:abstractNumId="5" w15:restartNumberingAfterBreak="0">
+    <w:nsid w:val="6E021508"/>
+    <w:multiLevelType w:val="singleLevel"/>
+    <w:tmpl w:val="04090001"/>
+    <w:lvl w:ilvl="0">
+      <w:start w:val="1"/>
+      <w:numFmt w:val="bullet"/>
+      <w:lvlText w:val=""/>
+      <w:lvlJc w:val="left"/>
+      <w:pPr>
+        <w:ind w:left="720" w:hanging="360"/>
+      </w:pPr>
+      <w:rPr>
+        <w:rFonts w:ascii="Symbol" w:hAnsi="Symbol" w:hint="default"/>
+      </w:rPr>
+    </w:lvl>
+  </w:abstractNum>
   <w:num w:numId="1" w16cid:durableId="1324162108">
     <w:abstractNumId w:val="0"/>
   </w:num>
   <w:num w:numId="2" w16cid:durableId="843670199">
-    <w:abstractNumId w:val="2"/>
+    <w:abstractNumId w:val="4"/>
   </w:num>
   <w:num w:numId="3" w16cid:durableId="2088841092">
     <w:abstractNumId w:val="1"/>
+  </w:num>
+  <w:num w:numId="4" w16cid:durableId="1054085490">
+    <w:abstractNumId w:val="5"/>
+  </w:num>
+  <w:num w:numId="5" w16cid:durableId="1402942515">
+    <w:abstractNumId w:val="2"/>
+  </w:num>
+  <w:num w:numId="6" w16cid:durableId="347414692">
+    <w:abstractNumId w:val="3"/>
   </w:num>
 </w:numbering>
 </file>
@@ -1661,7 +2908,6 @@
     <w:next w:val="Normal"/>
     <w:link w:val="Heading2Char"/>
     <w:uiPriority w:val="9"/>
-    <w:semiHidden/>
     <w:unhideWhenUsed/>
     <w:qFormat/>
     <w:rsid w:val="00C07DDF"/>
@@ -1836,6 +3082,7 @@
   <w:style w:type="character" w:default="1" w:styleId="DefaultParagraphFont">
     <w:name w:val="Default Paragraph Font"/>
     <w:uiPriority w:val="1"/>
+    <w:semiHidden/>
     <w:unhideWhenUsed/>
   </w:style>
   <w:style w:type="table" w:default="1" w:styleId="TableNormal">
@@ -1877,7 +3124,6 @@
     <w:basedOn w:val="DefaultParagraphFont"/>
     <w:link w:val="Heading2"/>
     <w:uiPriority w:val="9"/>
-    <w:semiHidden/>
     <w:rsid w:val="00C07DDF"/>
     <w:rPr>
       <w:rFonts w:asciiTheme="majorHAnsi" w:eastAsiaTheme="majorEastAsia" w:hAnsiTheme="majorHAnsi" w:cstheme="majorBidi"/>
@@ -2148,6 +3394,15 @@
       <w:color w:val="0F4761" w:themeColor="accent1" w:themeShade="BF"/>
       <w:spacing w:val="5"/>
     </w:rPr>
+  </w:style>
+  <w:style w:type="paragraph" w:styleId="NoSpacing">
+    <w:name w:val="No Spacing"/>
+    <w:uiPriority w:val="1"/>
+    <w:qFormat/>
+    <w:rsid w:val="00247297"/>
+    <w:pPr>
+      <w:spacing w:after="0" w:line="240" w:lineRule="auto"/>
+    </w:pPr>
   </w:style>
 </w:styles>
 </file>

--- a/Day18-MultiAgent.docx
+++ b/Day18-MultiAgent.docx
@@ -110,19 +110,16 @@
         <w:ind w:left="1080"/>
       </w:pPr>
       <w:r>
-        <w:t>Note: The API key is read from the GEMINI_API_KEY environment variable; the progra</w:t>
-      </w:r>
+        <w:t>Note: The API key is read from the GEMINI_API_KEY environment variable; the program throws immediately if it is not set. Although the `Agents.Core` package is referenced by the project, this particular lesson deliberately does not use `ChatCompletionAgent` — it relies only on `IChatCompletionService` and `ChatHistory`, to keep the orchestration logic maximally visible and stable.</w:t>
+      </w:r>
+    </w:p>
+    <w:p/>
+    <w:p>
+      <w:pPr>
+        <w:pStyle w:val="Heading2"/>
+      </w:pPr>
       <w:r>
         <w:lastRenderedPageBreak/>
-        <w:t>m throws immediately if it is not set. Although the `Agents.Core` package is referenced by the project, this particular lesson deliberately does not use `ChatCompletionAgent` — it relies only on `IChatCompletionService` and `ChatHistory`, to keep the orchestration logic maximally visible and stable.</w:t>
-      </w:r>
-    </w:p>
-    <w:p/>
-    <w:p>
-      <w:pPr>
-        <w:pStyle w:val="Heading2"/>
-      </w:pPr>
-      <w:r>
         <w:t>3. Core Concepts Covered</w:t>
       </w:r>
     </w:p>
@@ -161,11 +158,7 @@
         <w:t>Shared Conversation Memory Across Agents</w:t>
       </w:r>
       <w:r>
-        <w:t xml:space="preserve">: Because both personas call `GetChatMessageContentAsync` against the *same* `chatHistory` object, the Editor can see exactly what the Copywriter wrote, and the Copywriter sees the </w:t>
-      </w:r>
-      <w:r>
-        <w:lastRenderedPageBreak/>
-        <w:t>Editor's critique on the next iteration — true shared memory without any explicit hand-off data structure.</w:t>
+        <w:t>: Because both personas call `GetChatMessageContentAsync` against the *same* `chatHistory` object, the Editor can see exactly what the Copywriter wrote, and the Copywriter sees the Editor's critique on the next iteration — true shared memory without any explicit hand-off data structure.</w:t>
       </w:r>
     </w:p>
     <w:p>
@@ -241,144 +234,141 @@
         <w:t>String-Based Approval Detection</w:t>
       </w:r>
       <w:r>
-        <w:t>: The loop checks `review.Contains("APPROVED", StringComparison.OrdinalIgnoreCase)` to decide whether the collaboration is finished — a simple, free-text convention rather</w:t>
-      </w:r>
-      <w:r>
+        <w:t>: The loop checks `review.Contains("APPROVED", StringComparison.OrdinalIgnoreCase)` to decide whether the collaboration is finished — a simple, free-text convention rather than a structured response (which Day 19 will replace with strict JSON).</w:t>
+      </w:r>
+    </w:p>
+    <w:p/>
+    <w:p>
+      <w:pPr>
+        <w:pStyle w:val="Heading2"/>
+      </w:pPr>
+      <w:r>
+        <w:t>4. Complete Code</w:t>
+      </w:r>
+    </w:p>
+    <w:p>
+      <w:pPr>
+        <w:rPr>
+          <w:b/>
+        </w:rPr>
+      </w:pPr>
+      <w:r>
+        <w:rPr>
+          <w:b/>
+        </w:rPr>
+        <w:t>Program.cs</w:t>
+      </w:r>
+    </w:p>
+    <w:p>
+      <w:pPr>
+        <w:pStyle w:val="NoSpacing"/>
+        <w:rPr>
+          <w:rFonts w:ascii="Consolas" w:hAnsi="Consolas"/>
+          <w:sz w:val="19"/>
+        </w:rPr>
+      </w:pPr>
+      <w:r>
+        <w:rPr>
+          <w:rFonts w:ascii="Consolas" w:hAnsi="Consolas"/>
+          <w:sz w:val="19"/>
+        </w:rPr>
+        <w:t>// Day 18: Native Multi-Agent Orchestration</w:t>
+      </w:r>
+    </w:p>
+    <w:p>
+      <w:pPr>
+        <w:pStyle w:val="NoSpacing"/>
+        <w:rPr>
+          <w:rFonts w:ascii="Consolas" w:hAnsi="Consolas"/>
+          <w:sz w:val="19"/>
+        </w:rPr>
+      </w:pPr>
+      <w:r>
+        <w:rPr>
+          <w:rFonts w:ascii="Consolas" w:hAnsi="Consolas"/>
+          <w:sz w:val="19"/>
+        </w:rPr>
+        <w:t>// ---------------------------------------------------------------------------</w:t>
+      </w:r>
+    </w:p>
+    <w:p>
+      <w:pPr>
+        <w:pStyle w:val="NoSpacing"/>
+        <w:rPr>
+          <w:rFonts w:ascii="Consolas" w:hAnsi="Consolas"/>
+          <w:sz w:val="19"/>
+        </w:rPr>
+      </w:pPr>
+      <w:r>
+        <w:rPr>
+          <w:rFonts w:ascii="Consolas" w:hAnsi="Consolas"/>
+          <w:sz w:val="19"/>
+        </w:rPr>
+        <w:t>// Two agents (Copywriter, Editor) collaborating over a single shared</w:t>
+      </w:r>
+    </w:p>
+    <w:p>
+      <w:pPr>
+        <w:pStyle w:val="NoSpacing"/>
+        <w:rPr>
+          <w:rFonts w:ascii="Consolas" w:hAnsi="Consolas"/>
+          <w:sz w:val="19"/>
+        </w:rPr>
+      </w:pPr>
+      <w:r>
+        <w:rPr>
+          <w:rFonts w:ascii="Consolas" w:hAnsi="Consolas"/>
+          <w:sz w:val="19"/>
+        </w:rPr>
+        <w:t>// ChatHistory via manual "persona swapping" - inserting a System message at</w:t>
+      </w:r>
+    </w:p>
+    <w:p>
+      <w:pPr>
+        <w:pStyle w:val="NoSpacing"/>
+        <w:rPr>
+          <w:rFonts w:ascii="Consolas" w:hAnsi="Consolas"/>
+          <w:sz w:val="19"/>
+        </w:rPr>
+      </w:pPr>
+      <w:r>
+        <w:rPr>
+          <w:rFonts w:ascii="Consolas" w:hAnsi="Consolas"/>
+          <w:sz w:val="19"/>
+        </w:rPr>
+        <w:t>// index 0 right before each agent speaks, then removing it once the reply</w:t>
+      </w:r>
+    </w:p>
+    <w:p>
+      <w:pPr>
+        <w:pStyle w:val="NoSpacing"/>
+        <w:rPr>
+          <w:rFonts w:ascii="Consolas" w:hAnsi="Consolas"/>
+          <w:sz w:val="19"/>
+        </w:rPr>
+      </w:pPr>
+      <w:r>
+        <w:rPr>
+          <w:rFonts w:ascii="Consolas" w:hAnsi="Consolas"/>
+          <w:sz w:val="19"/>
+        </w:rPr>
+        <w:t>// comes back. A plain C# while loop drives the whole thing, so the</w:t>
+      </w:r>
+    </w:p>
+    <w:p>
+      <w:pPr>
+        <w:pStyle w:val="NoSpacing"/>
+        <w:rPr>
+          <w:rFonts w:ascii="Consolas" w:hAnsi="Consolas"/>
+          <w:sz w:val="19"/>
+        </w:rPr>
+      </w:pPr>
+      <w:r>
+        <w:rPr>
+          <w:rFonts w:ascii="Consolas" w:hAnsi="Consolas"/>
+          <w:sz w:val="19"/>
+        </w:rPr>
         <w:lastRenderedPageBreak/>
-        <w:t xml:space="preserve"> than a structured response (which Day 19 will replace with strict JSON).</w:t>
-      </w:r>
-    </w:p>
-    <w:p/>
-    <w:p>
-      <w:pPr>
-        <w:pStyle w:val="Heading2"/>
-      </w:pPr>
-      <w:r>
-        <w:t>4. Complete Code</w:t>
-      </w:r>
-    </w:p>
-    <w:p>
-      <w:pPr>
-        <w:rPr>
-          <w:b/>
-        </w:rPr>
-      </w:pPr>
-      <w:r>
-        <w:rPr>
-          <w:b/>
-        </w:rPr>
-        <w:t>Program.cs</w:t>
-      </w:r>
-    </w:p>
-    <w:p>
-      <w:pPr>
-        <w:pStyle w:val="NoSpacing"/>
-        <w:rPr>
-          <w:rFonts w:ascii="Consolas" w:hAnsi="Consolas"/>
-          <w:sz w:val="19"/>
-        </w:rPr>
-      </w:pPr>
-      <w:r>
-        <w:rPr>
-          <w:rFonts w:ascii="Consolas" w:hAnsi="Consolas"/>
-          <w:sz w:val="19"/>
-        </w:rPr>
-        <w:t>// Day 18: Native Multi-Agent Orchestration</w:t>
-      </w:r>
-    </w:p>
-    <w:p>
-      <w:pPr>
-        <w:pStyle w:val="NoSpacing"/>
-        <w:rPr>
-          <w:rFonts w:ascii="Consolas" w:hAnsi="Consolas"/>
-          <w:sz w:val="19"/>
-        </w:rPr>
-      </w:pPr>
-      <w:r>
-        <w:rPr>
-          <w:rFonts w:ascii="Consolas" w:hAnsi="Consolas"/>
-          <w:sz w:val="19"/>
-        </w:rPr>
-        <w:t>// ---------------------------------------------------------------------------</w:t>
-      </w:r>
-    </w:p>
-    <w:p>
-      <w:pPr>
-        <w:pStyle w:val="NoSpacing"/>
-        <w:rPr>
-          <w:rFonts w:ascii="Consolas" w:hAnsi="Consolas"/>
-          <w:sz w:val="19"/>
-        </w:rPr>
-      </w:pPr>
-      <w:r>
-        <w:rPr>
-          <w:rFonts w:ascii="Consolas" w:hAnsi="Consolas"/>
-          <w:sz w:val="19"/>
-        </w:rPr>
-        <w:t>// Two agents (Copywriter, Editor) collaborating over a single shared</w:t>
-      </w:r>
-    </w:p>
-    <w:p>
-      <w:pPr>
-        <w:pStyle w:val="NoSpacing"/>
-        <w:rPr>
-          <w:rFonts w:ascii="Consolas" w:hAnsi="Consolas"/>
-          <w:sz w:val="19"/>
-        </w:rPr>
-      </w:pPr>
-      <w:r>
-        <w:rPr>
-          <w:rFonts w:ascii="Consolas" w:hAnsi="Consolas"/>
-          <w:sz w:val="19"/>
-        </w:rPr>
-        <w:t>// ChatHistory via manual "persona swapping" - inserting a System message at</w:t>
-      </w:r>
-    </w:p>
-    <w:p>
-      <w:pPr>
-        <w:pStyle w:val="NoSpacing"/>
-        <w:rPr>
-          <w:rFonts w:ascii="Consolas" w:hAnsi="Consolas"/>
-          <w:sz w:val="19"/>
-        </w:rPr>
-      </w:pPr>
-      <w:r>
-        <w:rPr>
-          <w:rFonts w:ascii="Consolas" w:hAnsi="Consolas"/>
-          <w:sz w:val="19"/>
-        </w:rPr>
-        <w:t>// index 0 right before each agent speaks, then removing it once the reply</w:t>
-      </w:r>
-    </w:p>
-    <w:p>
-      <w:pPr>
-        <w:pStyle w:val="NoSpacing"/>
-        <w:rPr>
-          <w:rFonts w:ascii="Consolas" w:hAnsi="Consolas"/>
-          <w:sz w:val="19"/>
-        </w:rPr>
-      </w:pPr>
-      <w:r>
-        <w:rPr>
-          <w:rFonts w:ascii="Consolas" w:hAnsi="Consolas"/>
-          <w:sz w:val="19"/>
-        </w:rPr>
-        <w:t>// comes back. A plain C# while loop drives the whole thing, so the</w:t>
-      </w:r>
-    </w:p>
-    <w:p>
-      <w:pPr>
-        <w:pStyle w:val="NoSpacing"/>
-        <w:rPr>
-          <w:rFonts w:ascii="Consolas" w:hAnsi="Consolas"/>
-          <w:sz w:val="19"/>
-        </w:rPr>
-      </w:pPr>
-      <w:r>
-        <w:rPr>
-          <w:rFonts w:ascii="Consolas" w:hAnsi="Consolas"/>
-          <w:sz w:val="19"/>
-        </w:rPr>
         <w:t>// hand-off logic between agents stays fully visible instead of being hidden</w:t>
       </w:r>
     </w:p>
@@ -705,822 +695,1254 @@
           <w:rFonts w:ascii="Consolas" w:hAnsi="Consolas"/>
           <w:sz w:val="19"/>
         </w:rPr>
-        <w:t xml:space="preserve">  </w:t>
-      </w:r>
+        <w:t xml:space="preserve">            // 2. Get the chat service</w:t>
+      </w:r>
+    </w:p>
+    <w:p>
+      <w:pPr>
+        <w:pStyle w:val="NoSpacing"/>
+        <w:rPr>
+          <w:rFonts w:ascii="Consolas" w:hAnsi="Consolas"/>
+          <w:sz w:val="19"/>
+        </w:rPr>
+      </w:pPr>
+      <w:r>
+        <w:rPr>
+          <w:rFonts w:ascii="Consolas" w:hAnsi="Consolas"/>
+          <w:sz w:val="19"/>
+        </w:rPr>
+        <w:t xml:space="preserve">            IChatCompletionService chatService = kernel.GetRequiredService&lt;IChatCompletionService&gt;();</w:t>
+      </w:r>
+    </w:p>
+    <w:p>
+      <w:pPr>
+        <w:pStyle w:val="NoSpacing"/>
+        <w:rPr>
+          <w:rFonts w:ascii="Consolas" w:hAnsi="Consolas"/>
+          <w:sz w:val="19"/>
+        </w:rPr>
+      </w:pPr>
+    </w:p>
+    <w:p>
+      <w:pPr>
+        <w:pStyle w:val="NoSpacing"/>
+        <w:rPr>
+          <w:rFonts w:ascii="Consolas" w:hAnsi="Consolas"/>
+          <w:sz w:val="19"/>
+        </w:rPr>
+      </w:pPr>
+      <w:r>
+        <w:rPr>
+          <w:rFonts w:ascii="Consolas" w:hAnsi="Consolas"/>
+          <w:sz w:val="19"/>
+        </w:rPr>
+        <w:t xml:space="preserve">            // 3. Define the Specialist Personas</w:t>
+      </w:r>
+    </w:p>
+    <w:p>
+      <w:pPr>
+        <w:pStyle w:val="NoSpacing"/>
+        <w:rPr>
+          <w:rFonts w:ascii="Consolas" w:hAnsi="Consolas"/>
+          <w:sz w:val="19"/>
+        </w:rPr>
+      </w:pPr>
+      <w:r>
+        <w:rPr>
+          <w:rFonts w:ascii="Consolas" w:hAnsi="Consolas"/>
+          <w:sz w:val="19"/>
+        </w:rPr>
+        <w:t xml:space="preserve">            string copywriterPersona = "You are a creative copywriter.  Write a punch 5-word slogan for the product provided.";</w:t>
+      </w:r>
+    </w:p>
+    <w:p>
+      <w:pPr>
+        <w:pStyle w:val="NoSpacing"/>
+        <w:rPr>
+          <w:rFonts w:ascii="Consolas" w:hAnsi="Consolas"/>
+          <w:sz w:val="19"/>
+        </w:rPr>
+      </w:pPr>
+      <w:r>
+        <w:rPr>
+          <w:rFonts w:ascii="Consolas" w:hAnsi="Consolas"/>
+          <w:sz w:val="19"/>
+        </w:rPr>
+        <w:t xml:space="preserve">            string editorPersona = "You are a brand editor.  Review the slogan.  If it's perfect, say 'APPROVED'.  If not, provide one suggestion";</w:t>
+      </w:r>
+    </w:p>
+    <w:p>
+      <w:pPr>
+        <w:pStyle w:val="NoSpacing"/>
+        <w:rPr>
+          <w:rFonts w:ascii="Consolas" w:hAnsi="Consolas"/>
+          <w:sz w:val="19"/>
+        </w:rPr>
+      </w:pPr>
+    </w:p>
+    <w:p>
+      <w:pPr>
+        <w:pStyle w:val="NoSpacing"/>
+        <w:rPr>
+          <w:rFonts w:ascii="Consolas" w:hAnsi="Consolas"/>
+          <w:sz w:val="19"/>
+        </w:rPr>
+      </w:pPr>
+      <w:r>
+        <w:rPr>
+          <w:rFonts w:ascii="Consolas" w:hAnsi="Consolas"/>
+          <w:sz w:val="19"/>
+        </w:rPr>
+        <w:t xml:space="preserve">            // 4. Shared conversation history</w:t>
+      </w:r>
+    </w:p>
+    <w:p>
+      <w:pPr>
+        <w:pStyle w:val="NoSpacing"/>
+        <w:rPr>
+          <w:rFonts w:ascii="Consolas" w:hAnsi="Consolas"/>
+          <w:sz w:val="19"/>
+        </w:rPr>
+      </w:pPr>
+      <w:r>
+        <w:rPr>
+          <w:rFonts w:ascii="Consolas" w:hAnsi="Consolas"/>
+          <w:sz w:val="19"/>
+        </w:rPr>
+        <w:t xml:space="preserve">            ChatHistory chatHistory = new ChatHistory();</w:t>
+      </w:r>
+    </w:p>
+    <w:p>
+      <w:pPr>
+        <w:pStyle w:val="NoSpacing"/>
+        <w:rPr>
+          <w:rFonts w:ascii="Consolas" w:hAnsi="Consolas"/>
+          <w:sz w:val="19"/>
+        </w:rPr>
+      </w:pPr>
+    </w:p>
+    <w:p>
+      <w:pPr>
+        <w:pStyle w:val="NoSpacing"/>
+        <w:rPr>
+          <w:rFonts w:ascii="Consolas" w:hAnsi="Consolas"/>
+          <w:sz w:val="19"/>
+        </w:rPr>
+      </w:pPr>
+      <w:r>
+        <w:rPr>
+          <w:rFonts w:ascii="Consolas" w:hAnsi="Consolas"/>
+          <w:sz w:val="19"/>
+        </w:rPr>
+        <w:t xml:space="preserve">            Console.WriteLine("Enter a product to market:");</w:t>
+      </w:r>
+    </w:p>
+    <w:p>
+      <w:pPr>
+        <w:pStyle w:val="NoSpacing"/>
+        <w:rPr>
+          <w:rFonts w:ascii="Consolas" w:hAnsi="Consolas"/>
+          <w:sz w:val="19"/>
+        </w:rPr>
+      </w:pPr>
+      <w:r>
+        <w:rPr>
+          <w:rFonts w:ascii="Consolas" w:hAnsi="Consolas"/>
+          <w:sz w:val="19"/>
+        </w:rPr>
+        <w:t xml:space="preserve">            string? product = Console.ReadLine();</w:t>
+      </w:r>
+    </w:p>
+    <w:p>
+      <w:pPr>
+        <w:pStyle w:val="NoSpacing"/>
+        <w:rPr>
+          <w:rFonts w:ascii="Consolas" w:hAnsi="Consolas"/>
+          <w:sz w:val="19"/>
+        </w:rPr>
+      </w:pPr>
+    </w:p>
+    <w:p>
+      <w:pPr>
+        <w:pStyle w:val="NoSpacing"/>
+        <w:rPr>
+          <w:rFonts w:ascii="Consolas" w:hAnsi="Consolas"/>
+          <w:sz w:val="19"/>
+        </w:rPr>
+      </w:pPr>
+      <w:r>
+        <w:rPr>
+          <w:rFonts w:ascii="Consolas" w:hAnsi="Consolas"/>
+          <w:sz w:val="19"/>
+        </w:rPr>
+        <w:t xml:space="preserve">            if (string.IsNullOrWhiteSpace(product)) return;</w:t>
+      </w:r>
+    </w:p>
+    <w:p>
+      <w:pPr>
+        <w:pStyle w:val="NoSpacing"/>
+        <w:rPr>
+          <w:rFonts w:ascii="Consolas" w:hAnsi="Consolas"/>
+          <w:sz w:val="19"/>
+        </w:rPr>
+      </w:pPr>
+      <w:r>
+        <w:rPr>
+          <w:rFonts w:ascii="Consolas" w:hAnsi="Consolas"/>
+          <w:sz w:val="19"/>
+        </w:rPr>
+        <w:t xml:space="preserve">            chatHistory.AddUserMessage($"Product: {product}");</w:t>
+      </w:r>
+    </w:p>
+    <w:p>
+      <w:pPr>
+        <w:pStyle w:val="NoSpacing"/>
+        <w:rPr>
+          <w:rFonts w:ascii="Consolas" w:hAnsi="Consolas"/>
+          <w:sz w:val="19"/>
+        </w:rPr>
+      </w:pPr>
+    </w:p>
+    <w:p>
+      <w:pPr>
+        <w:pStyle w:val="NoSpacing"/>
+        <w:rPr>
+          <w:rFonts w:ascii="Consolas" w:hAnsi="Consolas"/>
+          <w:sz w:val="19"/>
+        </w:rPr>
+      </w:pPr>
+      <w:r>
+        <w:rPr>
+          <w:rFonts w:ascii="Consolas" w:hAnsi="Consolas"/>
+          <w:sz w:val="19"/>
+        </w:rPr>
+        <w:t xml:space="preserve">            bool isComplete = false;</w:t>
+      </w:r>
+    </w:p>
+    <w:p>
+      <w:pPr>
+        <w:pStyle w:val="NoSpacing"/>
+        <w:rPr>
+          <w:rFonts w:ascii="Consolas" w:hAnsi="Consolas"/>
+          <w:sz w:val="19"/>
+        </w:rPr>
+      </w:pPr>
+      <w:r>
+        <w:rPr>
+          <w:rFonts w:ascii="Consolas" w:hAnsi="Consolas"/>
+          <w:sz w:val="19"/>
+        </w:rPr>
+        <w:t xml:space="preserve">            bool hadError = false;</w:t>
+      </w:r>
+    </w:p>
+    <w:p>
+      <w:pPr>
+        <w:pStyle w:val="NoSpacing"/>
+        <w:rPr>
+          <w:rFonts w:ascii="Consolas" w:hAnsi="Consolas"/>
+          <w:sz w:val="19"/>
+        </w:rPr>
+      </w:pPr>
+      <w:r>
+        <w:rPr>
+          <w:rFonts w:ascii="Consolas" w:hAnsi="Consolas"/>
+          <w:sz w:val="19"/>
+        </w:rPr>
+        <w:t xml:space="preserve">            int currentIteration = 0;</w:t>
+      </w:r>
+    </w:p>
+    <w:p>
+      <w:pPr>
+        <w:pStyle w:val="NoSpacing"/>
+        <w:rPr>
+          <w:rFonts w:ascii="Consolas" w:hAnsi="Consolas"/>
+          <w:sz w:val="19"/>
+        </w:rPr>
+      </w:pPr>
+      <w:r>
+        <w:rPr>
+          <w:rFonts w:ascii="Consolas" w:hAnsi="Consolas"/>
+          <w:sz w:val="19"/>
+        </w:rPr>
+        <w:t xml:space="preserve">            int MaxIterations = 4;</w:t>
+      </w:r>
+    </w:p>
+    <w:p>
+      <w:pPr>
+        <w:pStyle w:val="NoSpacing"/>
+        <w:rPr>
+          <w:rFonts w:ascii="Consolas" w:hAnsi="Consolas"/>
+          <w:sz w:val="19"/>
+        </w:rPr>
+      </w:pPr>
+    </w:p>
+    <w:p>
+      <w:pPr>
+        <w:pStyle w:val="NoSpacing"/>
+        <w:rPr>
+          <w:rFonts w:ascii="Consolas" w:hAnsi="Consolas"/>
+          <w:sz w:val="19"/>
+        </w:rPr>
+      </w:pPr>
+      <w:r>
+        <w:rPr>
+          <w:rFonts w:ascii="Consolas" w:hAnsi="Consolas"/>
+          <w:sz w:val="19"/>
+        </w:rPr>
+        <w:t xml:space="preserve">            Console.WriteLine("\n Multi-Agent collaboration started...");</w:t>
+      </w:r>
+    </w:p>
+    <w:p>
+      <w:pPr>
+        <w:pStyle w:val="NoSpacing"/>
+        <w:rPr>
+          <w:rFonts w:ascii="Consolas" w:hAnsi="Consolas"/>
+          <w:sz w:val="19"/>
+        </w:rPr>
+      </w:pPr>
+    </w:p>
+    <w:p>
+      <w:pPr>
+        <w:pStyle w:val="NoSpacing"/>
+        <w:rPr>
+          <w:rFonts w:ascii="Consolas" w:hAnsi="Consolas"/>
+          <w:sz w:val="19"/>
+        </w:rPr>
+      </w:pPr>
+      <w:r>
+        <w:rPr>
+          <w:rFonts w:ascii="Consolas" w:hAnsi="Consolas"/>
+          <w:sz w:val="19"/>
+        </w:rPr>
+        <w:t xml:space="preserve">            while (!isComplete &amp;&amp; currentIteration &lt; MaxIterations)</w:t>
+      </w:r>
+    </w:p>
+    <w:p>
+      <w:pPr>
+        <w:pStyle w:val="NoSpacing"/>
+        <w:rPr>
+          <w:rFonts w:ascii="Consolas" w:hAnsi="Consolas"/>
+          <w:sz w:val="19"/>
+        </w:rPr>
+      </w:pPr>
+      <w:r>
+        <w:rPr>
+          <w:rFonts w:ascii="Consolas" w:hAnsi="Consolas"/>
+          <w:sz w:val="19"/>
+        </w:rPr>
+        <w:t xml:space="preserve">            {</w:t>
+      </w:r>
+    </w:p>
+    <w:p>
+      <w:pPr>
+        <w:pStyle w:val="NoSpacing"/>
+        <w:rPr>
+          <w:rFonts w:ascii="Consolas" w:hAnsi="Consolas"/>
+          <w:sz w:val="19"/>
+        </w:rPr>
+      </w:pPr>
+      <w:r>
+        <w:rPr>
+          <w:rFonts w:ascii="Consolas" w:hAnsi="Consolas"/>
+          <w:sz w:val="19"/>
+        </w:rPr>
+        <w:t xml:space="preserve">                // ---------------------------</w:t>
+      </w:r>
+    </w:p>
+    <w:p>
+      <w:pPr>
+        <w:pStyle w:val="NoSpacing"/>
+        <w:rPr>
+          <w:rFonts w:ascii="Consolas" w:hAnsi="Consolas"/>
+          <w:sz w:val="19"/>
+        </w:rPr>
+      </w:pPr>
+      <w:r>
+        <w:rPr>
+          <w:rFonts w:ascii="Consolas" w:hAnsi="Consolas"/>
+          <w:sz w:val="19"/>
+        </w:rPr>
+        <w:t xml:space="preserve">                // Copywriter turn</w:t>
+      </w:r>
+    </w:p>
+    <w:p>
+      <w:pPr>
+        <w:pStyle w:val="NoSpacing"/>
+        <w:rPr>
+          <w:rFonts w:ascii="Consolas" w:hAnsi="Consolas"/>
+          <w:sz w:val="19"/>
+        </w:rPr>
+      </w:pPr>
+      <w:r>
+        <w:rPr>
+          <w:rFonts w:ascii="Consolas" w:hAnsi="Consolas"/>
+          <w:sz w:val="19"/>
+        </w:rPr>
+        <w:t xml:space="preserve">                // ---------------------------</w:t>
+      </w:r>
+    </w:p>
+    <w:p>
+      <w:pPr>
+        <w:pStyle w:val="NoSpacing"/>
+        <w:rPr>
+          <w:rFonts w:ascii="Consolas" w:hAnsi="Consolas"/>
+          <w:sz w:val="19"/>
+        </w:rPr>
+      </w:pPr>
+    </w:p>
+    <w:p>
+      <w:pPr>
+        <w:pStyle w:val="NoSpacing"/>
+        <w:rPr>
+          <w:rFonts w:ascii="Consolas" w:hAnsi="Consolas"/>
+          <w:sz w:val="19"/>
+        </w:rPr>
+      </w:pPr>
+      <w:r>
+        <w:rPr>
+          <w:rFonts w:ascii="Consolas" w:hAnsi="Consolas"/>
+          <w:sz w:val="19"/>
+        </w:rPr>
+        <w:t xml:space="preserve">                // Inject the persona at index 0</w:t>
+      </w:r>
+    </w:p>
+    <w:p>
+      <w:pPr>
+        <w:pStyle w:val="NoSpacing"/>
+        <w:rPr>
+          <w:rFonts w:ascii="Consolas" w:hAnsi="Consolas"/>
+          <w:sz w:val="19"/>
+        </w:rPr>
+      </w:pPr>
       <w:r>
         <w:rPr>
           <w:rFonts w:ascii="Consolas" w:hAnsi="Consolas"/>
           <w:sz w:val="19"/>
         </w:rPr>
         <w:lastRenderedPageBreak/>
-        <w:t xml:space="preserve">          // 2. Get the chat service</w:t>
-      </w:r>
-    </w:p>
-    <w:p>
-      <w:pPr>
-        <w:pStyle w:val="NoSpacing"/>
-        <w:rPr>
-          <w:rFonts w:ascii="Consolas" w:hAnsi="Consolas"/>
-          <w:sz w:val="19"/>
-        </w:rPr>
-      </w:pPr>
-      <w:r>
-        <w:rPr>
-          <w:rFonts w:ascii="Consolas" w:hAnsi="Consolas"/>
-          <w:sz w:val="19"/>
-        </w:rPr>
-        <w:t xml:space="preserve">            IChatCompletionService chatService = kernel.GetRequiredService&lt;IChatCompletionService&gt;();</w:t>
-      </w:r>
-    </w:p>
-    <w:p>
-      <w:pPr>
-        <w:pStyle w:val="NoSpacing"/>
-        <w:rPr>
-          <w:rFonts w:ascii="Consolas" w:hAnsi="Consolas"/>
-          <w:sz w:val="19"/>
-        </w:rPr>
-      </w:pPr>
-    </w:p>
-    <w:p>
-      <w:pPr>
-        <w:pStyle w:val="NoSpacing"/>
-        <w:rPr>
-          <w:rFonts w:ascii="Consolas" w:hAnsi="Consolas"/>
-          <w:sz w:val="19"/>
-        </w:rPr>
-      </w:pPr>
-      <w:r>
-        <w:rPr>
-          <w:rFonts w:ascii="Consolas" w:hAnsi="Consolas"/>
-          <w:sz w:val="19"/>
-        </w:rPr>
-        <w:t xml:space="preserve">            // 3. Define the Specialist Personas</w:t>
-      </w:r>
-    </w:p>
-    <w:p>
-      <w:pPr>
-        <w:pStyle w:val="NoSpacing"/>
-        <w:rPr>
-          <w:rFonts w:ascii="Consolas" w:hAnsi="Consolas"/>
-          <w:sz w:val="19"/>
-        </w:rPr>
-      </w:pPr>
-      <w:r>
-        <w:rPr>
-          <w:rFonts w:ascii="Consolas" w:hAnsi="Consolas"/>
-          <w:sz w:val="19"/>
-        </w:rPr>
-        <w:t xml:space="preserve">            string copywriterPersona = "You are a creative copywriter.  Write a punch 5-word slogan for the product provided.";</w:t>
-      </w:r>
-    </w:p>
-    <w:p>
-      <w:pPr>
-        <w:pStyle w:val="NoSpacing"/>
-        <w:rPr>
-          <w:rFonts w:ascii="Consolas" w:hAnsi="Consolas"/>
-          <w:sz w:val="19"/>
-        </w:rPr>
-      </w:pPr>
-      <w:r>
-        <w:rPr>
-          <w:rFonts w:ascii="Consolas" w:hAnsi="Consolas"/>
-          <w:sz w:val="19"/>
-        </w:rPr>
-        <w:t xml:space="preserve">            string editorPersona = "You are a brand editor.  Review the slogan.  If it's perfect, say 'APPROVED'.  If not, provide one suggestion";</w:t>
-      </w:r>
-    </w:p>
-    <w:p>
-      <w:pPr>
-        <w:pStyle w:val="NoSpacing"/>
-        <w:rPr>
-          <w:rFonts w:ascii="Consolas" w:hAnsi="Consolas"/>
-          <w:sz w:val="19"/>
-        </w:rPr>
-      </w:pPr>
-    </w:p>
-    <w:p>
-      <w:pPr>
-        <w:pStyle w:val="NoSpacing"/>
-        <w:rPr>
-          <w:rFonts w:ascii="Consolas" w:hAnsi="Consolas"/>
-          <w:sz w:val="19"/>
-        </w:rPr>
-      </w:pPr>
-      <w:r>
-        <w:rPr>
-          <w:rFonts w:ascii="Consolas" w:hAnsi="Consolas"/>
-          <w:sz w:val="19"/>
-        </w:rPr>
-        <w:t xml:space="preserve">            // 4. Shared conversation history</w:t>
-      </w:r>
-    </w:p>
-    <w:p>
-      <w:pPr>
-        <w:pStyle w:val="NoSpacing"/>
-        <w:rPr>
-          <w:rFonts w:ascii="Consolas" w:hAnsi="Consolas"/>
-          <w:sz w:val="19"/>
-        </w:rPr>
-      </w:pPr>
-      <w:r>
-        <w:rPr>
-          <w:rFonts w:ascii="Consolas" w:hAnsi="Consolas"/>
-          <w:sz w:val="19"/>
-        </w:rPr>
-        <w:t xml:space="preserve">            ChatHistory chatHistory = new ChatHistory();</w:t>
-      </w:r>
-    </w:p>
-    <w:p>
-      <w:pPr>
-        <w:pStyle w:val="NoSpacing"/>
-        <w:rPr>
-          <w:rFonts w:ascii="Consolas" w:hAnsi="Consolas"/>
-          <w:sz w:val="19"/>
-        </w:rPr>
-      </w:pPr>
-    </w:p>
-    <w:p>
-      <w:pPr>
-        <w:pStyle w:val="NoSpacing"/>
-        <w:rPr>
-          <w:rFonts w:ascii="Consolas" w:hAnsi="Consolas"/>
-          <w:sz w:val="19"/>
-        </w:rPr>
-      </w:pPr>
-      <w:r>
-        <w:rPr>
-          <w:rFonts w:ascii="Consolas" w:hAnsi="Consolas"/>
-          <w:sz w:val="19"/>
-        </w:rPr>
-        <w:t xml:space="preserve">            Console.WriteLine("Enter a product to market:");</w:t>
-      </w:r>
-    </w:p>
-    <w:p>
-      <w:pPr>
-        <w:pStyle w:val="NoSpacing"/>
-        <w:rPr>
-          <w:rFonts w:ascii="Consolas" w:hAnsi="Consolas"/>
-          <w:sz w:val="19"/>
-        </w:rPr>
-      </w:pPr>
-      <w:r>
-        <w:rPr>
-          <w:rFonts w:ascii="Consolas" w:hAnsi="Consolas"/>
-          <w:sz w:val="19"/>
-        </w:rPr>
-        <w:t xml:space="preserve">            string? product = Console.ReadLine();</w:t>
-      </w:r>
-    </w:p>
-    <w:p>
-      <w:pPr>
-        <w:pStyle w:val="NoSpacing"/>
-        <w:rPr>
-          <w:rFonts w:ascii="Consolas" w:hAnsi="Consolas"/>
-          <w:sz w:val="19"/>
-        </w:rPr>
-      </w:pPr>
-    </w:p>
-    <w:p>
-      <w:pPr>
-        <w:pStyle w:val="NoSpacing"/>
-        <w:rPr>
-          <w:rFonts w:ascii="Consolas" w:hAnsi="Consolas"/>
-          <w:sz w:val="19"/>
-        </w:rPr>
-      </w:pPr>
-      <w:r>
-        <w:rPr>
-          <w:rFonts w:ascii="Consolas" w:hAnsi="Consolas"/>
-          <w:sz w:val="19"/>
-        </w:rPr>
-        <w:t xml:space="preserve">            if (string.IsNullOrWhiteSpace(product)) return;</w:t>
-      </w:r>
-    </w:p>
-    <w:p>
-      <w:pPr>
-        <w:pStyle w:val="NoSpacing"/>
-        <w:rPr>
-          <w:rFonts w:ascii="Consolas" w:hAnsi="Consolas"/>
-          <w:sz w:val="19"/>
-        </w:rPr>
-      </w:pPr>
-      <w:r>
-        <w:rPr>
-          <w:rFonts w:ascii="Consolas" w:hAnsi="Consolas"/>
-          <w:sz w:val="19"/>
-        </w:rPr>
-        <w:t xml:space="preserve">            chatHistory.AddUserMessage($"Product: {product}");</w:t>
-      </w:r>
-    </w:p>
-    <w:p>
-      <w:pPr>
-        <w:pStyle w:val="NoSpacing"/>
-        <w:rPr>
-          <w:rFonts w:ascii="Consolas" w:hAnsi="Consolas"/>
-          <w:sz w:val="19"/>
-        </w:rPr>
-      </w:pPr>
-    </w:p>
-    <w:p>
-      <w:pPr>
-        <w:pStyle w:val="NoSpacing"/>
-        <w:rPr>
-          <w:rFonts w:ascii="Consolas" w:hAnsi="Consolas"/>
-          <w:sz w:val="19"/>
-        </w:rPr>
-      </w:pPr>
-      <w:r>
-        <w:rPr>
-          <w:rFonts w:ascii="Consolas" w:hAnsi="Consolas"/>
-          <w:sz w:val="19"/>
-        </w:rPr>
-        <w:t xml:space="preserve">            bool isComplete = false;</w:t>
-      </w:r>
-    </w:p>
-    <w:p>
-      <w:pPr>
-        <w:pStyle w:val="NoSpacing"/>
-        <w:rPr>
-          <w:rFonts w:ascii="Consolas" w:hAnsi="Consolas"/>
-          <w:sz w:val="19"/>
-        </w:rPr>
-      </w:pPr>
-      <w:r>
-        <w:rPr>
-          <w:rFonts w:ascii="Consolas" w:hAnsi="Consolas"/>
-          <w:sz w:val="19"/>
-        </w:rPr>
-        <w:t xml:space="preserve">            int currentIteration = 0;</w:t>
-      </w:r>
-    </w:p>
-    <w:p>
-      <w:pPr>
-        <w:pStyle w:val="NoSpacing"/>
-        <w:rPr>
-          <w:rFonts w:ascii="Consolas" w:hAnsi="Consolas"/>
-          <w:sz w:val="19"/>
-        </w:rPr>
-      </w:pPr>
-      <w:r>
-        <w:rPr>
-          <w:rFonts w:ascii="Consolas" w:hAnsi="Consolas"/>
-          <w:sz w:val="19"/>
-        </w:rPr>
-        <w:t xml:space="preserve">            int MaxIterations = 4;</w:t>
-      </w:r>
-    </w:p>
-    <w:p>
-      <w:pPr>
-        <w:pStyle w:val="NoSpacing"/>
-        <w:rPr>
-          <w:rFonts w:ascii="Consolas" w:hAnsi="Consolas"/>
-          <w:sz w:val="19"/>
-        </w:rPr>
-      </w:pPr>
-    </w:p>
-    <w:p>
-      <w:pPr>
-        <w:pStyle w:val="NoSpacing"/>
-        <w:rPr>
-          <w:rFonts w:ascii="Consolas" w:hAnsi="Consolas"/>
-          <w:sz w:val="19"/>
-        </w:rPr>
-      </w:pPr>
-      <w:r>
-        <w:rPr>
-          <w:rFonts w:ascii="Consolas" w:hAnsi="Consolas"/>
-          <w:sz w:val="19"/>
-        </w:rPr>
-        <w:t xml:space="preserve">            Console.WriteLine("\n Multi-Agent collaboration started...");</w:t>
-      </w:r>
-    </w:p>
-    <w:p>
-      <w:pPr>
-        <w:pStyle w:val="NoSpacing"/>
-        <w:rPr>
-          <w:rFonts w:ascii="Consolas" w:hAnsi="Consolas"/>
-          <w:sz w:val="19"/>
-        </w:rPr>
-      </w:pPr>
-    </w:p>
-    <w:p>
-      <w:pPr>
-        <w:pStyle w:val="NoSpacing"/>
-        <w:rPr>
-          <w:rFonts w:ascii="Consolas" w:hAnsi="Consolas"/>
-          <w:sz w:val="19"/>
-        </w:rPr>
-      </w:pPr>
-      <w:r>
-        <w:rPr>
-          <w:rFonts w:ascii="Consolas" w:hAnsi="Consolas"/>
-          <w:sz w:val="19"/>
-        </w:rPr>
-        <w:t xml:space="preserve">            while (!isComplete &amp;&amp; currentIteration </w:t>
-      </w:r>
+        <w:t xml:space="preserve">                chatHistory.Insert(0, new ChatMessageContent(AuthorRole.System, copywriterPersona));</w:t>
+      </w:r>
+    </w:p>
+    <w:p>
+      <w:pPr>
+        <w:pStyle w:val="NoSpacing"/>
+        <w:rPr>
+          <w:rFonts w:ascii="Consolas" w:hAnsi="Consolas"/>
+          <w:sz w:val="19"/>
+        </w:rPr>
+      </w:pPr>
+      <w:r>
+        <w:rPr>
+          <w:rFonts w:ascii="Consolas" w:hAnsi="Consolas"/>
+          <w:sz w:val="19"/>
+        </w:rPr>
+        <w:t xml:space="preserve">                ChatMessageContent copywriterResult;</w:t>
+      </w:r>
+    </w:p>
+    <w:p>
+      <w:pPr>
+        <w:pStyle w:val="NoSpacing"/>
+        <w:rPr>
+          <w:rFonts w:ascii="Consolas" w:hAnsi="Consolas"/>
+          <w:sz w:val="19"/>
+        </w:rPr>
+      </w:pPr>
+      <w:r>
+        <w:rPr>
+          <w:rFonts w:ascii="Consolas" w:hAnsi="Consolas"/>
+          <w:sz w:val="19"/>
+        </w:rPr>
+        <w:t xml:space="preserve">                try</w:t>
+      </w:r>
+    </w:p>
+    <w:p>
+      <w:pPr>
+        <w:pStyle w:val="NoSpacing"/>
+        <w:rPr>
+          <w:rFonts w:ascii="Consolas" w:hAnsi="Consolas"/>
+          <w:sz w:val="19"/>
+        </w:rPr>
+      </w:pPr>
+      <w:r>
+        <w:rPr>
+          <w:rFonts w:ascii="Consolas" w:hAnsi="Consolas"/>
+          <w:sz w:val="19"/>
+        </w:rPr>
+        <w:t xml:space="preserve">                {</w:t>
+      </w:r>
+    </w:p>
+    <w:p>
+      <w:pPr>
+        <w:pStyle w:val="NoSpacing"/>
+        <w:rPr>
+          <w:rFonts w:ascii="Consolas" w:hAnsi="Consolas"/>
+          <w:sz w:val="19"/>
+        </w:rPr>
+      </w:pPr>
+      <w:r>
+        <w:rPr>
+          <w:rFonts w:ascii="Consolas" w:hAnsi="Consolas"/>
+          <w:sz w:val="19"/>
+        </w:rPr>
+        <w:t xml:space="preserve">                    // Step 5: Guard the API call so a transient Gemini failure reports</w:t>
+      </w:r>
+    </w:p>
+    <w:p>
+      <w:pPr>
+        <w:pStyle w:val="NoSpacing"/>
+        <w:rPr>
+          <w:rFonts w:ascii="Consolas" w:hAnsi="Consolas"/>
+          <w:sz w:val="19"/>
+        </w:rPr>
+      </w:pPr>
+      <w:r>
+        <w:rPr>
+          <w:rFonts w:ascii="Consolas" w:hAnsi="Consolas"/>
+          <w:sz w:val="19"/>
+        </w:rPr>
+        <w:t xml:space="preserve">                    // cleanly instead of crashing the app mid-collaboration.</w:t>
+      </w:r>
+    </w:p>
+    <w:p>
+      <w:pPr>
+        <w:pStyle w:val="NoSpacing"/>
+        <w:rPr>
+          <w:rFonts w:ascii="Consolas" w:hAnsi="Consolas"/>
+          <w:sz w:val="19"/>
+        </w:rPr>
+      </w:pPr>
+      <w:r>
+        <w:rPr>
+          <w:rFonts w:ascii="Consolas" w:hAnsi="Consolas"/>
+          <w:sz w:val="19"/>
+        </w:rPr>
+        <w:t xml:space="preserve">                    copywriterResult = await chatService.GetChatMessageContentAsync(chatHistory, kernel: kernel);</w:t>
+      </w:r>
+    </w:p>
+    <w:p>
+      <w:pPr>
+        <w:pStyle w:val="NoSpacing"/>
+        <w:rPr>
+          <w:rFonts w:ascii="Consolas" w:hAnsi="Consolas"/>
+          <w:sz w:val="19"/>
+        </w:rPr>
+      </w:pPr>
+      <w:r>
+        <w:rPr>
+          <w:rFonts w:ascii="Consolas" w:hAnsi="Consolas"/>
+          <w:sz w:val="19"/>
+        </w:rPr>
+        <w:t xml:space="preserve">                }</w:t>
+      </w:r>
+    </w:p>
+    <w:p>
+      <w:pPr>
+        <w:pStyle w:val="NoSpacing"/>
+        <w:rPr>
+          <w:rFonts w:ascii="Consolas" w:hAnsi="Consolas"/>
+          <w:sz w:val="19"/>
+        </w:rPr>
+      </w:pPr>
+      <w:r>
+        <w:rPr>
+          <w:rFonts w:ascii="Consolas" w:hAnsi="Consolas"/>
+          <w:sz w:val="19"/>
+        </w:rPr>
+        <w:t xml:space="preserve">                catch (Exception ex)</w:t>
+      </w:r>
+    </w:p>
+    <w:p>
+      <w:pPr>
+        <w:pStyle w:val="NoSpacing"/>
+        <w:rPr>
+          <w:rFonts w:ascii="Consolas" w:hAnsi="Consolas"/>
+          <w:sz w:val="19"/>
+        </w:rPr>
+      </w:pPr>
+      <w:r>
+        <w:rPr>
+          <w:rFonts w:ascii="Consolas" w:hAnsi="Consolas"/>
+          <w:sz w:val="19"/>
+        </w:rPr>
+        <w:t xml:space="preserve">                {</w:t>
+      </w:r>
+    </w:p>
+    <w:p>
+      <w:pPr>
+        <w:pStyle w:val="NoSpacing"/>
+        <w:rPr>
+          <w:rFonts w:ascii="Consolas" w:hAnsi="Consolas"/>
+          <w:sz w:val="19"/>
+        </w:rPr>
+      </w:pPr>
+      <w:r>
+        <w:rPr>
+          <w:rFonts w:ascii="Consolas" w:hAnsi="Consolas"/>
+          <w:sz w:val="19"/>
+        </w:rPr>
+        <w:t xml:space="preserve">                    Console.WriteLine($"\n[ERROR] Copywriter call failed: {ex.Message}");</w:t>
+      </w:r>
+    </w:p>
+    <w:p>
+      <w:pPr>
+        <w:pStyle w:val="NoSpacing"/>
+        <w:rPr>
+          <w:rFonts w:ascii="Consolas" w:hAnsi="Consolas"/>
+          <w:sz w:val="19"/>
+        </w:rPr>
+      </w:pPr>
+      <w:r>
+        <w:rPr>
+          <w:rFonts w:ascii="Consolas" w:hAnsi="Consolas"/>
+          <w:sz w:val="19"/>
+        </w:rPr>
+        <w:t xml:space="preserve">                    chatHistory.RemoveAt(0);</w:t>
+      </w:r>
+    </w:p>
+    <w:p>
+      <w:pPr>
+        <w:pStyle w:val="NoSpacing"/>
+        <w:rPr>
+          <w:rFonts w:ascii="Consolas" w:hAnsi="Consolas"/>
+          <w:sz w:val="19"/>
+        </w:rPr>
+      </w:pPr>
+      <w:r>
+        <w:rPr>
+          <w:rFonts w:ascii="Consolas" w:hAnsi="Consolas"/>
+          <w:sz w:val="19"/>
+        </w:rPr>
+        <w:t xml:space="preserve">                    hadError = true;</w:t>
+      </w:r>
+    </w:p>
+    <w:p>
+      <w:pPr>
+        <w:pStyle w:val="NoSpacing"/>
+        <w:rPr>
+          <w:rFonts w:ascii="Consolas" w:hAnsi="Consolas"/>
+          <w:sz w:val="19"/>
+        </w:rPr>
+      </w:pPr>
+      <w:r>
+        <w:rPr>
+          <w:rFonts w:ascii="Consolas" w:hAnsi="Consolas"/>
+          <w:sz w:val="19"/>
+        </w:rPr>
+        <w:t xml:space="preserve">                    break;</w:t>
+      </w:r>
+    </w:p>
+    <w:p>
+      <w:pPr>
+        <w:pStyle w:val="NoSpacing"/>
+        <w:rPr>
+          <w:rFonts w:ascii="Consolas" w:hAnsi="Consolas"/>
+          <w:sz w:val="19"/>
+        </w:rPr>
+      </w:pPr>
+      <w:r>
+        <w:rPr>
+          <w:rFonts w:ascii="Consolas" w:hAnsi="Consolas"/>
+          <w:sz w:val="19"/>
+        </w:rPr>
+        <w:t xml:space="preserve">                }</w:t>
+      </w:r>
+    </w:p>
+    <w:p>
+      <w:pPr>
+        <w:pStyle w:val="NoSpacing"/>
+        <w:rPr>
+          <w:rFonts w:ascii="Consolas" w:hAnsi="Consolas"/>
+          <w:sz w:val="19"/>
+        </w:rPr>
+      </w:pPr>
+    </w:p>
+    <w:p>
+      <w:pPr>
+        <w:pStyle w:val="NoSpacing"/>
+        <w:rPr>
+          <w:rFonts w:ascii="Consolas" w:hAnsi="Consolas"/>
+          <w:sz w:val="19"/>
+        </w:rPr>
+      </w:pPr>
+      <w:r>
+        <w:rPr>
+          <w:rFonts w:ascii="Consolas" w:hAnsi="Consolas"/>
+          <w:sz w:val="19"/>
+        </w:rPr>
+        <w:t xml:space="preserve">                // Cleanup the system Persona at index 0</w:t>
+      </w:r>
+    </w:p>
+    <w:p>
+      <w:pPr>
+        <w:pStyle w:val="NoSpacing"/>
+        <w:rPr>
+          <w:rFonts w:ascii="Consolas" w:hAnsi="Consolas"/>
+          <w:sz w:val="19"/>
+        </w:rPr>
+      </w:pPr>
+      <w:r>
+        <w:rPr>
+          <w:rFonts w:ascii="Consolas" w:hAnsi="Consolas"/>
+          <w:sz w:val="19"/>
+        </w:rPr>
+        <w:t xml:space="preserve">                chatHistory.RemoveAt(0);</w:t>
+      </w:r>
+    </w:p>
+    <w:p>
+      <w:pPr>
+        <w:pStyle w:val="NoSpacing"/>
+        <w:rPr>
+          <w:rFonts w:ascii="Consolas" w:hAnsi="Consolas"/>
+          <w:sz w:val="19"/>
+        </w:rPr>
+      </w:pPr>
+    </w:p>
+    <w:p>
+      <w:pPr>
+        <w:pStyle w:val="NoSpacing"/>
+        <w:rPr>
+          <w:rFonts w:ascii="Consolas" w:hAnsi="Consolas"/>
+          <w:sz w:val="19"/>
+        </w:rPr>
+      </w:pPr>
+      <w:r>
+        <w:rPr>
+          <w:rFonts w:ascii="Consolas" w:hAnsi="Consolas"/>
+          <w:sz w:val="19"/>
+        </w:rPr>
+        <w:t xml:space="preserve">                string slogan = copywriterResult.Content ?? "No slogan generated.";</w:t>
+      </w:r>
+    </w:p>
+    <w:p>
+      <w:pPr>
+        <w:pStyle w:val="NoSpacing"/>
+        <w:rPr>
+          <w:rFonts w:ascii="Consolas" w:hAnsi="Consolas"/>
+          <w:sz w:val="19"/>
+        </w:rPr>
+      </w:pPr>
+      <w:r>
+        <w:rPr>
+          <w:rFonts w:ascii="Consolas" w:hAnsi="Consolas"/>
+          <w:sz w:val="19"/>
+        </w:rPr>
+        <w:t xml:space="preserve">                chatHistory.AddAssistantMessage(slogan);</w:t>
+      </w:r>
+    </w:p>
+    <w:p>
+      <w:pPr>
+        <w:pStyle w:val="NoSpacing"/>
+        <w:rPr>
+          <w:rFonts w:ascii="Consolas" w:hAnsi="Consolas"/>
+          <w:sz w:val="19"/>
+        </w:rPr>
+      </w:pPr>
+      <w:r>
+        <w:rPr>
+          <w:rFonts w:ascii="Consolas" w:hAnsi="Consolas"/>
+          <w:sz w:val="19"/>
+        </w:rPr>
+        <w:t xml:space="preserve">                Console.WriteLine($"\n[COPYWRITER]: {slogan}");</w:t>
+      </w:r>
+    </w:p>
+    <w:p>
+      <w:pPr>
+        <w:pStyle w:val="NoSpacing"/>
+        <w:rPr>
+          <w:rFonts w:ascii="Consolas" w:hAnsi="Consolas"/>
+          <w:sz w:val="19"/>
+        </w:rPr>
+      </w:pPr>
+    </w:p>
+    <w:p>
+      <w:pPr>
+        <w:pStyle w:val="NoSpacing"/>
+        <w:rPr>
+          <w:rFonts w:ascii="Consolas" w:hAnsi="Consolas"/>
+          <w:sz w:val="19"/>
+        </w:rPr>
+      </w:pPr>
+      <w:r>
+        <w:rPr>
+          <w:rFonts w:ascii="Consolas" w:hAnsi="Consolas"/>
+          <w:sz w:val="19"/>
+        </w:rPr>
+        <w:t xml:space="preserve">                // --- GEMINI PROTOCOL NUDGE ---</w:t>
+      </w:r>
+    </w:p>
+    <w:p>
+      <w:pPr>
+        <w:pStyle w:val="NoSpacing"/>
+        <w:rPr>
+          <w:rFonts w:ascii="Consolas" w:hAnsi="Consolas"/>
+          <w:sz w:val="19"/>
+        </w:rPr>
+      </w:pPr>
+      <w:r>
+        <w:rPr>
+          <w:rFonts w:ascii="Consolas" w:hAnsi="Consolas"/>
+          <w:sz w:val="19"/>
+        </w:rPr>
+        <w:t xml:space="preserve">                // Gemini requires User -&gt; Assistant alternating conversation</w:t>
+      </w:r>
+    </w:p>
+    <w:p>
+      <w:pPr>
+        <w:pStyle w:val="NoSpacing"/>
+        <w:rPr>
+          <w:rFonts w:ascii="Consolas" w:hAnsi="Consolas"/>
+          <w:sz w:val="19"/>
+        </w:rPr>
+      </w:pPr>
+      <w:r>
+        <w:rPr>
+          <w:rFonts w:ascii="Consolas" w:hAnsi="Consolas"/>
+          <w:sz w:val="19"/>
+        </w:rPr>
+        <w:t xml:space="preserve">                // We add a 'User' instruction to prepare for the Editor's turn</w:t>
+      </w:r>
+    </w:p>
+    <w:p>
+      <w:pPr>
+        <w:pStyle w:val="NoSpacing"/>
+        <w:rPr>
+          <w:rFonts w:ascii="Consolas" w:hAnsi="Consolas"/>
+          <w:sz w:val="19"/>
+        </w:rPr>
+      </w:pPr>
+      <w:r>
+        <w:rPr>
+          <w:rFonts w:ascii="Consolas" w:hAnsi="Consolas"/>
+          <w:sz w:val="19"/>
+        </w:rPr>
+        <w:t xml:space="preserve">                chatHistory.AddUserMessage("Editor, please review the slogan above.");</w:t>
+      </w:r>
+    </w:p>
+    <w:p>
+      <w:pPr>
+        <w:pStyle w:val="NoSpacing"/>
+        <w:rPr>
+          <w:rFonts w:ascii="Consolas" w:hAnsi="Consolas"/>
+          <w:sz w:val="19"/>
+        </w:rPr>
+      </w:pPr>
+    </w:p>
+    <w:p>
+      <w:pPr>
+        <w:pStyle w:val="NoSpacing"/>
+        <w:rPr>
+          <w:rFonts w:ascii="Consolas" w:hAnsi="Consolas"/>
+          <w:sz w:val="19"/>
+        </w:rPr>
+      </w:pPr>
+      <w:r>
+        <w:rPr>
+          <w:rFonts w:ascii="Consolas" w:hAnsi="Consolas"/>
+          <w:sz w:val="19"/>
+        </w:rPr>
+        <w:t xml:space="preserve">                // ---------------------------</w:t>
+      </w:r>
+    </w:p>
+    <w:p>
+      <w:pPr>
+        <w:pStyle w:val="NoSpacing"/>
+        <w:rPr>
+          <w:rFonts w:ascii="Consolas" w:hAnsi="Consolas"/>
+          <w:sz w:val="19"/>
+        </w:rPr>
+      </w:pPr>
+      <w:r>
+        <w:rPr>
+          <w:rFonts w:ascii="Consolas" w:hAnsi="Consolas"/>
+          <w:sz w:val="19"/>
+        </w:rPr>
+        <w:t xml:space="preserve">                // Editor turn</w:t>
+      </w:r>
+    </w:p>
+    <w:p>
+      <w:pPr>
+        <w:pStyle w:val="NoSpacing"/>
+        <w:rPr>
+          <w:rFonts w:ascii="Consolas" w:hAnsi="Consolas"/>
+          <w:sz w:val="19"/>
+        </w:rPr>
+      </w:pPr>
+      <w:r>
+        <w:rPr>
+          <w:rFonts w:ascii="Consolas" w:hAnsi="Consolas"/>
+          <w:sz w:val="19"/>
+        </w:rPr>
+        <w:t xml:space="preserve">                // ---------------------------</w:t>
+      </w:r>
+    </w:p>
+    <w:p>
+      <w:pPr>
+        <w:pStyle w:val="NoSpacing"/>
+        <w:rPr>
+          <w:rFonts w:ascii="Consolas" w:hAnsi="Consolas"/>
+          <w:sz w:val="19"/>
+        </w:rPr>
+      </w:pPr>
+      <w:r>
+        <w:rPr>
+          <w:rFonts w:ascii="Consolas" w:hAnsi="Consolas"/>
+          <w:sz w:val="19"/>
+        </w:rPr>
+        <w:t xml:space="preserve">                chatHistory.Insert(0, new ChatMessageContent(AuthorRole.System, editorPersona));</w:t>
+      </w:r>
+    </w:p>
+    <w:p>
+      <w:pPr>
+        <w:pStyle w:val="NoSpacing"/>
+        <w:rPr>
+          <w:rFonts w:ascii="Consolas" w:hAnsi="Consolas"/>
+          <w:sz w:val="19"/>
+        </w:rPr>
+      </w:pPr>
+    </w:p>
+    <w:p>
+      <w:pPr>
+        <w:pStyle w:val="NoSpacing"/>
+        <w:rPr>
+          <w:rFonts w:ascii="Consolas" w:hAnsi="Consolas"/>
+          <w:sz w:val="19"/>
+        </w:rPr>
+      </w:pPr>
+      <w:r>
+        <w:rPr>
+          <w:rFonts w:ascii="Consolas" w:hAnsi="Consolas"/>
+          <w:sz w:val="19"/>
+        </w:rPr>
+        <w:t xml:space="preserve">                ChatMessageContent editorResult;</w:t>
+      </w:r>
+    </w:p>
+    <w:p>
+      <w:pPr>
+        <w:pStyle w:val="NoSpacing"/>
+        <w:rPr>
+          <w:rFonts w:ascii="Consolas" w:hAnsi="Consolas"/>
+          <w:sz w:val="19"/>
+        </w:rPr>
+      </w:pPr>
+      <w:r>
+        <w:rPr>
+          <w:rFonts w:ascii="Consolas" w:hAnsi="Consolas"/>
+          <w:sz w:val="19"/>
+        </w:rPr>
+        <w:t xml:space="preserve">                try</w:t>
+      </w:r>
+    </w:p>
+    <w:p>
+      <w:pPr>
+        <w:pStyle w:val="NoSpacing"/>
+        <w:rPr>
+          <w:rFonts w:ascii="Consolas" w:hAnsi="Consolas"/>
+          <w:sz w:val="19"/>
+        </w:rPr>
+      </w:pPr>
+      <w:r>
+        <w:rPr>
+          <w:rFonts w:ascii="Consolas" w:hAnsi="Consolas"/>
+          <w:sz w:val="19"/>
+        </w:rPr>
+        <w:t xml:space="preserve">                {</w:t>
+      </w:r>
+    </w:p>
+    <w:p>
+      <w:pPr>
+        <w:pStyle w:val="NoSpacing"/>
+        <w:rPr>
+          <w:rFonts w:ascii="Consolas" w:hAnsi="Consolas"/>
+          <w:sz w:val="19"/>
+        </w:rPr>
+      </w:pPr>
+      <w:r>
+        <w:rPr>
+          <w:rFonts w:ascii="Consolas" w:hAnsi="Consolas"/>
+          <w:sz w:val="19"/>
+        </w:rPr>
+        <w:t xml:space="preserve">                    // Step 5: Same guard as the Copywriter call - fail loudly but</w:t>
+      </w:r>
+    </w:p>
+    <w:p>
+      <w:pPr>
+        <w:pStyle w:val="NoSpacing"/>
+        <w:rPr>
+          <w:rFonts w:ascii="Consolas" w:hAnsi="Consolas"/>
+          <w:sz w:val="19"/>
+        </w:rPr>
+      </w:pPr>
+      <w:r>
+        <w:rPr>
+          <w:rFonts w:ascii="Consolas" w:hAnsi="Consolas"/>
+          <w:sz w:val="19"/>
+        </w:rPr>
+        <w:t xml:space="preserve">                    // gracefully instead of taking the whole session down.</w:t>
+      </w:r>
+    </w:p>
+    <w:p>
+      <w:pPr>
+        <w:pStyle w:val="NoSpacing"/>
+        <w:rPr>
+          <w:rFonts w:ascii="Consolas" w:hAnsi="Consolas"/>
+          <w:sz w:val="19"/>
+        </w:rPr>
+      </w:pPr>
+      <w:r>
+        <w:rPr>
+          <w:rFonts w:ascii="Consolas" w:hAnsi="Consolas"/>
+          <w:sz w:val="19"/>
+        </w:rPr>
+        <w:t xml:space="preserve">                    editorResult = await chatService.GetChatMessageContentAsync(chatHistory, kernel: kernel);</w:t>
+      </w:r>
+    </w:p>
+    <w:p>
+      <w:pPr>
+        <w:pStyle w:val="NoSpacing"/>
+        <w:rPr>
+          <w:rFonts w:ascii="Consolas" w:hAnsi="Consolas"/>
+          <w:sz w:val="19"/>
+        </w:rPr>
+      </w:pPr>
+      <w:r>
+        <w:rPr>
+          <w:rFonts w:ascii="Consolas" w:hAnsi="Consolas"/>
+          <w:sz w:val="19"/>
+        </w:rPr>
+        <w:t xml:space="preserve">                }</w:t>
+      </w:r>
+    </w:p>
+    <w:p>
+      <w:pPr>
+        <w:pStyle w:val="NoSpacing"/>
+        <w:rPr>
+          <w:rFonts w:ascii="Consolas" w:hAnsi="Consolas"/>
+          <w:sz w:val="19"/>
+        </w:rPr>
+      </w:pPr>
+      <w:r>
+        <w:rPr>
+          <w:rFonts w:ascii="Consolas" w:hAnsi="Consolas"/>
+          <w:sz w:val="19"/>
+        </w:rPr>
+        <w:t xml:space="preserve">                </w:t>
+      </w:r>
+      <w:r>
+        <w:rPr>
+          <w:rFonts w:ascii="Consolas" w:hAnsi="Consolas"/>
+          <w:sz w:val="19"/>
+        </w:rPr>
+        <w:t>catch (Exception ex)</w:t>
+      </w:r>
+    </w:p>
+    <w:p>
+      <w:pPr>
+        <w:pStyle w:val="NoSpacing"/>
+        <w:rPr>
+          <w:rFonts w:ascii="Consolas" w:hAnsi="Consolas"/>
+          <w:sz w:val="19"/>
+        </w:rPr>
+      </w:pPr>
+      <w:r>
+        <w:rPr>
+          <w:rFonts w:ascii="Consolas" w:hAnsi="Consolas"/>
+          <w:sz w:val="19"/>
+        </w:rPr>
+        <w:t xml:space="preserve">                {</w:t>
+      </w:r>
+    </w:p>
+    <w:p>
+      <w:pPr>
+        <w:pStyle w:val="NoSpacing"/>
+        <w:rPr>
+          <w:rFonts w:ascii="Consolas" w:hAnsi="Consolas"/>
+          <w:sz w:val="19"/>
+        </w:rPr>
+      </w:pPr>
+      <w:r>
+        <w:rPr>
+          <w:rFonts w:ascii="Consolas" w:hAnsi="Consolas"/>
+          <w:sz w:val="19"/>
+        </w:rPr>
+        <w:t xml:space="preserve">                    Console.WriteLine($"\n[ERROR] Editor call failed: {ex.Message}");</w:t>
+      </w:r>
+    </w:p>
+    <w:p>
+      <w:pPr>
+        <w:pStyle w:val="NoSpacing"/>
+        <w:rPr>
+          <w:rFonts w:ascii="Consolas" w:hAnsi="Consolas"/>
+          <w:sz w:val="19"/>
+        </w:rPr>
+      </w:pPr>
+      <w:r>
+        <w:rPr>
+          <w:rFonts w:ascii="Consolas" w:hAnsi="Consolas"/>
+          <w:sz w:val="19"/>
+        </w:rPr>
+        <w:t xml:space="preserve">                    chatHistory.RemoveAt(0);</w:t>
+      </w:r>
+    </w:p>
+    <w:p>
+      <w:pPr>
+        <w:pStyle w:val="NoSpacing"/>
+        <w:rPr>
+          <w:rFonts w:ascii="Consolas" w:hAnsi="Consolas"/>
+          <w:sz w:val="19"/>
+        </w:rPr>
+      </w:pPr>
+      <w:r>
+        <w:rPr>
+          <w:rFonts w:ascii="Consolas" w:hAnsi="Consolas"/>
+          <w:sz w:val="19"/>
+        </w:rPr>
+        <w:t xml:space="preserve">                    hadError = true;</w:t>
+      </w:r>
+    </w:p>
+    <w:p>
+      <w:pPr>
+        <w:pStyle w:val="NoSpacing"/>
+        <w:rPr>
+          <w:rFonts w:ascii="Consolas" w:hAnsi="Consolas"/>
+          <w:sz w:val="19"/>
+        </w:rPr>
+      </w:pPr>
+      <w:r>
+        <w:rPr>
+          <w:rFonts w:ascii="Consolas" w:hAnsi="Consolas"/>
+          <w:sz w:val="19"/>
+        </w:rPr>
+        <w:t xml:space="preserve">                    break;</w:t>
+      </w:r>
+    </w:p>
+    <w:p>
+      <w:pPr>
+        <w:pStyle w:val="NoSpacing"/>
+        <w:rPr>
+          <w:rFonts w:ascii="Consolas" w:hAnsi="Consolas"/>
+          <w:sz w:val="19"/>
+        </w:rPr>
+      </w:pPr>
+      <w:r>
+        <w:rPr>
+          <w:rFonts w:ascii="Consolas" w:hAnsi="Consolas"/>
+          <w:sz w:val="19"/>
+        </w:rPr>
+        <w:t xml:space="preserve">                }</w:t>
+      </w:r>
+    </w:p>
+    <w:p>
+      <w:pPr>
+        <w:pStyle w:val="NoSpacing"/>
+        <w:rPr>
+          <w:rFonts w:ascii="Consolas" w:hAnsi="Consolas"/>
+          <w:sz w:val="19"/>
+        </w:rPr>
+      </w:pPr>
+    </w:p>
+    <w:p>
+      <w:pPr>
+        <w:pStyle w:val="NoSpacing"/>
+        <w:rPr>
+          <w:rFonts w:ascii="Consolas" w:hAnsi="Consolas"/>
+          <w:sz w:val="19"/>
+        </w:rPr>
+      </w:pPr>
+      <w:r>
+        <w:rPr>
+          <w:rFonts w:ascii="Consolas" w:hAnsi="Consolas"/>
+          <w:sz w:val="19"/>
+        </w:rPr>
+        <w:t xml:space="preserve">                chatHistory.RemoveAt(0);</w:t>
+      </w:r>
+    </w:p>
+    <w:p>
+      <w:pPr>
+        <w:pStyle w:val="NoSpacing"/>
+        <w:rPr>
+          <w:rFonts w:ascii="Consolas" w:hAnsi="Consolas"/>
+          <w:sz w:val="19"/>
+        </w:rPr>
+      </w:pPr>
+    </w:p>
+    <w:p>
+      <w:pPr>
+        <w:pStyle w:val="NoSpacing"/>
+        <w:rPr>
+          <w:rFonts w:ascii="Consolas" w:hAnsi="Consolas"/>
+          <w:sz w:val="19"/>
+        </w:rPr>
+      </w:pPr>
+      <w:r>
+        <w:rPr>
+          <w:rFonts w:ascii="Consolas" w:hAnsi="Consolas"/>
+          <w:sz w:val="19"/>
+        </w:rPr>
+        <w:t xml:space="preserve">                string review = editorResult</w:t>
+      </w:r>
+      <w:r>
+        <w:rPr>
+          <w:rFonts w:ascii="Consolas" w:hAnsi="Consolas"/>
+          <w:sz w:val="19"/>
+        </w:rPr>
+        <w:t>.Content ?? "No review generated.";</w:t>
+      </w:r>
+    </w:p>
+    <w:p>
+      <w:pPr>
+        <w:pStyle w:val="NoSpacing"/>
+        <w:rPr>
+          <w:rFonts w:ascii="Consolas" w:hAnsi="Consolas"/>
+          <w:sz w:val="19"/>
+        </w:rPr>
+      </w:pPr>
+      <w:r>
+        <w:rPr>
+          <w:rFonts w:ascii="Consolas" w:hAnsi="Consolas"/>
+          <w:sz w:val="19"/>
+        </w:rPr>
+        <w:t xml:space="preserve">                chatHistory.AddAssistantMessage(review);</w:t>
+      </w:r>
+    </w:p>
+    <w:p>
+      <w:pPr>
+        <w:pStyle w:val="NoSpacing"/>
+        <w:rPr>
+          <w:rFonts w:ascii="Consolas" w:hAnsi="Consolas"/>
+          <w:sz w:val="19"/>
+        </w:rPr>
+      </w:pPr>
+      <w:r>
+        <w:rPr>
+          <w:rFonts w:ascii="Consolas" w:hAnsi="Consolas"/>
+          <w:sz w:val="19"/>
+        </w:rPr>
+        <w:t xml:space="preserve">                Console.WriteLine($"\n[EDITOR]: {review}");</w:t>
+      </w:r>
+    </w:p>
+    <w:p>
+      <w:pPr>
+        <w:pStyle w:val="NoSpacing"/>
+        <w:rPr>
+          <w:rFonts w:ascii="Consolas" w:hAnsi="Consolas"/>
+          <w:sz w:val="19"/>
+        </w:rPr>
+      </w:pPr>
+    </w:p>
+    <w:p>
+      <w:pPr>
+        <w:pStyle w:val="NoSpacing"/>
+        <w:rPr>
+          <w:rFonts w:ascii="Consolas" w:hAnsi="Consolas"/>
+          <w:sz w:val="19"/>
+        </w:rPr>
+      </w:pPr>
       <w:r>
         <w:rPr>
           <w:rFonts w:ascii="Consolas" w:hAnsi="Consolas"/>
           <w:sz w:val="19"/>
         </w:rPr>
         <w:lastRenderedPageBreak/>
-        <w:t>&lt; MaxIterations)</w:t>
-      </w:r>
-    </w:p>
-    <w:p>
-      <w:pPr>
-        <w:pStyle w:val="NoSpacing"/>
-        <w:rPr>
-          <w:rFonts w:ascii="Consolas" w:hAnsi="Consolas"/>
-          <w:sz w:val="19"/>
-        </w:rPr>
-      </w:pPr>
-      <w:r>
-        <w:rPr>
-          <w:rFonts w:ascii="Consolas" w:hAnsi="Consolas"/>
-          <w:sz w:val="19"/>
-        </w:rPr>
-        <w:t xml:space="preserve">            {</w:t>
-      </w:r>
-    </w:p>
-    <w:p>
-      <w:pPr>
-        <w:pStyle w:val="NoSpacing"/>
-        <w:rPr>
-          <w:rFonts w:ascii="Consolas" w:hAnsi="Consolas"/>
-          <w:sz w:val="19"/>
-        </w:rPr>
-      </w:pPr>
-      <w:r>
-        <w:rPr>
-          <w:rFonts w:ascii="Consolas" w:hAnsi="Consolas"/>
-          <w:sz w:val="19"/>
-        </w:rPr>
-        <w:t xml:space="preserve">                // ---------------------------</w:t>
-      </w:r>
-    </w:p>
-    <w:p>
-      <w:pPr>
-        <w:pStyle w:val="NoSpacing"/>
-        <w:rPr>
-          <w:rFonts w:ascii="Consolas" w:hAnsi="Consolas"/>
-          <w:sz w:val="19"/>
-        </w:rPr>
-      </w:pPr>
-      <w:r>
-        <w:rPr>
-          <w:rFonts w:ascii="Consolas" w:hAnsi="Consolas"/>
-          <w:sz w:val="19"/>
-        </w:rPr>
-        <w:t xml:space="preserve">                // Copywriter turn</w:t>
-      </w:r>
-    </w:p>
-    <w:p>
-      <w:pPr>
-        <w:pStyle w:val="NoSpacing"/>
-        <w:rPr>
-          <w:rFonts w:ascii="Consolas" w:hAnsi="Consolas"/>
-          <w:sz w:val="19"/>
-        </w:rPr>
-      </w:pPr>
-      <w:r>
-        <w:rPr>
-          <w:rFonts w:ascii="Consolas" w:hAnsi="Consolas"/>
-          <w:sz w:val="19"/>
-        </w:rPr>
-        <w:t xml:space="preserve">                // ---------------------------</w:t>
-      </w:r>
-    </w:p>
-    <w:p>
-      <w:pPr>
-        <w:pStyle w:val="NoSpacing"/>
-        <w:rPr>
-          <w:rFonts w:ascii="Consolas" w:hAnsi="Consolas"/>
-          <w:sz w:val="19"/>
-        </w:rPr>
-      </w:pPr>
-    </w:p>
-    <w:p>
-      <w:pPr>
-        <w:pStyle w:val="NoSpacing"/>
-        <w:rPr>
-          <w:rFonts w:ascii="Consolas" w:hAnsi="Consolas"/>
-          <w:sz w:val="19"/>
-        </w:rPr>
-      </w:pPr>
-      <w:r>
-        <w:rPr>
-          <w:rFonts w:ascii="Consolas" w:hAnsi="Consolas"/>
-          <w:sz w:val="19"/>
-        </w:rPr>
-        <w:t xml:space="preserve">                // Inject the persona at index 0</w:t>
-      </w:r>
-    </w:p>
-    <w:p>
-      <w:pPr>
-        <w:pStyle w:val="NoSpacing"/>
-        <w:rPr>
-          <w:rFonts w:ascii="Consolas" w:hAnsi="Consolas"/>
-          <w:sz w:val="19"/>
-        </w:rPr>
-      </w:pPr>
-      <w:r>
-        <w:rPr>
-          <w:rFonts w:ascii="Consolas" w:hAnsi="Consolas"/>
-          <w:sz w:val="19"/>
-        </w:rPr>
-        <w:t xml:space="preserve">                chatHistory.Insert(0, new ChatMessageContent(AuthorRole.System, copywriterPersona));</w:t>
-      </w:r>
-    </w:p>
-    <w:p>
-      <w:pPr>
-        <w:pStyle w:val="NoSpacing"/>
-        <w:rPr>
-          <w:rFonts w:ascii="Consolas" w:hAnsi="Consolas"/>
-          <w:sz w:val="19"/>
-        </w:rPr>
-      </w:pPr>
-      <w:r>
-        <w:rPr>
-          <w:rFonts w:ascii="Consolas" w:hAnsi="Consolas"/>
-          <w:sz w:val="19"/>
-        </w:rPr>
-        <w:t xml:space="preserve">                var copywriterResult = await chatService.GetChatMessageContentAsync(chatHistory, kernel: kernel);</w:t>
-      </w:r>
-    </w:p>
-    <w:p>
-      <w:pPr>
-        <w:pStyle w:val="NoSpacing"/>
-        <w:rPr>
-          <w:rFonts w:ascii="Consolas" w:hAnsi="Consolas"/>
-          <w:sz w:val="19"/>
-        </w:rPr>
-      </w:pPr>
-    </w:p>
-    <w:p>
-      <w:pPr>
-        <w:pStyle w:val="NoSpacing"/>
-        <w:rPr>
-          <w:rFonts w:ascii="Consolas" w:hAnsi="Consolas"/>
-          <w:sz w:val="19"/>
-        </w:rPr>
-      </w:pPr>
-      <w:r>
-        <w:rPr>
-          <w:rFonts w:ascii="Consolas" w:hAnsi="Consolas"/>
-          <w:sz w:val="19"/>
-        </w:rPr>
-        <w:t xml:space="preserve">                // Cleanup the system Persona at index 0</w:t>
-      </w:r>
-    </w:p>
-    <w:p>
-      <w:pPr>
-        <w:pStyle w:val="NoSpacing"/>
-        <w:rPr>
-          <w:rFonts w:ascii="Consolas" w:hAnsi="Consolas"/>
-          <w:sz w:val="19"/>
-        </w:rPr>
-      </w:pPr>
-      <w:r>
-        <w:rPr>
-          <w:rFonts w:ascii="Consolas" w:hAnsi="Consolas"/>
-          <w:sz w:val="19"/>
-        </w:rPr>
-        <w:t xml:space="preserve">                chatHistory.RemoveAt(0);</w:t>
-      </w:r>
-    </w:p>
-    <w:p>
-      <w:pPr>
-        <w:pStyle w:val="NoSpacing"/>
-        <w:rPr>
-          <w:rFonts w:ascii="Consolas" w:hAnsi="Consolas"/>
-          <w:sz w:val="19"/>
-        </w:rPr>
-      </w:pPr>
-    </w:p>
-    <w:p>
-      <w:pPr>
-        <w:pStyle w:val="NoSpacing"/>
-        <w:rPr>
-          <w:rFonts w:ascii="Consolas" w:hAnsi="Consolas"/>
-          <w:sz w:val="19"/>
-        </w:rPr>
-      </w:pPr>
-      <w:r>
-        <w:rPr>
-          <w:rFonts w:ascii="Consolas" w:hAnsi="Consolas"/>
-          <w:sz w:val="19"/>
-        </w:rPr>
-        <w:t xml:space="preserve">                string slogan = copywriterResult.Content ?? "No slogan generated.";</w:t>
-      </w:r>
-    </w:p>
-    <w:p>
-      <w:pPr>
-        <w:pStyle w:val="NoSpacing"/>
-        <w:rPr>
-          <w:rFonts w:ascii="Consolas" w:hAnsi="Consolas"/>
-          <w:sz w:val="19"/>
-        </w:rPr>
-      </w:pPr>
-      <w:r>
-        <w:rPr>
-          <w:rFonts w:ascii="Consolas" w:hAnsi="Consolas"/>
-          <w:sz w:val="19"/>
-        </w:rPr>
-        <w:t xml:space="preserve">                chatHistory.AddAssistantMessage(slogan);</w:t>
-      </w:r>
-    </w:p>
-    <w:p>
-      <w:pPr>
-        <w:pStyle w:val="NoSpacing"/>
-        <w:rPr>
-          <w:rFonts w:ascii="Consolas" w:hAnsi="Consolas"/>
-          <w:sz w:val="19"/>
-        </w:rPr>
-      </w:pPr>
-      <w:r>
-        <w:rPr>
-          <w:rFonts w:ascii="Consolas" w:hAnsi="Consolas"/>
-          <w:sz w:val="19"/>
-        </w:rPr>
-        <w:t xml:space="preserve">                Console.WriteLine($"\n[COPYWRITER]: {slogan}");</w:t>
-      </w:r>
-    </w:p>
-    <w:p>
-      <w:pPr>
-        <w:pStyle w:val="NoSpacing"/>
-        <w:rPr>
-          <w:rFonts w:ascii="Consolas" w:hAnsi="Consolas"/>
-          <w:sz w:val="19"/>
-        </w:rPr>
-      </w:pPr>
-    </w:p>
-    <w:p>
-      <w:pPr>
-        <w:pStyle w:val="NoSpacing"/>
-        <w:rPr>
-          <w:rFonts w:ascii="Consolas" w:hAnsi="Consolas"/>
-          <w:sz w:val="19"/>
-        </w:rPr>
-      </w:pPr>
-      <w:r>
-        <w:rPr>
-          <w:rFonts w:ascii="Consolas" w:hAnsi="Consolas"/>
-          <w:sz w:val="19"/>
-        </w:rPr>
-        <w:t xml:space="preserve">                // --- GEMINI PROTOCOL NUDGE ---</w:t>
-      </w:r>
-    </w:p>
-    <w:p>
-      <w:pPr>
-        <w:pStyle w:val="NoSpacing"/>
-        <w:rPr>
-          <w:rFonts w:ascii="Consolas" w:hAnsi="Consolas"/>
-          <w:sz w:val="19"/>
-        </w:rPr>
-      </w:pPr>
-      <w:r>
-        <w:rPr>
-          <w:rFonts w:ascii="Consolas" w:hAnsi="Consolas"/>
-          <w:sz w:val="19"/>
-        </w:rPr>
-        <w:t xml:space="preserve">                // Gemini requires User -&gt; Assistant alternating conversation</w:t>
-      </w:r>
-    </w:p>
-    <w:p>
-      <w:pPr>
-        <w:pStyle w:val="NoSpacing"/>
-        <w:rPr>
-          <w:rFonts w:ascii="Consolas" w:hAnsi="Consolas"/>
-          <w:sz w:val="19"/>
-        </w:rPr>
-      </w:pPr>
-      <w:r>
-        <w:rPr>
-          <w:rFonts w:ascii="Consolas" w:hAnsi="Consolas"/>
-          <w:sz w:val="19"/>
-        </w:rPr>
-        <w:t xml:space="preserve">                // We add a 'User' instruction to prepare for the Editor's turn</w:t>
-      </w:r>
-    </w:p>
-    <w:p>
-      <w:pPr>
-        <w:pStyle w:val="NoSpacing"/>
-        <w:rPr>
-          <w:rFonts w:ascii="Consolas" w:hAnsi="Consolas"/>
-          <w:sz w:val="19"/>
-        </w:rPr>
-      </w:pPr>
-      <w:r>
-        <w:rPr>
-          <w:rFonts w:ascii="Consolas" w:hAnsi="Consolas"/>
-          <w:sz w:val="19"/>
-        </w:rPr>
-        <w:t xml:space="preserve">                chatHistory.AddUserMessage("Editor, please review the slogan above.");</w:t>
-      </w:r>
-    </w:p>
-    <w:p>
-      <w:pPr>
-        <w:pStyle w:val="NoSpacing"/>
-        <w:rPr>
-          <w:rFonts w:ascii="Consolas" w:hAnsi="Consolas"/>
-          <w:sz w:val="19"/>
-        </w:rPr>
-      </w:pPr>
-    </w:p>
-    <w:p>
-      <w:pPr>
-        <w:pStyle w:val="NoSpacing"/>
-        <w:rPr>
-          <w:rFonts w:ascii="Consolas" w:hAnsi="Consolas"/>
-          <w:sz w:val="19"/>
-        </w:rPr>
-      </w:pPr>
-      <w:r>
-        <w:rPr>
-          <w:rFonts w:ascii="Consolas" w:hAnsi="Consolas"/>
-          <w:sz w:val="19"/>
-        </w:rPr>
-        <w:t xml:space="preserve">                // ---------------------------</w:t>
-      </w:r>
-    </w:p>
-    <w:p>
-      <w:pPr>
-        <w:pStyle w:val="NoSpacing"/>
-        <w:rPr>
-          <w:rFonts w:ascii="Consolas" w:hAnsi="Consolas"/>
-          <w:sz w:val="19"/>
-        </w:rPr>
-      </w:pPr>
-      <w:r>
-        <w:rPr>
-          <w:rFonts w:ascii="Consolas" w:hAnsi="Consolas"/>
-          <w:sz w:val="19"/>
-        </w:rPr>
-        <w:t xml:space="preserve">                // Editor turn</w:t>
-      </w:r>
-    </w:p>
-    <w:p>
-      <w:pPr>
-        <w:pStyle w:val="NoSpacing"/>
-        <w:rPr>
-          <w:rFonts w:ascii="Consolas" w:hAnsi="Consolas"/>
-          <w:sz w:val="19"/>
-        </w:rPr>
-      </w:pPr>
-      <w:r>
-        <w:rPr>
-          <w:rFonts w:ascii="Consolas" w:hAnsi="Consolas"/>
-          <w:sz w:val="19"/>
-        </w:rPr>
-        <w:t xml:space="preserve">                // ---------------------------</w:t>
-      </w:r>
-    </w:p>
-    <w:p>
-      <w:pPr>
-        <w:pStyle w:val="NoSpacing"/>
-        <w:rPr>
-          <w:rFonts w:ascii="Consolas" w:hAnsi="Consolas"/>
-          <w:sz w:val="19"/>
-        </w:rPr>
-      </w:pPr>
-      <w:r>
-        <w:rPr>
-          <w:rFonts w:ascii="Consolas" w:hAnsi="Consolas"/>
-          <w:sz w:val="19"/>
-        </w:rPr>
-        <w:t xml:space="preserve">                chatHistory.Insert(0, new ChatMessageContent(AuthorRole.System, editorPersona));</w:t>
-      </w:r>
-    </w:p>
-    <w:p>
-      <w:pPr>
-        <w:pStyle w:val="NoSpacing"/>
-        <w:rPr>
-          <w:rFonts w:ascii="Consolas" w:hAnsi="Consolas"/>
-          <w:sz w:val="19"/>
-        </w:rPr>
-      </w:pPr>
-    </w:p>
-    <w:p>
-      <w:pPr>
-        <w:pStyle w:val="NoSpacing"/>
-        <w:rPr>
-          <w:rFonts w:ascii="Consolas" w:hAnsi="Consolas"/>
-          <w:sz w:val="19"/>
-        </w:rPr>
-      </w:pPr>
-      <w:r>
-        <w:rPr>
-          <w:rFonts w:ascii="Consolas" w:hAnsi="Consolas"/>
-          <w:sz w:val="19"/>
-        </w:rPr>
-        <w:t xml:space="preserve">                var editorResult = await chatService.GetChatMessageContentAsync(chatHistory, kernel: kernel);</w:t>
-      </w:r>
-    </w:p>
-    <w:p>
-      <w:pPr>
-        <w:pStyle w:val="NoSpacing"/>
-        <w:rPr>
-          <w:rFonts w:ascii="Consolas" w:hAnsi="Consolas"/>
-          <w:sz w:val="19"/>
-        </w:rPr>
-      </w:pPr>
-    </w:p>
-    <w:p>
-      <w:pPr>
-        <w:pStyle w:val="NoSpacing"/>
-        <w:rPr>
-          <w:rFonts w:ascii="Consolas" w:hAnsi="Consolas"/>
-          <w:sz w:val="19"/>
-        </w:rPr>
-      </w:pPr>
-      <w:r>
-        <w:rPr>
-          <w:rFonts w:ascii="Consolas" w:hAnsi="Consolas"/>
-          <w:sz w:val="19"/>
-        </w:rPr>
-        <w:t xml:space="preserve">                chatHistory.RemoveAt(0);</w:t>
-      </w:r>
-    </w:p>
-    <w:p>
-      <w:pPr>
-        <w:pStyle w:val="NoSpacing"/>
-        <w:rPr>
-          <w:rFonts w:ascii="Consolas" w:hAnsi="Consolas"/>
-          <w:sz w:val="19"/>
-        </w:rPr>
-      </w:pPr>
-    </w:p>
-    <w:p>
-      <w:pPr>
-        <w:pStyle w:val="NoSpacing"/>
-        <w:rPr>
-          <w:rFonts w:ascii="Consolas" w:hAnsi="Consolas"/>
-          <w:sz w:val="19"/>
-        </w:rPr>
-      </w:pPr>
-      <w:r>
-        <w:rPr>
-          <w:rFonts w:ascii="Consolas" w:hAnsi="Consolas"/>
-          <w:sz w:val="19"/>
-        </w:rPr>
-        <w:t xml:space="preserve">                string review = editorResult.Content ?? "No review generated.";</w:t>
-      </w:r>
-    </w:p>
-    <w:p>
-      <w:pPr>
-        <w:pStyle w:val="NoSpacing"/>
-        <w:rPr>
-          <w:rFonts w:ascii="Consolas" w:hAnsi="Consolas"/>
-          <w:sz w:val="19"/>
-        </w:rPr>
-      </w:pPr>
-      <w:r>
-        <w:rPr>
-          <w:rFonts w:ascii="Consolas" w:hAnsi="Consolas"/>
-          <w:sz w:val="19"/>
-        </w:rPr>
-        <w:t xml:space="preserve">                chatHistory.AddAssistantMessage(review);</w:t>
-      </w:r>
-    </w:p>
-    <w:p>
-      <w:pPr>
-        <w:pStyle w:val="NoSpacing"/>
-        <w:rPr>
-          <w:rFonts w:ascii="Consolas" w:hAnsi="Consolas"/>
-          <w:sz w:val="19"/>
-        </w:rPr>
-      </w:pPr>
-      <w:r>
-        <w:rPr>
-          <w:rFonts w:ascii="Consolas" w:hAnsi="Consolas"/>
-          <w:sz w:val="19"/>
-        </w:rPr>
-        <w:t xml:space="preserve">                Console.WriteLine($"\n[EDITOR]: {review}");</w:t>
-      </w:r>
-    </w:p>
-    <w:p>
-      <w:pPr>
-        <w:pStyle w:val="NoSpacing"/>
-        <w:rPr>
-          <w:rFonts w:ascii="Consolas" w:hAnsi="Consolas"/>
-          <w:sz w:val="19"/>
-        </w:rPr>
-      </w:pPr>
-    </w:p>
-    <w:p>
-      <w:pPr>
-        <w:pStyle w:val="NoSpacing"/>
-        <w:rPr>
-          <w:rFonts w:ascii="Consolas" w:hAnsi="Consolas"/>
-          <w:sz w:val="19"/>
-        </w:rPr>
-      </w:pPr>
-      <w:r>
-        <w:rPr>
-          <w:rFonts w:ascii="Consolas" w:hAnsi="Consolas"/>
-          <w:sz w:val="19"/>
-        </w:rPr>
         <w:t xml:space="preserve">                if (review.Contains("APPROVED", StringComparison.OrdinalIgnoreCase))</w:t>
       </w:r>
     </w:p>
@@ -1699,7 +2121,87 @@
           <w:rFonts w:ascii="Consolas" w:hAnsi="Consolas"/>
           <w:sz w:val="19"/>
         </w:rPr>
-        <w:t xml:space="preserve">            Console.WriteLine(isComplete ? "\nWorkflow Finalized." : "\nMax iterations reached.");</w:t>
+        <w:t xml:space="preserve">            if (isComplete)</w:t>
+      </w:r>
+    </w:p>
+    <w:p>
+      <w:pPr>
+        <w:pStyle w:val="NoSpacing"/>
+        <w:rPr>
+          <w:rFonts w:ascii="Consolas" w:hAnsi="Consolas"/>
+          <w:sz w:val="19"/>
+        </w:rPr>
+      </w:pPr>
+      <w:r>
+        <w:rPr>
+          <w:rFonts w:ascii="Consolas" w:hAnsi="Consolas"/>
+          <w:sz w:val="19"/>
+        </w:rPr>
+        <w:t xml:space="preserve">                Console.WriteLine("\nWorkflow Finalized.");</w:t>
+      </w:r>
+    </w:p>
+    <w:p>
+      <w:pPr>
+        <w:pStyle w:val="NoSpacing"/>
+        <w:rPr>
+          <w:rFonts w:ascii="Consolas" w:hAnsi="Consolas"/>
+          <w:sz w:val="19"/>
+        </w:rPr>
+      </w:pPr>
+      <w:r>
+        <w:rPr>
+          <w:rFonts w:ascii="Consolas" w:hAnsi="Consolas"/>
+          <w:sz w:val="19"/>
+        </w:rPr>
+        <w:t xml:space="preserve">            else if (hadError)</w:t>
+      </w:r>
+    </w:p>
+    <w:p>
+      <w:pPr>
+        <w:pStyle w:val="NoSpacing"/>
+        <w:rPr>
+          <w:rFonts w:ascii="Consolas" w:hAnsi="Consolas"/>
+          <w:sz w:val="19"/>
+        </w:rPr>
+      </w:pPr>
+      <w:r>
+        <w:rPr>
+          <w:rFonts w:ascii="Consolas" w:hAnsi="Consolas"/>
+          <w:sz w:val="19"/>
+        </w:rPr>
+        <w:t xml:space="preserve">                Console.WriteLine("\nCollaboration stopped early due to an error.");</w:t>
+      </w:r>
+    </w:p>
+    <w:p>
+      <w:pPr>
+        <w:pStyle w:val="NoSpacing"/>
+        <w:rPr>
+          <w:rFonts w:ascii="Consolas" w:hAnsi="Consolas"/>
+          <w:sz w:val="19"/>
+        </w:rPr>
+      </w:pPr>
+      <w:r>
+        <w:rPr>
+          <w:rFonts w:ascii="Consolas" w:hAnsi="Consolas"/>
+          <w:sz w:val="19"/>
+        </w:rPr>
+        <w:t xml:space="preserve">            else</w:t>
+      </w:r>
+    </w:p>
+    <w:p>
+      <w:pPr>
+        <w:pStyle w:val="NoSpacing"/>
+        <w:rPr>
+          <w:rFonts w:ascii="Consolas" w:hAnsi="Consolas"/>
+          <w:sz w:val="19"/>
+        </w:rPr>
+      </w:pPr>
+      <w:r>
+        <w:rPr>
+          <w:rFonts w:ascii="Consolas" w:hAnsi="Consolas"/>
+          <w:sz w:val="19"/>
+        </w:rPr>
+        <w:t xml:space="preserve">                Console.WriteLine("\nMax iterations reached.");</w:t>
       </w:r>
     </w:p>
     <w:p>
